--- a/v5.0/templates/word-templates/template-prose-long.docx
+++ b/v5.0/templates/word-templates/template-prose-long.docx
@@ -2,61 +2,275 @@
 <file path=word/document.xml><?xml version="1.0" encoding="utf-8"?>
 <w:document xmlns:wpc="http://schemas.microsoft.com/office/word/2010/wordprocessingCanvas" xmlns:mc="http://schemas.openxmlformats.org/markup-compatibility/2006" xmlns:o="urn:schemas-microsoft-com:office:office" xmlns:r="http://schemas.openxmlformats.org/officeDocument/2006/relationships" xmlns:m="http://schemas.openxmlformats.org/officeDocument/2006/math" xmlns:v="urn:schemas-microsoft-com:vml" xmlns:wp="http://schemas.openxmlformats.org/drawingml/2006/wordprocessingDrawing" xmlns:w="http://schemas.openxmlformats.org/wordprocessingml/2006/main" xmlns:wpg="http://schemas.microsoft.com/office/word/2010/wordprocessingGroup" xmlns:wpi="http://schemas.microsoft.com/office/word/2010/wordprocessingInk" xmlns:a="http://schemas.openxmlformats.org/drawingml/2006/main" xmlns:wne="http://schemas.microsoft.com/office/word/2006/wordml" xmlns:wps="http://schemas.microsoft.com/office/word/2010/wordprocessingShape" xmlns:w10="urn:schemas-microsoft-com:office:word" xmlns:wp14="http://schemas.microsoft.com/office/word/2010/wordprocessingDrawing" xmlns:w14="http://schemas.microsoft.com/office/word/2010/wordml" xmlns:w15="http://schemas.microsoft.com/office/word/2012/wordml" xmlns:w16cex="http://schemas.microsoft.com/office/word/2018/wordml/cex" xmlns:w16cid="http://schemas.microsoft.com/office/word/2016/wordml/cid" xmlns:w16="http://schemas.microsoft.com/office/word/2018/wordml" xmlns:w16sdtdh="http://schemas.microsoft.com/office/word/2020/wordml/sdtdatahash" xmlns:w16se="http://schemas.microsoft.com/office/word/2015/wordml/symex" mc:Ignorable="w14 w15 w16se w16cid w16 w16cex w16sdtdh wp14">
   <w:body>
-    <w:p xmlns:wp14="http://schemas.microsoft.com/office/word/2010/wordml" wp14:textId="77777777">
-      <w:pPr>
-        <w:pStyle w:val="1012"/>
-        <w:suppressLineNumbers w:val="0"/>
+    <w:tbl>
+      <w:tblPr>
+        <w:tblStyle w:val="750"/>
+        <w:tblW w:w="0" w:type="auto"/>
+        <w:tblCellMar>
+          <w:left w:w="0" w:type="dxa"/>
+          <w:top w:w="0" w:type="dxa"/>
+          <w:right w:w="0" w:type="dxa"/>
+          <w:bottom w:w="0" w:type="dxa"/>
+        </w:tblCellMar>
+        <w:tblBorders/>
+        <w:tblLook w:val="0600" w:firstRow="0" w:lastRow="0" w:firstColumn="0" w:lastColumn="0" w:noHBand="1" w:noVBand="1"/>
+      </w:tblPr>
+      <w:tblGrid>
+        <w:gridCol w:w="4680"/>
+        <w:gridCol w:w="4680"/>
+      </w:tblGrid>
+      <w:tr>
+        <w:trPr/>
+        <w:tc>
+          <w:tcPr>
+            <w:tcBorders>
+              <w:top w:val="none" w:color="000000" w:sz="4" w:space="0"/>
+              <w:left w:val="none" w:color="000000" w:sz="4" w:space="0"/>
+              <w:bottom w:val="none" w:color="000000" w:sz="4" w:space="0"/>
+              <w:right w:val="none" w:color="000000" w:sz="4" w:space="0"/>
+            </w:tcBorders>
+            <w:tcW w:w="4680" w:type="dxa"/>
+            <w:textDirection w:val="lrTb"/>
+            <w:noWrap w:val="false"/>
+          </w:tcPr>
+          <w:p>
+            <w:pPr>
+              <w:pStyle w:val="962"/>
+              <w:suppressLineNumbers w:val="false"/>
+              <w:pBdr/>
+              <w:spacing w:line="276" w:lineRule="auto"/>
+              <w:ind/>
+              <w:rPr/>
+            </w:pPr>
+            <w:r>
+              <w:rPr>
+                <w:sz w:val="22"/>
+                <w:szCs w:val="22"/>
+              </w:rPr>
+            </w:r>
+            <w:r>
+              <w:t xml:space="preserve">Howard Phillips Lovecraft (he/him)</w:t>
+            </w:r>
+            <w:r/>
+          </w:p>
+          <w:p>
+            <w:pPr>
+              <w:pStyle w:val="962"/>
+              <w:suppressLineNumbers w:val="false"/>
+              <w:pBdr/>
+              <w:spacing w:line="276" w:lineRule="auto"/>
+              <w:ind/>
+              <w:rPr/>
+            </w:pPr>
+            <w:r>
+              <w:t xml:space="preserve">65 Prospect Street, Providence, RI 02906</w:t>
+            </w:r>
+            <w:r/>
+          </w:p>
+          <w:p>
+            <w:pPr>
+              <w:pStyle w:val="962"/>
+              <w:suppressLineNumbers w:val="false"/>
+              <w:pBdr/>
+              <w:spacing w:line="276" w:lineRule="auto"/>
+              <w:ind/>
+              <w:rPr/>
+            </w:pPr>
+            <w:r>
+              <w:t xml:space="preserve">crawlingchaos@example.com</w:t>
+            </w:r>
+            <w:r/>
+          </w:p>
+          <w:p>
+            <w:pPr>
+              <w:pStyle w:val="962"/>
+              <w:suppressLineNumbers w:val="false"/>
+              <w:pBdr/>
+              <w:spacing w:line="276" w:lineRule="auto"/>
+              <w:ind/>
+              <w:rPr/>
+            </w:pPr>
+            <w:r>
+              <w:rPr>
+                <w:highlight w:val="none"/>
+              </w:rPr>
+            </w:r>
+            <w:r>
+              <w:rPr>
+                <w:highlight w:val="none"/>
+              </w:rPr>
+            </w:r>
+            <w:r/>
+          </w:p>
+          <w:p>
+            <w:pPr>
+              <w:pStyle w:val="962"/>
+              <w:suppressLineNumbers w:val="false"/>
+              <w:pBdr/>
+              <w:spacing w:line="276" w:lineRule="auto"/>
+              <w:ind/>
+              <w:rPr>
+                <w:highlight w:val="none"/>
+              </w:rPr>
+            </w:pPr>
+            <w:r>
+              <w:t xml:space="preserve">Member: New England Cosmic Horror Guild</w:t>
+            </w:r>
+            <w:r>
+              <w:rPr>
+                <w:highlight w:val="none"/>
+              </w:rPr>
+            </w:r>
+            <w:r>
+              <w:rPr>
+                <w:highlight w:val="none"/>
+              </w:rPr>
+            </w:r>
+          </w:p>
+        </w:tc>
+        <w:tc>
+          <w:tcPr>
+            <w:tcBorders>
+              <w:top w:val="none" w:color="000000" w:sz="4" w:space="0"/>
+              <w:left w:val="none" w:color="000000" w:sz="4" w:space="0"/>
+              <w:bottom w:val="none" w:color="000000" w:sz="4" w:space="0"/>
+              <w:right w:val="none" w:color="000000" w:sz="4" w:space="0"/>
+            </w:tcBorders>
+            <w:tcW w:w="4680" w:type="dxa"/>
+            <w:textDirection w:val="lrTb"/>
+            <w:noWrap w:val="false"/>
+          </w:tcPr>
+          <w:p>
+            <w:pPr>
+              <w:pBdr/>
+              <w:spacing/>
+              <w:ind/>
+              <w:rPr/>
+            </w:pPr>
+            <w:r/>
+            <w:r/>
+          </w:p>
+        </w:tc>
+      </w:tr>
+    </w:tbl>
+    <w:p>
+      <w:pPr>
+        <w:pStyle w:val="964"/>
+        <w:suppressLineNumbers w:val="false"/>
         <w:pBdr>
           <w:top w:val="none" w:color="000000" w:sz="4" w:space="0"/>
         </w:pBdr>
-        <w:spacing w:before="4320" w:beforeAutospacing="off" w:after="288" w:line="480" w:lineRule="auto"/>
+        <w:spacing w:after="288" w:before="4320" w:beforeAutospacing="0" w:line="480" w:lineRule="auto"/>
         <w:ind w:firstLine="0"/>
         <w:jc w:val="center"/>
+        <w:rPr>
+          <w:highlight w:val="none"/>
+          <w14:ligatures w14:val="none"/>
+        </w:rPr>
       </w:pPr>
       <w:r>
-        <w:rPr/>
         <w:t xml:space="preserve">At the Mountains of Madness</w:t>
       </w:r>
-      <w:r/>
       <w:r>
         <w:br/>
       </w:r>
       <w:r>
-        <w:rPr/>
         <w:t xml:space="preserve">by H.P. Lovecraft</w:t>
       </w:r>
-    </w:p>
-    <w:p xmlns:wp14="http://schemas.microsoft.com/office/word/2010/wordml" wp14:textId="6D528C30">
-      <w:pPr>
-        <w:pStyle w:val="983"/>
-      </w:pPr>
-    </w:p>
-    <w:p xmlns:wp14="http://schemas.microsoft.com/office/word/2010/wordml" wp14:textId="4E90F04F">
-      <w:pPr>
-        <w:suppressLineNumbers w:val="false"/>
-        <w:spacing w:before="4320" w:beforeAutospacing="0" w:after="288" w:line="480" w:lineRule="auto"/>
-        <w:ind/>
-      </w:pPr>
       <w:r>
-        <w:br w:type="page"/>
+        <w:rPr>
+          <w:highlight w:val="none"/>
+          <w14:ligatures w14:val="none"/>
+        </w:rPr>
+      </w:r>
+      <w:r>
+        <w:rPr>
+          <w:highlight w:val="none"/>
+          <w14:ligatures w14:val="none"/>
+        </w:rPr>
       </w:r>
     </w:p>
-    <w:p xmlns:wp14="http://schemas.microsoft.com/office/word/2010/wordml" wp14:textId="7C061754">
-      <w:pPr>
-        <w:pStyle w:val="983"/>
-      </w:pPr>
-    </w:p>
-    <w:p xmlns:wp14="http://schemas.microsoft.com/office/word/2010/wordml" wp14:textId="62497BC1">
-      <w:pPr>
-        <w:pStyle w:val="1022"/>
+    <w:p>
+      <w:pPr>
+        <w:pStyle w:val="973"/>
+        <w:suppressLineNumbers w:val="false"/>
+        <w:pBdr/>
+        <w:spacing/>
+        <w:ind/>
+        <w:rPr>
+          <w:highlight w:val="none"/>
+          <w14:ligatures w14:val="none"/>
+        </w:rPr>
       </w:pPr>
       <w:r>
-        <w:rPr/>
-        <w:t xml:space="preserve">Chapter </w:t>
+        <w:rPr>
+          <w:highlight w:val="none"/>
+          <w14:ligatures w14:val="none"/>
+        </w:rPr>
+        <w:br w:type="page" w:clear="all"/>
       </w:r>
       <w:r>
-        <w:rPr/>
-        <w:t xml:space="preserve">1</w:t>
+        <w:rPr>
+          <w:highlight w:val="none"/>
+          <w14:ligatures w14:val="none"/>
+        </w:rPr>
+      </w:r>
+      <w:r>
+        <w:rPr>
+          <w:highlight w:val="none"/>
+          <w14:ligatures w14:val="none"/>
+        </w:rPr>
+      </w:r>
+    </w:p>
+    <w:p>
+      <w:pPr>
+        <w:pStyle w:val="964"/>
+        <w:suppressLineNumbers w:val="false"/>
+        <w:pBdr>
+          <w:top w:val="none" w:color="000000" w:sz="4" w:space="0"/>
+        </w:pBdr>
+        <w:spacing w:after="288" w:before="4320" w:beforeAutospacing="0" w:line="480" w:lineRule="auto"/>
+        <w:ind w:firstLine="0"/>
+        <w:jc w:val="center"/>
+        <w:rPr>
+          <w:highlight w:val="none"/>
+          <w14:ligatures w14:val="none"/>
+        </w:rPr>
+      </w:pPr>
+      <w:r>
+        <w:rPr>
+          <w:highlight w:val="none"/>
+        </w:rPr>
+      </w:r>
+      <w:r>
+        <w:rPr>
+          <w:highlight w:val="none"/>
+          <w14:ligatures w14:val="none"/>
+        </w:rPr>
+      </w:r>
+      <w:r>
+        <w:rPr>
+          <w:highlight w:val="none"/>
+          <w14:ligatures w14:val="none"/>
+        </w:rPr>
+      </w:r>
+    </w:p>
+    <w:p>
+      <w:pPr>
+        <w:pStyle w:val="971"/>
+        <w:suppressLineNumbers w:val="false"/>
+        <w:pBdr/>
+        <w:spacing/>
+        <w:ind/>
+        <w:rPr>
+          <w:highlight w:val="none"/>
+        </w:rPr>
+      </w:pPr>
+      <w:r>
+        <w:rPr>
+          <w:highlight w:val="none"/>
+        </w:rPr>
+        <w:t xml:space="preserve">Chapter 1</w:t>
       </w:r>
       <w:r>
         <w:rPr>
@@ -69,12 +283,11 @@
         </w:rPr>
       </w:r>
     </w:p>
-    <w:p xmlns:wp14="http://schemas.microsoft.com/office/word/2010/wordml" wp14:textId="77777777">
-      <w:pPr>
+    <w:p>
+      <w:pPr>
+        <w:pStyle w:val="973"/>
         <w:suppressLineNumbers w:val="false"/>
-        <w:pBdr>
-          <w:top w:val="none" w:color="000000" w:sz="4" w:space="0"/>
-        </w:pBdr>
+        <w:pBdr/>
         <w:spacing/>
         <w:ind/>
         <w:rPr/>
@@ -88,19 +301,37 @@
         <w:rPr>
           <w:highlight w:val="none"/>
         </w:rPr>
-        <w:t xml:space="preserve">I am forced into speech because men of science have refused to follow my advice without knowing why. It is altogether against my will that I tell my reasons for opposing this contemplated invasion of the antarctic—with its vast fossil-hunt and its wholesale</w:t>
+        <w:t xml:space="preserve">I</w:t>
       </w:r>
       <w:r>
         <w:rPr>
           <w:highlight w:val="none"/>
         </w:rPr>
-        <w:t xml:space="preserve"> boring and melting of the ancient ice-cap—and I am the more reluctant because my warning may be in vain. Doubt of the real facts, as I must reveal them, is inevitable; yet if I suppressed what will seem extravagant and incredible there would be nothing lef</w:t>
+        <w:t xml:space="preserve"> am forced into speech because men of science have refused to follow my advice without knowing why. It is altogether against my will that I tell my reasons for opposing this contemplated invasion of the antarctic—with its vast fossil-hunt and its wholesale</w:t>
       </w:r>
       <w:r>
         <w:rPr>
           <w:highlight w:val="none"/>
         </w:rPr>
-        <w:t xml:space="preserve">t. The hitherto withheld photographs, both ordinary and aërial, will count in my favour; for they are damnably vivid and graphic. Still, they will be doubted because of the great lengths to which clever fakery can be carried. The ink drawings, of course, wi</w:t>
+        <w:t xml:space="preserve"> </w:t>
+      </w:r>
+      <w:r>
+        <w:rPr>
+          <w:highlight w:val="none"/>
+        </w:rPr>
+        <w:t xml:space="preserve">boring and melting of the ancient ice-cap—and I am the more reluctant because my warning may be in vain. Doubt of the real facts, as I must reveal them, is inevitable; yet if I suppressed what will seem extravagant and incredible there would be nothing lef</w:t>
+      </w:r>
+      <w:r>
+        <w:rPr>
+          <w:highlight w:val="none"/>
+        </w:rPr>
+        <w:t xml:space="preserve">t</w:t>
+      </w:r>
+      <w:r>
+        <w:rPr>
+          <w:highlight w:val="none"/>
+        </w:rPr>
+        <w:t xml:space="preserve">. The hitherto withheld photographs, both ordinary and aërial, will count in my favour; for they are damnably vivid and graphic. Still, they will be doubted because of the great lengths to which clever fakery can be carried. The ink drawings, of course, wi</w:t>
       </w:r>
       <w:r>
         <w:rPr>
@@ -113,23 +344,13 @@
           <w:highlight w:val="none"/>
         </w:rPr>
       </w:r>
-      <w:r>
-        <w:rPr>
-          <w:highlight w:val="none"/>
-        </w:rPr>
-      </w:r>
-      <w:r>
-        <w:rPr>
-          <w:highlight w:val="none"/>
-        </w:rPr>
-      </w:r>
+      <w:r/>
     </w:p>
-    <w:p xmlns:wp14="http://schemas.microsoft.com/office/word/2010/wordml" wp14:textId="77777777">
-      <w:pPr>
+    <w:p>
+      <w:pPr>
+        <w:pStyle w:val="973"/>
         <w:suppressLineNumbers w:val="false"/>
-        <w:pBdr>
-          <w:top w:val="none" w:color="000000" w:sz="4" w:space="0"/>
-        </w:pBdr>
+        <w:pBdr/>
         <w:spacing/>
         <w:ind/>
         <w:rPr>
@@ -148,14 +369,22 @@
         </w:rPr>
         <w:t xml:space="preserve">his document templates a long-form narrative that is divided into the more typical chapters and scenes While most short stories are just a series of scenes, most books-length (long-form) manuscripts are divided into chapters and scenes.</w:t>
       </w:r>
-      <w:r/>
+      <w:r>
+        <w:rPr>
+          <w:highlight w:val="none"/>
+        </w:rPr>
+      </w:r>
+      <w:r>
+        <w:rPr>
+          <w:highlight w:val="none"/>
+        </w:rPr>
+      </w:r>
     </w:p>
-    <w:p xmlns:wp14="http://schemas.microsoft.com/office/word/2010/wordml" wp14:textId="77777777">
-      <w:pPr>
+    <w:p>
+      <w:pPr>
+        <w:pStyle w:val="973"/>
         <w:suppressLineNumbers w:val="false"/>
-        <w:pBdr>
-          <w:top w:val="none" w:color="000000" w:sz="4" w:space="0"/>
-        </w:pBdr>
+        <w:pBdr/>
         <w:spacing/>
         <w:ind/>
         <w:rPr>
@@ -197,7 +426,6 @@
         </w:rPr>
         <w:t xml:space="preserve">, sed convallis tortor interdum porta. Integer quam purus, cursus vel suscipit id, bibendum vel leo. Morbi ac urna elit.</w:t>
       </w:r>
-      <w:r/>
       <w:r>
         <w:rPr>
           <w:highlight w:val="none"/>
@@ -209,13 +437,11 @@
         </w:rPr>
       </w:r>
     </w:p>
-    <w:p xmlns:wp14="http://schemas.microsoft.com/office/word/2010/wordml" wp14:textId="77777777">
-      <w:pPr>
-        <w:pStyle w:val="1013"/>
+    <w:p>
+      <w:pPr>
+        <w:pStyle w:val="975"/>
         <w:suppressLineNumbers w:val="false"/>
-        <w:pBdr>
-          <w:top w:val="none" w:color="000000" w:sz="4" w:space="0"/>
-        </w:pBdr>
+        <w:pBdr/>
         <w:spacing/>
         <w:ind w:firstLine="0"/>
         <w:jc w:val="center"/>
@@ -242,42 +468,39 @@
           <w14:ligatures w14:val="none"/>
         </w:rPr>
       </w:r>
+    </w:p>
+    <w:p>
+      <w:pPr>
+        <w:pStyle w:val="973"/>
+        <w:suppressLineNumbers w:val="false"/>
+        <w:pBdr/>
+        <w:spacing/>
+        <w:ind/>
+        <w:rPr/>
+      </w:pPr>
       <w:r>
         <w:rPr>
           <w:highlight w:val="none"/>
         </w:rPr>
-      </w:r>
-      <w:r/>
-      <w:r>
-        <w:rPr>
-          <w:highlight w:val="none"/>
-          <w14:ligatures w14:val="none"/>
-        </w:rPr>
-      </w:r>
-    </w:p>
-    <w:p xmlns:wp14="http://schemas.microsoft.com/office/word/2010/wordml" wp14:textId="77777777">
-      <w:pPr>
-        <w:suppressLineNumbers w:val="false"/>
-        <w:pBdr>
-          <w:top w:val="none" w:color="000000" w:sz="4" w:space="0"/>
-        </w:pBdr>
-        <w:spacing/>
-        <w:ind/>
-        <w:rPr>
-          <w:highlight w:val="none"/>
-        </w:rPr>
-      </w:pPr>
-      <w:r>
-        <w:rPr>
-          <w:highlight w:val="none"/>
-        </w:rPr>
-        <w:t xml:space="preserve">Mauris tellus dolor, cursus ut dui nec, placerat cursus risus. Pellentesque habitant morbi tristique senectus et netus et malesuada fames ac turpis egestas. Etiam urna lectus, ultricies vel fermentum vitae, ultricies et odio. Nullam ullamcorper elit tellus,</w:t>
+        <w:t xml:space="preserve">M</w:t>
       </w:r>
       <w:r>
         <w:rPr>
           <w:highlight w:val="none"/>
         </w:rPr>
-        <w:t xml:space="preserve"> eu tempor arcu lobortis posuere. In hac habitasse platea dictumst. Donec non nibh fringilla, viverra nisi sed, commodo tortor. Ut non tempor odio, eu fringilla orci. Nam nec turpis ligula. Sed quam nisl, sodales a semper et, luctus eu diam. In sagittis eni</w:t>
+        <w:t xml:space="preserve">auris tellus dolor, cursus ut dui nec, placerat cursus risus. Pellentesque habitant morbi tristique senectus et netus et malesuada fames ac turpis egestas. Etiam urna lectus, ultricies vel fermentum vitae, ultricies et odio. Nullam ullamcorper elit tellus,</w:t>
+      </w:r>
+      <w:r>
+        <w:rPr>
+          <w:highlight w:val="none"/>
+        </w:rPr>
+        <w:t xml:space="preserve"> </w:t>
+      </w:r>
+      <w:r>
+        <w:rPr>
+          <w:highlight w:val="none"/>
+        </w:rPr>
+        <w:t xml:space="preserve">eu tempor arcu lobortis posuere. In hac habitasse platea dictumst. Donec non nibh fringilla, viverra nisi sed, commodo tortor. Ut non tempor odio, eu fringilla orci. Nam nec turpis ligula. Sed quam nisl, sodales a semper et, luctus eu diam. In sagittis eni</w:t>
       </w:r>
       <w:r>
         <w:rPr>
@@ -287,29 +510,38 @@
       </w:r>
       <w:r/>
     </w:p>
-    <w:p xmlns:wp14="http://schemas.microsoft.com/office/word/2010/wordml" wp14:textId="77777777">
-      <w:pPr>
+    <w:p>
+      <w:pPr>
+        <w:pStyle w:val="973"/>
         <w:suppressLineNumbers w:val="false"/>
-        <w:pBdr>
-          <w:top w:val="none" w:color="000000" w:sz="4" w:space="0"/>
-        </w:pBdr>
-        <w:spacing/>
-        <w:ind/>
-        <w:rPr>
-          <w:highlight w:val="none"/>
-        </w:rPr>
+        <w:pBdr/>
+        <w:spacing/>
+        <w:ind/>
+        <w:rPr/>
       </w:pPr>
       <w:r>
         <w:rPr>
           <w:highlight w:val="none"/>
         </w:rPr>
-        <w:t xml:space="preserve">Vestibulum ante ipsum primis in faucibus orci luctus et ultrices posuere cubilia curae; Nullam interdum dictum arcu eu scelerisque. Cras aliquam rutrum sagittis. Fusce dolor lacus, vehicula id consequat sed, pharetra ut metus. Maecenas nisi lacus, maximus e</w:t>
+        <w:t xml:space="preserve">V</w:t>
       </w:r>
       <w:r>
         <w:rPr>
           <w:highlight w:val="none"/>
         </w:rPr>
-        <w:t xml:space="preserve">u mi ac, pulvinar tristique mi. Vivamus imperdiet massa sit amet mi sagittis accumsan. Nam ut volutpat turpis. Praesent id suscipit est, in pretium neque. Curabitur eget ipsum sit amet est varius facilisis eget eget orci. Donec semper imperdiet euismod. Cra</w:t>
+        <w:t xml:space="preserve">estibulum ante ipsum primis in faucibus orci luctus et ultrices posuere cubilia curae; Nullam interdum dictum arcu eu scelerisque. Cras aliquam rutrum sagittis. Fusce dolor lacus, vehicula id consequat sed, pharetra ut metus. Maecenas nisi lacus, maximus e</w:t>
+      </w:r>
+      <w:r>
+        <w:rPr>
+          <w:highlight w:val="none"/>
+        </w:rPr>
+        <w:t xml:space="preserve">u</w:t>
+      </w:r>
+      <w:r>
+        <w:rPr>
+          <w:highlight w:val="none"/>
+        </w:rPr>
+        <w:t xml:space="preserve"> mi ac, pulvinar tristique mi. Vivamus imperdiet massa sit amet mi sagittis accumsan. Nam ut volutpat turpis. Praesent id suscipit est, in pretium neque. Curabitur eget ipsum sit amet est varius facilisis eget eget orci. Donec semper imperdiet euismod. Cra</w:t>
       </w:r>
       <w:r>
         <w:rPr>
@@ -319,23 +551,26 @@
       </w:r>
       <w:r/>
     </w:p>
-    <w:p xmlns:wp14="http://schemas.microsoft.com/office/word/2010/wordml" wp14:textId="77777777">
-      <w:pPr>
+    <w:p>
+      <w:pPr>
+        <w:pStyle w:val="973"/>
         <w:suppressLineNumbers w:val="false"/>
-        <w:pBdr>
-          <w:top w:val="none" w:color="000000" w:sz="4" w:space="0"/>
-        </w:pBdr>
-        <w:spacing/>
-        <w:ind/>
-        <w:rPr>
-          <w:highlight w:val="none"/>
-        </w:rPr>
+        <w:pBdr/>
+        <w:spacing/>
+        <w:ind/>
+        <w:rPr/>
       </w:pPr>
       <w:r>
         <w:rPr>
           <w:highlight w:val="none"/>
         </w:rPr>
-        <w:t xml:space="preserve">Aenean commodo, nisl consequat condimentum pharetra, lorem dui eleifend eros, non scelerisque lorem quam ac mi. Sed cursus eu libero vel placerat. Ut pharetra ullamcorper orci. In varius diam nisl, in mattis est fermentum lobortis. Integer posuere at sem eu</w:t>
+        <w:t xml:space="preserve">A</w:t>
+      </w:r>
+      <w:r>
+        <w:rPr>
+          <w:highlight w:val="none"/>
+        </w:rPr>
+        <w:t xml:space="preserve">enean commodo, nisl consequat condimentum pharetra, lorem dui eleifend eros, non scelerisque lorem quam ac mi. Sed cursus eu libero vel placerat. Ut pharetra ullamcorper orci. In varius diam nisl, in mattis est fermentum lobortis. Integer posuere at sem eu</w:t>
       </w:r>
       <w:r>
         <w:rPr>
@@ -345,362 +580,122 @@
       </w:r>
       <w:r/>
     </w:p>
-    <w:p xmlns:wp14="http://schemas.microsoft.com/office/word/2010/wordml" wp14:textId="7AE6B659">
-      <w:pPr>
-        <w:suppressLineNumbers w:val="0"/>
+    <w:p>
+      <w:pPr>
+        <w:pStyle w:val="973"/>
+        <w:suppressLineNumbers w:val="false"/>
+        <w:pBdr/>
+        <w:spacing/>
+        <w:ind/>
+        <w:rPr>
+          <w:highlight w:val="none"/>
+        </w:rPr>
+      </w:pPr>
+      <w:r>
+        <w:rPr>
+          <w:highlight w:val="none"/>
+        </w:rPr>
+        <w:t xml:space="preserve">S</w:t>
+      </w:r>
+      <w:r>
+        <w:rPr>
+          <w:highlight w:val="none"/>
+        </w:rPr>
+        <w:t xml:space="preserve">ed et laoreet quam. Sed sagittis vehicula nibh in vulputate. Nulla quis arcu sed arcu pharetra semper. Cras condimentum accumsan sapien, ac accumsan dolor porta congue. Maecenas sit amet tortor nec libero efficitur vehicula. Curabitur a magna et mauris cur</w:t>
+      </w:r>
+      <w:r>
+        <w:rPr>
+          <w:highlight w:val="none"/>
+        </w:rPr>
+        <w:t xml:space="preserve">sus elementum et a orci. Donec tempor finibus massa sed accumsan. Aliquam vestibulum ullamcorper magna. Nam arcu orci, sagittis eu velit sit amet, dictum commodo mi.</w:t>
+      </w:r>
+      <w:r>
+        <w:rPr>
+          <w:highlight w:val="none"/>
+        </w:rPr>
+      </w:r>
+      <w:r>
+        <w:rPr>
+          <w:highlight w:val="none"/>
+        </w:rPr>
+      </w:r>
+    </w:p>
+    <w:p>
+      <w:pPr>
+        <w:suppressLineNumbers w:val="false"/>
+        <w:pBdr/>
+        <w:shd w:val="nil" w:color="auto"/>
+        <w:spacing/>
+        <w:ind/>
+        <w:rPr>
+          <w:highlight w:val="none"/>
+        </w:rPr>
+      </w:pPr>
+      <w:r>
+        <w:rPr>
+          <w:highlight w:val="none"/>
+        </w:rPr>
+        <w:br w:type="page" w:clear="all"/>
+      </w:r>
+      <w:r>
+        <w:rPr>
+          <w:highlight w:val="none"/>
+        </w:rPr>
+      </w:r>
+      <w:r>
+        <w:rPr>
+          <w:highlight w:val="none"/>
+        </w:rPr>
+      </w:r>
+    </w:p>
+    <w:p>
+      <w:pPr>
+        <w:suppressLineNumbers w:val="false"/>
         <w:pBdr>
           <w:top w:val="none" w:color="000000" w:sz="4" w:space="0"/>
         </w:pBdr>
         <w:spacing/>
         <w:ind/>
-      </w:pPr>
-      <w:r>
-        <w:rPr/>
-        <w:t xml:space="preserve">Sed et </w:t>
-      </w:r>
-      <w:r>
-        <w:rPr/>
-        <w:t xml:space="preserve">laoreet</w:t>
-      </w:r>
-      <w:r>
-        <w:rPr/>
-        <w:t xml:space="preserve"> </w:t>
-      </w:r>
-      <w:r>
-        <w:rPr/>
-        <w:t xml:space="preserve">quam</w:t>
-      </w:r>
-      <w:r>
-        <w:rPr/>
-        <w:t xml:space="preserve">. Sed </w:t>
-      </w:r>
-      <w:r>
-        <w:rPr/>
-        <w:t xml:space="preserve">sagittis</w:t>
-      </w:r>
-      <w:r>
-        <w:rPr/>
-        <w:t xml:space="preserve"> </w:t>
-      </w:r>
-      <w:r>
-        <w:rPr/>
-        <w:t xml:space="preserve">vehicula</w:t>
-      </w:r>
-      <w:r>
-        <w:rPr/>
-        <w:t xml:space="preserve"> </w:t>
-      </w:r>
-      <w:r>
-        <w:rPr/>
-        <w:t xml:space="preserve">nibh</w:t>
-      </w:r>
-      <w:r>
-        <w:rPr/>
-        <w:t xml:space="preserve"> in </w:t>
-      </w:r>
-      <w:r>
-        <w:rPr/>
-        <w:t xml:space="preserve">vulputate</w:t>
-      </w:r>
-      <w:r>
-        <w:rPr/>
-        <w:t xml:space="preserve">. </w:t>
-      </w:r>
-      <w:r>
-        <w:rPr/>
-        <w:t xml:space="preserve">Nulla</w:t>
-      </w:r>
-      <w:r>
-        <w:rPr/>
-        <w:t xml:space="preserve"> </w:t>
-      </w:r>
-      <w:r>
-        <w:rPr/>
-        <w:t xml:space="preserve">quis</w:t>
-      </w:r>
-      <w:r>
-        <w:rPr/>
-        <w:t xml:space="preserve"> </w:t>
-      </w:r>
-      <w:r>
-        <w:rPr/>
-        <w:t xml:space="preserve">arcu</w:t>
-      </w:r>
-      <w:r>
-        <w:rPr/>
-        <w:t xml:space="preserve"> sed </w:t>
-      </w:r>
-      <w:r>
-        <w:rPr/>
-        <w:t xml:space="preserve">arcu</w:t>
-      </w:r>
-      <w:r>
-        <w:rPr/>
-        <w:t xml:space="preserve"> pharetra semper. Cras </w:t>
-      </w:r>
-      <w:r>
-        <w:rPr/>
-        <w:t xml:space="preserve">condimentum</w:t>
-      </w:r>
-      <w:r>
-        <w:rPr/>
-        <w:t xml:space="preserve"> </w:t>
-      </w:r>
-      <w:r>
-        <w:rPr/>
-        <w:t xml:space="preserve">accumsan</w:t>
-      </w:r>
-      <w:r>
-        <w:rPr/>
-        <w:t xml:space="preserve"> </w:t>
-      </w:r>
-      <w:r>
-        <w:rPr/>
-        <w:t xml:space="preserve">sapien</w:t>
-      </w:r>
-      <w:r>
-        <w:rPr/>
-        <w:t xml:space="preserve">, ac </w:t>
-      </w:r>
-      <w:r>
-        <w:rPr/>
-        <w:t xml:space="preserve">accumsan</w:t>
-      </w:r>
-      <w:r>
-        <w:rPr/>
-        <w:t xml:space="preserve"> dolor porta </w:t>
-      </w:r>
-      <w:r>
-        <w:rPr/>
-        <w:t xml:space="preserve">congue</w:t>
-      </w:r>
-      <w:r>
-        <w:rPr/>
-        <w:t xml:space="preserve">. Maecenas sit </w:t>
-      </w:r>
-      <w:r>
-        <w:rPr/>
-        <w:t xml:space="preserve">amet</w:t>
-      </w:r>
-      <w:r>
-        <w:rPr/>
-        <w:t xml:space="preserve"> </w:t>
-      </w:r>
-      <w:r>
-        <w:rPr/>
-        <w:t xml:space="preserve">tortor</w:t>
-      </w:r>
-      <w:r>
-        <w:rPr/>
-        <w:t xml:space="preserve"> nec libero </w:t>
-      </w:r>
-      <w:r>
-        <w:rPr/>
-        <w:t xml:space="preserve">efficitur</w:t>
-      </w:r>
-      <w:r>
-        <w:rPr/>
-        <w:t xml:space="preserve"> </w:t>
-      </w:r>
-      <w:r>
-        <w:rPr/>
-        <w:t xml:space="preserve">vehicula</w:t>
-      </w:r>
-      <w:r>
-        <w:rPr/>
-        <w:t xml:space="preserve">. </w:t>
-      </w:r>
-      <w:r>
-        <w:rPr/>
-        <w:t xml:space="preserve">Curabitur</w:t>
-      </w:r>
-      <w:r>
-        <w:rPr/>
-        <w:t xml:space="preserve"> </w:t>
-      </w:r>
-      <w:r>
-        <w:rPr/>
-        <w:t xml:space="preserve">a magna</w:t>
-      </w:r>
-      <w:r>
-        <w:rPr/>
-        <w:t xml:space="preserve"> et </w:t>
-      </w:r>
-      <w:r>
-        <w:rPr/>
-        <w:t xml:space="preserve">mauris</w:t>
-      </w:r>
-      <w:r>
-        <w:rPr/>
-        <w:t xml:space="preserve"> cur</w:t>
-      </w:r>
-      <w:r>
-        <w:rPr/>
-        <w:t xml:space="preserve">sus </w:t>
-      </w:r>
-      <w:r>
-        <w:rPr/>
-        <w:t xml:space="preserve">elementum</w:t>
-      </w:r>
-      <w:r>
-        <w:rPr/>
-        <w:t xml:space="preserve"> et </w:t>
-      </w:r>
-      <w:r>
-        <w:rPr/>
-        <w:t xml:space="preserve">a</w:t>
-      </w:r>
-      <w:r>
-        <w:rPr/>
-        <w:t xml:space="preserve"> </w:t>
-      </w:r>
-      <w:r>
-        <w:rPr/>
-        <w:t xml:space="preserve">orci</w:t>
-      </w:r>
-      <w:r>
-        <w:rPr/>
-        <w:t xml:space="preserve">. Donec </w:t>
-      </w:r>
-      <w:r>
-        <w:rPr/>
-        <w:t xml:space="preserve">tempor</w:t>
-      </w:r>
-      <w:r>
-        <w:rPr/>
-        <w:t xml:space="preserve"> </w:t>
-      </w:r>
-      <w:r>
-        <w:rPr/>
-        <w:t xml:space="preserve">finibus</w:t>
-      </w:r>
-      <w:r>
-        <w:rPr/>
-        <w:t xml:space="preserve"> </w:t>
-      </w:r>
-      <w:r>
-        <w:rPr/>
-        <w:t xml:space="preserve">massa</w:t>
-      </w:r>
-      <w:r>
-        <w:rPr/>
-        <w:t xml:space="preserve"> sed </w:t>
-      </w:r>
-      <w:r>
-        <w:rPr/>
-        <w:t xml:space="preserve">accumsan</w:t>
-      </w:r>
-      <w:r>
-        <w:rPr/>
-        <w:t xml:space="preserve">. </w:t>
-      </w:r>
-      <w:r>
-        <w:rPr/>
-        <w:t xml:space="preserve">Aliquam</w:t>
-      </w:r>
-      <w:r>
-        <w:rPr/>
-        <w:t xml:space="preserve"> vestibulum </w:t>
-      </w:r>
-      <w:r>
-        <w:rPr/>
-        <w:t xml:space="preserve">ullamcorper</w:t>
-      </w:r>
-      <w:r>
-        <w:rPr/>
-        <w:t xml:space="preserve"> magna. Nam </w:t>
-      </w:r>
-      <w:r>
-        <w:rPr/>
-        <w:t xml:space="preserve">arcu</w:t>
-      </w:r>
-      <w:r>
-        <w:rPr/>
-        <w:t xml:space="preserve"> </w:t>
-      </w:r>
-      <w:r>
-        <w:rPr/>
-        <w:t xml:space="preserve">orci</w:t>
-      </w:r>
-      <w:r>
-        <w:rPr/>
-        <w:t xml:space="preserve">, </w:t>
-      </w:r>
-      <w:r>
-        <w:rPr/>
-        <w:t xml:space="preserve">sagittis</w:t>
-      </w:r>
-      <w:r>
-        <w:rPr/>
-        <w:t xml:space="preserve"> </w:t>
-      </w:r>
-      <w:r>
-        <w:rPr/>
-        <w:t xml:space="preserve">eu</w:t>
-      </w:r>
-      <w:r>
-        <w:rPr/>
-        <w:t xml:space="preserve"> </w:t>
-      </w:r>
-      <w:r>
-        <w:rPr/>
-        <w:t xml:space="preserve">velit</w:t>
-      </w:r>
-      <w:r>
-        <w:rPr/>
-        <w:t xml:space="preserve"> sit </w:t>
-      </w:r>
-      <w:r>
-        <w:rPr/>
-        <w:t xml:space="preserve">amet</w:t>
-      </w:r>
-      <w:r>
-        <w:rPr/>
-        <w:t xml:space="preserve">, dictum </w:t>
-      </w:r>
-      <w:r>
-        <w:rPr/>
-        <w:t xml:space="preserve">commodo</w:t>
-      </w:r>
-      <w:r>
-        <w:rPr/>
-        <w:t xml:space="preserve"> mi.</w:t>
-      </w:r>
-    </w:p>
-    <w:p xmlns:wp14="http://schemas.microsoft.com/office/word/2010/wordml" wp14:textId="097B3B24">
-      <w:pPr>
-        <w:suppressLineNumbers w:val="false"/>
-        <w:spacing/>
-        <w:ind/>
-      </w:pPr>
-      <w:r>
-        <w:br w:type="page"/>
-      </w:r>
-    </w:p>
-    <w:p xmlns:wp14="http://schemas.microsoft.com/office/word/2010/wordml" wp14:textId="7D890CA1">
-      <w:pPr>
-        <w:pStyle w:val="983"/>
-        <w:suppressLineNumbers w:val="0"/>
-        <w:pBdr>
-          <w:top w:val="none" w:color="000000" w:sz="4" w:space="0"/>
-        </w:pBdr>
-        <w:spacing/>
-        <w:ind/>
-      </w:pPr>
-    </w:p>
-    <w:p xmlns:wp14="http://schemas.microsoft.com/office/word/2010/wordml" wp14:textId="77777777">
-      <w:pPr>
-        <w:pStyle w:val="1022"/>
-        <w:suppressLineNumbers w:val="false"/>
-        <w:pBdr/>
-        <w:spacing/>
-        <w:ind/>
         <w:rPr>
           <w:highlight w:val="none"/>
         </w:rPr>
       </w:pPr>
       <w:r>
-        <w:rPr/>
+        <w:rPr>
+          <w:highlight w:val="none"/>
+        </w:rPr>
+      </w:r>
+      <w:r>
+        <w:rPr>
+          <w:highlight w:val="none"/>
+        </w:rPr>
+      </w:r>
+      <w:r>
+        <w:rPr>
+          <w:highlight w:val="none"/>
+        </w:rPr>
+      </w:r>
+    </w:p>
+    <w:p>
+      <w:pPr>
+        <w:pStyle w:val="971"/>
+        <w:suppressLineNumbers w:val="false"/>
+        <w:pBdr/>
+        <w:spacing/>
+        <w:ind/>
+        <w:rPr>
+          <w:highlight w:val="none"/>
+        </w:rPr>
+      </w:pPr>
+      <w:r>
+        <w:rPr>
+          <w:highlight w:val="none"/>
+        </w:rPr>
+      </w:r>
+      <w:r>
+        <w:rPr>
+          <w:highlight w:val="none"/>
+        </w:rPr>
         <w:t xml:space="preserve">Chapter 2</w:t>
       </w:r>
       <w:r>
@@ -714,29 +709,38 @@
         </w:rPr>
       </w:r>
     </w:p>
-    <w:p xmlns:wp14="http://schemas.microsoft.com/office/word/2010/wordml" wp14:textId="77777777">
-      <w:pPr>
+    <w:p>
+      <w:pPr>
+        <w:pStyle w:val="973"/>
         <w:suppressLineNumbers w:val="false"/>
-        <w:pBdr>
-          <w:top w:val="none" w:color="000000" w:sz="4" w:space="0"/>
-        </w:pBdr>
-        <w:spacing/>
-        <w:ind/>
-        <w:rPr>
-          <w:highlight w:val="none"/>
-        </w:rPr>
+        <w:pBdr/>
+        <w:spacing/>
+        <w:ind/>
+        <w:rPr/>
       </w:pPr>
       <w:r>
         <w:rPr>
           <w:highlight w:val="none"/>
         </w:rPr>
-        <w:t xml:space="preserve">Lorem ipsum dolor sit amet, consectetur adipiscing elit. Integer varius, enim vel faucibus blandit, urna ligula luctus orci, id condimentum lorem sem a erat. Cras ultrices pellentesque rhoncus. Etiam vitae egestas orci. Sed finibus ex a felis varius placera</w:t>
+        <w:t xml:space="preserve">L</w:t>
       </w:r>
       <w:r>
         <w:rPr>
           <w:highlight w:val="none"/>
         </w:rPr>
-        <w:t xml:space="preserve">t. Fusce efficitur ex quis nisl cursus, nec consectetur leo iaculis. Quisque quis faucibus eros. Nulla facilisi. Mauris ut accumsan enim, ut ornare sapien. In ut consectetur metus, id mollis justo. Phasellus at ultrices odio, nec vulputate sapien. Maecenas </w:t>
+        <w:t xml:space="preserve">orem ipsum dolor sit amet, consectetur adipiscing elit. Integer varius, enim vel faucibus blandit, urna ligula luctus orci, id condimentum lorem sem a erat. Cras ultrices pellentesque rhoncus. Etiam vitae egestas orci. Sed finibus ex a felis varius placera</w:t>
+      </w:r>
+      <w:r>
+        <w:rPr>
+          <w:highlight w:val="none"/>
+        </w:rPr>
+        <w:t xml:space="preserve">t</w:t>
+      </w:r>
+      <w:r>
+        <w:rPr>
+          <w:highlight w:val="none"/>
+        </w:rPr>
+        <w:t xml:space="preserve">. Fusce efficitur ex quis nisl cursus, nec consectetur leo iaculis. Quisque quis faucibus eros. Nulla facilisi. Mauris ut accumsan enim, ut ornare sapien. In ut consectetur metus, id mollis justo. Phasellus at ultrices odio, nec vulputate sapien. Maecenas </w:t>
       </w:r>
       <w:r>
         <w:rPr>
@@ -746,87 +750,140 @@
       </w:r>
       <w:r/>
     </w:p>
-    <w:p xmlns:wp14="http://schemas.microsoft.com/office/word/2010/wordml" wp14:textId="77777777">
-      <w:pPr>
+    <w:p>
+      <w:pPr>
+        <w:pStyle w:val="973"/>
         <w:suppressLineNumbers w:val="false"/>
-        <w:pBdr>
-          <w:top w:val="none" w:color="000000" w:sz="4" w:space="0"/>
-        </w:pBdr>
-        <w:spacing/>
-        <w:ind/>
+        <w:pBdr/>
+        <w:spacing/>
+        <w:ind/>
+        <w:rPr/>
+      </w:pPr>
+      <w:r>
         <w:rPr>
           <w:highlight w:val="none"/>
         </w:rPr>
-      </w:pPr>
-      <w:r>
-        <w:rPr/>
-        <w:t xml:space="preserve">Vivamus eu turpis pretium, ultricies urna sed, fermentum urna. Etiam quis libero eu diam mattis egestas at in ex. Nullam ultrices finibus ullamcorper. Sed sit amet nibh in est interdum posuere et a sem. Suspendisse fermentum vel eros eget sollicitudin. Vest</w:t>
+        <w:t xml:space="preserve">V</w:t>
       </w:r>
       <w:r>
-        <w:rPr/>
-        <w:t xml:space="preserve">ibulum nec vulputate tortor, dapibus sollicitudin dui. Etiam dapibus tempus tortor et imperdiet. Mauris consectetur elit justo, et molestie nunc sodales a. Duis tincidunt libero et enim laoreet ullamcorper. Phasellus rhoncus maximus orci. Phasellus in ex lo</w:t>
+        <w:rPr>
+          <w:highlight w:val="none"/>
+        </w:rPr>
+        <w:t xml:space="preserve">ivamus eu turpis pretium, ultricies urna sed, fermentum urna. Etiam quis libero eu diam mattis egestas at in ex. Nullam ultrices finibus ullamcorper. Sed sit amet nibh in est interdum posuere et a sem. Suspendisse fermentum vel eros eget sollicitudin. Vest</w:t>
       </w:r>
       <w:r>
-        <w:rPr/>
+        <w:rPr>
+          <w:highlight w:val="none"/>
+        </w:rPr>
+        <w:t xml:space="preserve">i</w:t>
+      </w:r>
+      <w:r>
+        <w:rPr>
+          <w:highlight w:val="none"/>
+        </w:rPr>
+        <w:t xml:space="preserve">bulum nec vulputate tortor, dapibus sollicitudin dui. Etiam dapibus tempus tortor et imperdiet. Mauris consectetur elit justo, et molestie nunc sodales a. Duis tincidunt libero et enim laoreet ullamcorper. Phasellus rhoncus maximus orci. Phasellus in ex lo</w:t>
+      </w:r>
+      <w:r>
+        <w:rPr>
+          <w:highlight w:val="none"/>
+        </w:rPr>
         <w:t xml:space="preserve">rem. Nullam iaculis dui quis mattis condimentum. Interdum et malesuada fames ac ante ipsum primis in faucibus. Aliquam sodales mattis mollis.</w:t>
       </w:r>
       <w:r/>
     </w:p>
     <w:p>
       <w:pPr>
-        <w:suppressLineNumbers w:val="0"/>
-        <w:pBdr>
-          <w:top w:val="none" w:color="000000" w:sz="4" w:space="0"/>
-        </w:pBdr>
+        <w:pStyle w:val="973"/>
+        <w:suppressLineNumbers w:val="false"/>
+        <w:pBdr/>
+        <w:spacing/>
+        <w:ind/>
+        <w:rPr/>
       </w:pPr>
       <w:r>
+        <w:rPr>
+          <w:highlight w:val="none"/>
+        </w:rPr>
+        <w:t xml:space="preserve">T</w:t>
+      </w:r>
+      <w:r>
+        <w:rPr>
+          <w:highlight w:val="none"/>
+        </w:rPr>
+        <w:t xml:space="preserve">he higher sky, as we crossed the range, was surely vaporous and disturbed enough; and although I did not see the zenith I can well imagine that its swirls of ice-dust may have taken strange forms. Imagination, knowing how vividly distant scenes can sometim</w:t>
+      </w:r>
+      <w:r>
+        <w:rPr>
+          <w:highlight w:val="none"/>
+        </w:rPr>
+        <w:t xml:space="preserve">e</w:t>
+      </w:r>
+      <w:r>
+        <w:rPr>
+          <w:highlight w:val="none"/>
+        </w:rPr>
+        <w:t xml:space="preserve">s be reflected, refracted, and magnified by such layers of restless cloud, might easily have supplied the rest—and of course Danforth did not hint any of those specific horrors till after his memory had had a chance to draw on his bygone reading. He could </w:t>
+      </w:r>
+      <w:r>
+        <w:rPr>
+          <w:highlight w:val="none"/>
+        </w:rPr>
+        <w:t xml:space="preserve">never have seen so much in one instantaneous glance. </w:t>
+      </w:r>
+      <w:r/>
+    </w:p>
+    <w:p>
+      <w:pPr>
+        <w:pStyle w:val="973"/>
+        <w:suppressLineNumbers w:val="false"/>
+        <w:pBdr/>
+        <w:spacing/>
+        <w:ind/>
         <w:rPr/>
-        <w:t>The higher sky, as we crossed the range, was surely vaporous and disturbed enough; and although I did not see the zenith I can well imagine that its swirls of ice-dust may have taken strange forms. Imagination, knowing how vividly distant scenes can sometimes be reflected, refracted, and magnified by such layers of restless cloud, might easily have supplied the rest—and of course Danforth did not hint any of those specific horrors till after his memory had had a chance to draw on his bygone reading. He could never have seen so much in one instantaneous glance.</w:t>
+      </w:pPr>
+      <w:r>
+        <w:rPr>
+          <w:highlight w:val="none"/>
+        </w:rPr>
+        <w:t xml:space="preserve"> At the time his shrieks were confined to the repetition of a single mad word of all too obvious source: </w:t>
+      </w:r>
+      <w:r/>
+    </w:p>
+    <w:p>
+      <w:pPr>
+        <w:pStyle w:val="973"/>
+        <w:suppressLineNumbers w:val="false"/>
+        <w:pBdr/>
+        <w:spacing/>
+        <w:ind/>
+        <w:rPr>
+          <w14:ligatures w14:val="none"/>
+        </w:rPr>
+      </w:pPr>
+      <w:r>
+        <w:rPr>
+          <w:highlight w:val="none"/>
+        </w:rPr>
+        <w:t xml:space="preserve"> “Tekeli-li! Tekeli-li!” </w:t>
+      </w:r>
+      <w:r>
+        <w:rPr>
+          <w14:ligatures w14:val="none"/>
+        </w:rPr>
+      </w:r>
+      <w:r>
+        <w:rPr>
+          <w14:ligatures w14:val="none"/>
+        </w:rPr>
       </w:r>
     </w:p>
     <w:p>
       <w:pPr>
-        <w:pStyle w:val="983"/>
-        <w:pBdr>
-          <w:top w:val="none" w:color="000000" w:sz="4" w:space="0"/>
-        </w:pBdr>
-      </w:pPr>
-      <w:r>
-        <w:rPr/>
-        <w:t xml:space="preserve"> </w:t>
-      </w:r>
-      <w:r>
-        <w:rPr/>
-        <w:t>At the time his shrieks were confined to the repetition of a single mad word of all too obvious source:</w:t>
-      </w:r>
-    </w:p>
-    <w:p>
-      <w:pPr>
-        <w:pStyle w:val="983"/>
-        <w:pBdr>
-          <w:top w:val="none" w:color="000000" w:sz="4" w:space="0"/>
-        </w:pBdr>
-      </w:pPr>
-      <w:r>
-        <w:rPr/>
-        <w:t xml:space="preserve"> </w:t>
-      </w:r>
-      <w:r>
-        <w:rPr/>
-        <w:t>“Tekeli-li! Tekeli-li!”</w:t>
-      </w:r>
-    </w:p>
-    <w:p xmlns:wp14="http://schemas.microsoft.com/office/word/2010/wordml" wp14:textId="77777777">
-      <w:pPr>
-        <w:pStyle w:val="1014"/>
+        <w:pStyle w:val="975"/>
         <w:suppressLineNumbers w:val="false"/>
-        <w:pBdr>
-          <w:top w:val="none" w:color="000000" w:sz="4" w:space="0"/>
-        </w:pBdr>
-        <w:spacing/>
-        <w:ind w:firstLine="0"/>
-        <w:contextualSpacing w:val="false"/>
-        <w:jc w:val="center"/>
+        <w:pBdr/>
+        <w:spacing/>
+        <w:ind/>
         <w:outlineLvl w:val="5"/>
         <w:rPr>
           <w14:ligatures w14:val="none"/>
@@ -839,9 +896,6 @@
         <w:t xml:space="preserve">The </w:t>
       </w:r>
       <w:r>
-        <w:rPr>
-          <w:highlight w:val="none"/>
-        </w:rPr>
         <w:t xml:space="preserve">End</w:t>
       </w:r>
       <w:r>
@@ -863,9 +917,10 @@
       <w:footnotePr/>
       <w:endnotePr/>
       <w:type w:val="nextPage"/>
-      <w:pgSz w:w="12240" w:h="15840" w:orient="portrait"/>
+      <w:pgSz w:h="15840" w:orient="portrait" w:w="12240"/>
       <w:pgMar w:top="1440" w:right="1440" w:bottom="1440" w:left="1440" w:header="1440" w:footer="1440" w:gutter="0"/>
-      <w:cols w:equalWidth="1" w:space="720" w:num="1" w:sep="0"/>
+      <w:pgNumType w:start="0"/>
+      <w:cols w:num="1" w:sep="0" w:space="720" w:equalWidth="1"/>
       <w:titlePg/>
     </w:sectPr>
   </w:body>
@@ -875,7 +930,7 @@
 <file path=word/endnotes.xml><?xml version="1.0" encoding="utf-8"?>
 <w:endnotes xmlns:wpc="http://schemas.microsoft.com/office/word/2010/wordprocessingCanvas" xmlns:mc="http://schemas.openxmlformats.org/markup-compatibility/2006" xmlns:o="urn:schemas-microsoft-com:office:office" xmlns:r="http://schemas.openxmlformats.org/officeDocument/2006/relationships" xmlns:m="http://schemas.openxmlformats.org/officeDocument/2006/math" xmlns:v="urn:schemas-microsoft-com:vml" xmlns:wp14="http://schemas.microsoft.com/office/word/2010/wordprocessingDrawing" xmlns:wp="http://schemas.openxmlformats.org/drawingml/2006/wordprocessingDrawing" xmlns:w10="urn:schemas-microsoft-com:office:word" xmlns:w="http://schemas.openxmlformats.org/wordprocessingml/2006/main" xmlns:w14="http://schemas.microsoft.com/office/word/2010/wordml" xmlns:w15="http://schemas.microsoft.com/office/word/2012/wordml" xmlns:wpg="http://schemas.microsoft.com/office/word/2010/wordprocessingGroup" xmlns:wpi="http://schemas.microsoft.com/office/word/2010/wordprocessingInk" xmlns:wne="http://schemas.microsoft.com/office/word/2006/wordml" xmlns:a="http://schemas.openxmlformats.org/drawingml/2006/main" xmlns:wps="http://schemas.microsoft.com/office/word/2010/wordprocessingShape" mc:Ignorable="w14 w15 wp14">
   <w:endnote w:type="separator" w:id="-1">
-    <w:p xmlns:wp14="http://schemas.microsoft.com/office/word/2010/wordml" wp14:textId="77777777">
+    <w:p>
       <w:pPr>
         <w:pBdr/>
         <w:spacing w:after="0" w:line="240" w:lineRule="auto"/>
@@ -889,7 +944,7 @@
     </w:p>
   </w:endnote>
   <w:endnote w:type="continuationSeparator" w:id="0">
-    <w:p xmlns:wp14="http://schemas.microsoft.com/office/word/2010/wordml" wp14:textId="77777777">
+    <w:p>
       <w:pPr>
         <w:pBdr/>
         <w:spacing w:after="0" w:line="240" w:lineRule="auto"/>
@@ -907,7 +962,7 @@
 
 <file path=word/footer1.xml><?xml version="1.0" encoding="utf-8"?>
 <w:ftr xmlns:wpc="http://schemas.microsoft.com/office/word/2010/wordprocessingCanvas" xmlns:mc="http://schemas.openxmlformats.org/markup-compatibility/2006" xmlns:o="urn:schemas-microsoft-com:office:office" xmlns:r="http://schemas.openxmlformats.org/officeDocument/2006/relationships" xmlns:m="http://schemas.openxmlformats.org/officeDocument/2006/math" xmlns:v="urn:schemas-microsoft-com:vml" xmlns:wp14="http://schemas.microsoft.com/office/word/2010/wordprocessingDrawing" xmlns:wp="http://schemas.openxmlformats.org/drawingml/2006/wordprocessingDrawing" xmlns:w10="urn:schemas-microsoft-com:office:word" xmlns:w="http://schemas.openxmlformats.org/wordprocessingml/2006/main" xmlns:w14="http://schemas.microsoft.com/office/word/2010/wordml" xmlns:w15="http://schemas.microsoft.com/office/word/2012/wordml" xmlns:wpg="http://schemas.microsoft.com/office/word/2010/wordprocessingGroup" xmlns:wpi="http://schemas.microsoft.com/office/word/2010/wordprocessingInk" xmlns:wne="http://schemas.microsoft.com/office/word/2006/wordml" xmlns:a="http://schemas.openxmlformats.org/drawingml/2006/main" xmlns:wps="http://schemas.microsoft.com/office/word/2010/wordprocessingShape" mc:Ignorable="w14 w15 wp14">
-  <w:p xmlns:wp14="http://schemas.microsoft.com/office/word/2010/wordml" wp14:textId="77777777">
+  <w:p>
     <w:pPr>
       <w:pBdr/>
       <w:spacing/>
@@ -922,16 +977,23 @@
 
 <file path=word/footer2.xml><?xml version="1.0" encoding="utf-8"?>
 <w:ftr xmlns:wpc="http://schemas.microsoft.com/office/word/2010/wordprocessingCanvas" xmlns:mc="http://schemas.openxmlformats.org/markup-compatibility/2006" xmlns:o="urn:schemas-microsoft-com:office:office" xmlns:r="http://schemas.openxmlformats.org/officeDocument/2006/relationships" xmlns:m="http://schemas.openxmlformats.org/officeDocument/2006/math" xmlns:v="urn:schemas-microsoft-com:vml" xmlns:wp14="http://schemas.microsoft.com/office/word/2010/wordprocessingDrawing" xmlns:wp="http://schemas.openxmlformats.org/drawingml/2006/wordprocessingDrawing" xmlns:w10="urn:schemas-microsoft-com:office:word" xmlns:w="http://schemas.openxmlformats.org/wordprocessingml/2006/main" xmlns:w14="http://schemas.microsoft.com/office/word/2010/wordml" xmlns:w15="http://schemas.microsoft.com/office/word/2012/wordml" xmlns:wpg="http://schemas.microsoft.com/office/word/2010/wordprocessingGroup" xmlns:wpi="http://schemas.microsoft.com/office/word/2010/wordprocessingInk" xmlns:wne="http://schemas.microsoft.com/office/word/2006/wordml" xmlns:a="http://schemas.openxmlformats.org/drawingml/2006/main" xmlns:wps="http://schemas.microsoft.com/office/word/2010/wordprocessingShape" mc:Ignorable="w14 w15 wp14">
-  <w:p xmlns:wp14="http://schemas.microsoft.com/office/word/2010/wordml" wp14:textId="77777777">
+  <w:p>
     <w:pPr>
-      <w:pStyle w:val="1018"/>
+      <w:pStyle w:val="977"/>
+      <w:suppressLineNumbers w:val="false"/>
       <w:pBdr/>
       <w:spacing/>
       <w:ind/>
       <w:rPr/>
     </w:pPr>
     <w:r>
-      <w:t xml:space="preserve">40,000 words</w:t>
+      <w:t xml:space="preserve">40,</w:t>
+    </w:r>
+    <w:r>
+      <w:t xml:space="preserve">000 </w:t>
+    </w:r>
+    <w:r>
+      <w:t xml:space="preserve">words</w:t>
     </w:r>
     <w:r/>
   </w:p>
@@ -941,7 +1003,7 @@
 <file path=word/footnotes.xml><?xml version="1.0" encoding="utf-8"?>
 <w:footnotes xmlns:wpc="http://schemas.microsoft.com/office/word/2010/wordprocessingCanvas" xmlns:mc="http://schemas.openxmlformats.org/markup-compatibility/2006" xmlns:o="urn:schemas-microsoft-com:office:office" xmlns:r="http://schemas.openxmlformats.org/officeDocument/2006/relationships" xmlns:m="http://schemas.openxmlformats.org/officeDocument/2006/math" xmlns:v="urn:schemas-microsoft-com:vml" xmlns:wp14="http://schemas.microsoft.com/office/word/2010/wordprocessingDrawing" xmlns:wp="http://schemas.openxmlformats.org/drawingml/2006/wordprocessingDrawing" xmlns:w10="urn:schemas-microsoft-com:office:word" xmlns:w="http://schemas.openxmlformats.org/wordprocessingml/2006/main" xmlns:w14="http://schemas.microsoft.com/office/word/2010/wordml" xmlns:w15="http://schemas.microsoft.com/office/word/2012/wordml" xmlns:wpg="http://schemas.microsoft.com/office/word/2010/wordprocessingGroup" xmlns:wpi="http://schemas.microsoft.com/office/word/2010/wordprocessingInk" xmlns:wne="http://schemas.microsoft.com/office/word/2006/wordml" xmlns:a="http://schemas.openxmlformats.org/drawingml/2006/main" xmlns:wps="http://schemas.microsoft.com/office/word/2010/wordprocessingShape" mc:Ignorable="w14 w15 wp14">
   <w:footnote w:type="separator" w:id="-1">
-    <w:p xmlns:wp14="http://schemas.microsoft.com/office/word/2010/wordml" wp14:textId="77777777">
+    <w:p>
       <w:pPr>
         <w:pBdr/>
         <w:spacing w:after="0" w:line="240" w:lineRule="auto"/>
@@ -955,7 +1017,7 @@
     </w:p>
   </w:footnote>
   <w:footnote w:type="continuationSeparator" w:id="0">
-    <w:p xmlns:wp14="http://schemas.microsoft.com/office/word/2010/wordml" wp14:textId="77777777">
+    <w:p>
       <w:pPr>
         <w:pBdr/>
         <w:spacing w:after="0" w:line="240" w:lineRule="auto"/>
@@ -973,9 +1035,9 @@
 
 <file path=word/header1.xml><?xml version="1.0" encoding="utf-8"?>
 <w:hdr xmlns:wpc="http://schemas.microsoft.com/office/word/2010/wordprocessingCanvas" xmlns:mc="http://schemas.openxmlformats.org/markup-compatibility/2006" xmlns:o="urn:schemas-microsoft-com:office:office" xmlns:r="http://schemas.openxmlformats.org/officeDocument/2006/relationships" xmlns:m="http://schemas.openxmlformats.org/officeDocument/2006/math" xmlns:v="urn:schemas-microsoft-com:vml" xmlns:wp14="http://schemas.microsoft.com/office/word/2010/wordprocessingDrawing" xmlns:wp="http://schemas.openxmlformats.org/drawingml/2006/wordprocessingDrawing" xmlns:w10="urn:schemas-microsoft-com:office:word" xmlns:w="http://schemas.openxmlformats.org/wordprocessingml/2006/main" xmlns:w14="http://schemas.microsoft.com/office/word/2010/wordml" xmlns:w15="http://schemas.microsoft.com/office/word/2012/wordml" xmlns:wpg="http://schemas.microsoft.com/office/word/2010/wordprocessingGroup" xmlns:wpi="http://schemas.microsoft.com/office/word/2010/wordprocessingInk" xmlns:wne="http://schemas.microsoft.com/office/word/2006/wordml" xmlns:a="http://schemas.openxmlformats.org/drawingml/2006/main" xmlns:wps="http://schemas.microsoft.com/office/word/2010/wordprocessingShape" mc:Ignorable="w14 w15 wp14">
-  <w:p xmlns:wp14="http://schemas.microsoft.com/office/word/2010/wordml" wp14:textId="77777777">
+  <w:p>
     <w:pPr>
-      <w:pStyle w:val="1016"/>
+      <w:pStyle w:val="966"/>
       <w:suppressLineNumbers w:val="false"/>
       <w:pBdr/>
       <w:spacing/>
@@ -993,21 +1055,11 @@
     <w:r>
       <w:t xml:space="preserve">/ </w:t>
     </w:r>
-    <w:r>
-      <w:fldChar w:fldCharType="begin"/>
-    </w:r>
-    <w:r>
-      <w:instrText>PAGE \* MERGEFORMAT</w:instrText>
-    </w:r>
-    <w:r>
-      <w:fldChar w:fldCharType="separate"/>
-    </w:r>
-    <w:r>
-      <w:t xml:space="preserve">7</w:t>
-    </w:r>
-    <w:r>
-      <w:fldChar w:fldCharType="end"/>
-    </w:r>
+    <w:fldSimple w:instr="PAGE \* MERGEFORMAT">
+      <w:r>
+        <w:t xml:space="preserve">1</w:t>
+      </w:r>
+    </w:fldSimple>
     <w:r/>
     <w:r>
       <w:rPr>
@@ -1025,140 +1077,9 @@
 
 <file path=word/header2.xml><?xml version="1.0" encoding="utf-8"?>
 <w:hdr xmlns:wpc="http://schemas.microsoft.com/office/word/2010/wordprocessingCanvas" xmlns:mc="http://schemas.openxmlformats.org/markup-compatibility/2006" xmlns:o="urn:schemas-microsoft-com:office:office" xmlns:r="http://schemas.openxmlformats.org/officeDocument/2006/relationships" xmlns:m="http://schemas.openxmlformats.org/officeDocument/2006/math" xmlns:v="urn:schemas-microsoft-com:vml" xmlns:wp14="http://schemas.microsoft.com/office/word/2010/wordprocessingDrawing" xmlns:wp="http://schemas.openxmlformats.org/drawingml/2006/wordprocessingDrawing" xmlns:w10="urn:schemas-microsoft-com:office:word" xmlns:w="http://schemas.openxmlformats.org/wordprocessingml/2006/main" xmlns:w14="http://schemas.microsoft.com/office/word/2010/wordml" xmlns:w15="http://schemas.microsoft.com/office/word/2012/wordml" xmlns:wpg="http://schemas.microsoft.com/office/word/2010/wordprocessingGroup" xmlns:wpi="http://schemas.microsoft.com/office/word/2010/wordprocessingInk" xmlns:wne="http://schemas.microsoft.com/office/word/2006/wordml" xmlns:a="http://schemas.openxmlformats.org/drawingml/2006/main" xmlns:wps="http://schemas.microsoft.com/office/word/2010/wordprocessingShape" mc:Ignorable="w14 w15 wp14">
-  <w:tbl>
-    <w:tblPr>
-      <w:tblStyle w:val="798"/>
-      <w:tblW w:w="0" w:type="auto"/>
-      <w:tblCellMar>
-        <w:left w:w="0" w:type="dxa"/>
-        <w:top w:w="0" w:type="dxa"/>
-        <w:right w:w="0" w:type="dxa"/>
-        <w:bottom w:w="0" w:type="dxa"/>
-      </w:tblCellMar>
-      <w:tblBorders/>
-      <w:tblLook w:val="0600" w:firstRow="0" w:lastRow="0" w:firstColumn="0" w:lastColumn="0" w:noHBand="1" w:noVBand="1"/>
-    </w:tblPr>
-    <w:tblGrid>
-      <w:gridCol w:w="4680"/>
-      <w:gridCol w:w="4680"/>
-    </w:tblGrid>
-    <w:tr xmlns:wp14="http://schemas.microsoft.com/office/word/2010/wordml" wp14:textId="77777777">
-      <w:trPr/>
-      <w:tc>
-        <w:tcPr>
-          <w:tcBorders>
-            <w:top w:val="none" w:color="000000" w:sz="4" w:space="0"/>
-            <w:left w:val="none" w:color="000000" w:sz="4" w:space="0"/>
-            <w:bottom w:val="none" w:color="000000" w:sz="4" w:space="0"/>
-            <w:right w:val="none" w:color="000000" w:sz="4" w:space="0"/>
-          </w:tcBorders>
-          <w:tcW w:w="4680" w:type="dxa"/>
-          <w:textDirection w:val="lrTb"/>
-          <w:noWrap w:val="false"/>
-        </w:tcPr>
-        <w:p wp14:textId="77777777">
-          <w:pPr>
-            <w:pStyle w:val="1010"/>
-            <w:suppressLineNumbers w:val="false"/>
-            <w:pBdr/>
-            <w:spacing/>
-            <w:ind/>
-            <w:rPr/>
-          </w:pPr>
-          <w:r>
-            <w:t xml:space="preserve">Howard Phillips Lovecraft</w:t>
-          </w:r>
-          <w:r/>
-          <w:r/>
-          <w:r/>
-          <w:r/>
-        </w:p>
-        <w:p wp14:textId="77777777">
-          <w:pPr>
-            <w:pStyle w:val="1010"/>
-            <w:suppressLineNumbers w:val="false"/>
-            <w:pBdr/>
-            <w:spacing/>
-            <w:ind/>
-            <w:rPr/>
-          </w:pPr>
-          <w:r>
-            <w:t xml:space="preserve">65 Prospect Street</w:t>
-          </w:r>
-          <w:r/>
-          <w:r/>
-          <w:r/>
-          <w:r/>
-        </w:p>
-        <w:p wp14:textId="77777777">
-          <w:pPr>
-            <w:pStyle w:val="1010"/>
-            <w:suppressLineNumbers w:val="false"/>
-            <w:pBdr/>
-            <w:spacing/>
-            <w:ind/>
-            <w:rPr/>
-          </w:pPr>
-          <w:r>
-            <w:t xml:space="preserve">Providence, RI 02906</w:t>
-          </w:r>
-          <w:r/>
-          <w:r/>
-          <w:r/>
-          <w:r/>
-        </w:p>
-        <w:p wp14:textId="77777777">
-          <w:pPr>
-            <w:pStyle w:val="1010"/>
-            <w:suppressLineNumbers w:val="false"/>
-            <w:pBdr/>
-            <w:spacing/>
-            <w:ind/>
-            <w:rPr/>
-          </w:pPr>
-          <w:r>
-            <w:t xml:space="preserve">crawlingchaos@example.com</w:t>
-          </w:r>
-          <w:r/>
-          <w:r/>
-          <w:r/>
-          <w:r/>
-          <w:r>
-            <w:rPr>
-              <w14:ligatures w14:val="none"/>
-            </w:rPr>
-          </w:r>
-          <w:r/>
-        </w:p>
-      </w:tc>
-      <w:tc>
-        <w:tcPr>
-          <w:tcBorders>
-            <w:top w:val="none" w:color="000000" w:sz="4" w:space="0"/>
-            <w:left w:val="none" w:color="000000" w:sz="4" w:space="0"/>
-            <w:bottom w:val="none" w:color="000000" w:sz="4" w:space="0"/>
-            <w:right w:val="none" w:color="000000" w:sz="4" w:space="0"/>
-          </w:tcBorders>
-          <w:tcW w:w="4680" w:type="dxa"/>
-          <w:textDirection w:val="lrTb"/>
-          <w:noWrap w:val="false"/>
-        </w:tcPr>
-        <w:p wp14:textId="77777777">
-          <w:pPr>
-            <w:pBdr/>
-            <w:spacing/>
-            <w:ind/>
-            <w:rPr/>
-          </w:pPr>
-          <w:r/>
-          <w:r/>
-        </w:p>
-      </w:tc>
-    </w:tr>
-  </w:tbl>
-  <w:p xmlns:wp14="http://schemas.microsoft.com/office/word/2010/wordml" wp14:textId="77777777">
+  <w:p>
     <w:pPr>
-      <w:pStyle w:val="958"/>
+      <w:pStyle w:val="910"/>
       <w:pBdr/>
       <w:tabs>
         <w:tab w:val="clear" w:leader="none" w:pos="4844"/>
@@ -1179,7 +1100,7 @@
 </file>
 
 <file path=word/styles.xml><?xml version="1.0" encoding="utf-8"?>
-<w:styles xmlns:wp14="http://schemas.microsoft.com/office/word/2010/wordprocessingDrawing" xmlns:mc="http://schemas.openxmlformats.org/markup-compatibility/2006" xmlns:r="http://schemas.openxmlformats.org/officeDocument/2006/relationships" xmlns:w="http://schemas.openxmlformats.org/wordprocessingml/2006/main" xmlns:w14="http://schemas.microsoft.com/office/word/2010/wordml" xmlns:w15="http://schemas.microsoft.com/office/word/2012/wordml" mc:Ignorable="w14 w15 wp14">
+<w:styles xmlns:mc="http://schemas.openxmlformats.org/markup-compatibility/2006" xmlns:r="http://schemas.openxmlformats.org/officeDocument/2006/relationships" xmlns:w="http://schemas.openxmlformats.org/wordprocessingml/2006/main" xmlns:w14="http://schemas.microsoft.com/office/word/2010/wordml" xmlns:w15="http://schemas.microsoft.com/office/word/2012/wordml" mc:Ignorable="w14 w15">
   <w:docDefaults>
     <w:rPrDefault>
       <w:rPr>
@@ -1192,14 +1113,14 @@
     <w:pPrDefault>
       <w:pPr>
         <w:pBdr/>
-        <w:spacing w:before="0" w:beforeAutospacing="0" w:after="200" w:afterAutospacing="0" w:line="276" w:lineRule="auto"/>
+        <w:spacing w:after="200" w:afterAutospacing="0" w:before="0" w:beforeAutospacing="0" w:line="276" w:lineRule="auto"/>
         <w:ind/>
       </w:pPr>
     </w:pPrDefault>
   </w:docDefaults>
   <w:latentStyles w:defLockedState="0" w:defUIPriority="99" w:defSemiHidden="1" w:defUnhideWhenUsed="1" w:defQFormat="0" w:count="267">
-    <w:lsdException w:name="Normal" w:uiPriority="0" w:semiHidden="0" w:unhideWhenUsed="0" w:qFormat="1"/>
-    <w:lsdException w:name="heading 1" w:uiPriority="9" w:semiHidden="0" w:unhideWhenUsed="0" w:qFormat="1"/>
+    <w:lsdException w:name="Normal" w:semiHidden="0" w:uiPriority="0" w:unhideWhenUsed="0" w:qFormat="1"/>
+    <w:lsdException w:name="heading 1" w:semiHidden="0" w:uiPriority="9" w:unhideWhenUsed="0" w:qFormat="1"/>
     <w:lsdException w:name="heading 2" w:uiPriority="9" w:qFormat="1"/>
     <w:lsdException w:name="heading 3" w:uiPriority="9" w:qFormat="1"/>
     <w:lsdException w:name="heading 4" w:uiPriority="9" w:qFormat="1"/>
@@ -1218,127 +1139,127 @@
     <w:lsdException w:name="toc 8" w:uiPriority="39"/>
     <w:lsdException w:name="toc 9" w:uiPriority="39"/>
     <w:lsdException w:name="caption" w:uiPriority="35" w:qFormat="1"/>
-    <w:lsdException w:name="Title" w:uiPriority="10" w:semiHidden="0" w:unhideWhenUsed="0" w:qFormat="1"/>
+    <w:lsdException w:name="Title" w:semiHidden="0" w:uiPriority="10" w:unhideWhenUsed="0" w:qFormat="1"/>
     <w:lsdException w:name="Default Paragraph Font" w:uiPriority="1"/>
-    <w:lsdException w:name="Subtitle" w:uiPriority="11" w:semiHidden="0" w:unhideWhenUsed="0" w:qFormat="1"/>
-    <w:lsdException w:name="Strong" w:uiPriority="22" w:semiHidden="0" w:unhideWhenUsed="0" w:qFormat="1"/>
-    <w:lsdException w:name="Emphasis" w:uiPriority="20" w:semiHidden="0" w:unhideWhenUsed="0" w:qFormat="1"/>
-    <w:lsdException w:name="Table Grid" w:uiPriority="59" w:semiHidden="0" w:unhideWhenUsed="0"/>
+    <w:lsdException w:name="Subtitle" w:semiHidden="0" w:uiPriority="11" w:unhideWhenUsed="0" w:qFormat="1"/>
+    <w:lsdException w:name="Strong" w:semiHidden="0" w:uiPriority="22" w:unhideWhenUsed="0" w:qFormat="1"/>
+    <w:lsdException w:name="Emphasis" w:semiHidden="0" w:uiPriority="20" w:unhideWhenUsed="0" w:qFormat="1"/>
+    <w:lsdException w:name="Table Grid" w:semiHidden="0" w:uiPriority="59" w:unhideWhenUsed="0"/>
     <w:lsdException w:name="Placeholder Text" w:unhideWhenUsed="0"/>
-    <w:lsdException w:name="No Spacing" w:uiPriority="1" w:semiHidden="0" w:unhideWhenUsed="0" w:qFormat="1"/>
-    <w:lsdException w:name="Light Shading" w:uiPriority="60" w:semiHidden="0" w:unhideWhenUsed="0"/>
-    <w:lsdException w:name="Light List" w:uiPriority="61" w:semiHidden="0" w:unhideWhenUsed="0"/>
-    <w:lsdException w:name="Light Grid" w:uiPriority="62" w:semiHidden="0" w:unhideWhenUsed="0"/>
-    <w:lsdException w:name="Medium Shading 1" w:uiPriority="63" w:semiHidden="0" w:unhideWhenUsed="0"/>
-    <w:lsdException w:name="Medium Shading 2" w:uiPriority="64" w:semiHidden="0" w:unhideWhenUsed="0"/>
-    <w:lsdException w:name="Medium List 1" w:uiPriority="65" w:semiHidden="0" w:unhideWhenUsed="0"/>
-    <w:lsdException w:name="Medium List 2" w:uiPriority="66" w:semiHidden="0" w:unhideWhenUsed="0"/>
-    <w:lsdException w:name="Medium Grid 1" w:uiPriority="67" w:semiHidden="0" w:unhideWhenUsed="0"/>
-    <w:lsdException w:name="Medium Grid 2" w:uiPriority="68" w:semiHidden="0" w:unhideWhenUsed="0"/>
-    <w:lsdException w:name="Medium Grid 3" w:uiPriority="69" w:semiHidden="0" w:unhideWhenUsed="0"/>
-    <w:lsdException w:name="Dark List" w:uiPriority="70" w:semiHidden="0" w:unhideWhenUsed="0"/>
-    <w:lsdException w:name="Colorful Shading" w:uiPriority="71" w:semiHidden="0" w:unhideWhenUsed="0"/>
-    <w:lsdException w:name="Colorful List" w:uiPriority="72" w:semiHidden="0" w:unhideWhenUsed="0"/>
-    <w:lsdException w:name="Colorful Grid" w:uiPriority="73" w:semiHidden="0" w:unhideWhenUsed="0"/>
-    <w:lsdException w:name="Light Shading Accent 1" w:uiPriority="60" w:semiHidden="0" w:unhideWhenUsed="0"/>
-    <w:lsdException w:name="Light List Accent 1" w:uiPriority="61" w:semiHidden="0" w:unhideWhenUsed="0"/>
-    <w:lsdException w:name="Light Grid Accent 1" w:uiPriority="62" w:semiHidden="0" w:unhideWhenUsed="0"/>
-    <w:lsdException w:name="Medium Shading 1 Accent 1" w:uiPriority="63" w:semiHidden="0" w:unhideWhenUsed="0"/>
-    <w:lsdException w:name="Medium Shading 2 Accent 1" w:uiPriority="64" w:semiHidden="0" w:unhideWhenUsed="0"/>
-    <w:lsdException w:name="Medium List 1 Accent 1" w:uiPriority="65" w:semiHidden="0" w:unhideWhenUsed="0"/>
+    <w:lsdException w:name="No Spacing" w:semiHidden="0" w:uiPriority="1" w:unhideWhenUsed="0" w:qFormat="1"/>
+    <w:lsdException w:name="Light Shading" w:semiHidden="0" w:uiPriority="60" w:unhideWhenUsed="0"/>
+    <w:lsdException w:name="Light List" w:semiHidden="0" w:uiPriority="61" w:unhideWhenUsed="0"/>
+    <w:lsdException w:name="Light Grid" w:semiHidden="0" w:uiPriority="62" w:unhideWhenUsed="0"/>
+    <w:lsdException w:name="Medium Shading 1" w:semiHidden="0" w:uiPriority="63" w:unhideWhenUsed="0"/>
+    <w:lsdException w:name="Medium Shading 2" w:semiHidden="0" w:uiPriority="64" w:unhideWhenUsed="0"/>
+    <w:lsdException w:name="Medium List 1" w:semiHidden="0" w:uiPriority="65" w:unhideWhenUsed="0"/>
+    <w:lsdException w:name="Medium List 2" w:semiHidden="0" w:uiPriority="66" w:unhideWhenUsed="0"/>
+    <w:lsdException w:name="Medium Grid 1" w:semiHidden="0" w:uiPriority="67" w:unhideWhenUsed="0"/>
+    <w:lsdException w:name="Medium Grid 2" w:semiHidden="0" w:uiPriority="68" w:unhideWhenUsed="0"/>
+    <w:lsdException w:name="Medium Grid 3" w:semiHidden="0" w:uiPriority="69" w:unhideWhenUsed="0"/>
+    <w:lsdException w:name="Dark List" w:semiHidden="0" w:uiPriority="70" w:unhideWhenUsed="0"/>
+    <w:lsdException w:name="Colorful Shading" w:semiHidden="0" w:uiPriority="71" w:unhideWhenUsed="0"/>
+    <w:lsdException w:name="Colorful List" w:semiHidden="0" w:uiPriority="72" w:unhideWhenUsed="0"/>
+    <w:lsdException w:name="Colorful Grid" w:semiHidden="0" w:uiPriority="73" w:unhideWhenUsed="0"/>
+    <w:lsdException w:name="Light Shading Accent 1" w:semiHidden="0" w:uiPriority="60" w:unhideWhenUsed="0"/>
+    <w:lsdException w:name="Light List Accent 1" w:semiHidden="0" w:uiPriority="61" w:unhideWhenUsed="0"/>
+    <w:lsdException w:name="Light Grid Accent 1" w:semiHidden="0" w:uiPriority="62" w:unhideWhenUsed="0"/>
+    <w:lsdException w:name="Medium Shading 1 Accent 1" w:semiHidden="0" w:uiPriority="63" w:unhideWhenUsed="0"/>
+    <w:lsdException w:name="Medium Shading 2 Accent 1" w:semiHidden="0" w:uiPriority="64" w:unhideWhenUsed="0"/>
+    <w:lsdException w:name="Medium List 1 Accent 1" w:semiHidden="0" w:uiPriority="65" w:unhideWhenUsed="0"/>
     <w:lsdException w:name="Revision" w:unhideWhenUsed="0"/>
-    <w:lsdException w:name="List Paragraph" w:uiPriority="34" w:semiHidden="0" w:unhideWhenUsed="0" w:qFormat="1"/>
-    <w:lsdException w:name="Quote" w:uiPriority="29" w:semiHidden="0" w:unhideWhenUsed="0" w:qFormat="1"/>
-    <w:lsdException w:name="Intense Quote" w:uiPriority="30" w:semiHidden="0" w:unhideWhenUsed="0" w:qFormat="1"/>
-    <w:lsdException w:name="Medium List 2 Accent 1" w:uiPriority="66" w:semiHidden="0" w:unhideWhenUsed="0"/>
-    <w:lsdException w:name="Medium Grid 1 Accent 1" w:uiPriority="67" w:semiHidden="0" w:unhideWhenUsed="0"/>
-    <w:lsdException w:name="Medium Grid 2 Accent 1" w:uiPriority="68" w:semiHidden="0" w:unhideWhenUsed="0"/>
-    <w:lsdException w:name="Medium Grid 3 Accent 1" w:uiPriority="69" w:semiHidden="0" w:unhideWhenUsed="0"/>
-    <w:lsdException w:name="Dark List Accent 1" w:uiPriority="70" w:semiHidden="0" w:unhideWhenUsed="0"/>
-    <w:lsdException w:name="Colorful Shading Accent 1" w:uiPriority="71" w:semiHidden="0" w:unhideWhenUsed="0"/>
-    <w:lsdException w:name="Colorful List Accent 1" w:uiPriority="72" w:semiHidden="0" w:unhideWhenUsed="0"/>
-    <w:lsdException w:name="Colorful Grid Accent 1" w:uiPriority="73" w:semiHidden="0" w:unhideWhenUsed="0"/>
-    <w:lsdException w:name="Light Shading Accent 2" w:uiPriority="60" w:semiHidden="0" w:unhideWhenUsed="0"/>
-    <w:lsdException w:name="Light List Accent 2" w:uiPriority="61" w:semiHidden="0" w:unhideWhenUsed="0"/>
-    <w:lsdException w:name="Light Grid Accent 2" w:uiPriority="62" w:semiHidden="0" w:unhideWhenUsed="0"/>
-    <w:lsdException w:name="Medium Shading 1 Accent 2" w:uiPriority="63" w:semiHidden="0" w:unhideWhenUsed="0"/>
-    <w:lsdException w:name="Medium Shading 2 Accent 2" w:uiPriority="64" w:semiHidden="0" w:unhideWhenUsed="0"/>
-    <w:lsdException w:name="Medium List 1 Accent 2" w:uiPriority="65" w:semiHidden="0" w:unhideWhenUsed="0"/>
-    <w:lsdException w:name="Medium List 2 Accent 2" w:uiPriority="66" w:semiHidden="0" w:unhideWhenUsed="0"/>
-    <w:lsdException w:name="Medium Grid 1 Accent 2" w:uiPriority="67" w:semiHidden="0" w:unhideWhenUsed="0"/>
-    <w:lsdException w:name="Medium Grid 2 Accent 2" w:uiPriority="68" w:semiHidden="0" w:unhideWhenUsed="0"/>
-    <w:lsdException w:name="Medium Grid 3 Accent 2" w:uiPriority="69" w:semiHidden="0" w:unhideWhenUsed="0"/>
-    <w:lsdException w:name="Dark List Accent 2" w:uiPriority="70" w:semiHidden="0" w:unhideWhenUsed="0"/>
-    <w:lsdException w:name="Colorful Shading Accent 2" w:uiPriority="71" w:semiHidden="0" w:unhideWhenUsed="0"/>
-    <w:lsdException w:name="Colorful List Accent 2" w:uiPriority="72" w:semiHidden="0" w:unhideWhenUsed="0"/>
-    <w:lsdException w:name="Colorful Grid Accent 2" w:uiPriority="73" w:semiHidden="0" w:unhideWhenUsed="0"/>
-    <w:lsdException w:name="Light Shading Accent 3" w:uiPriority="60" w:semiHidden="0" w:unhideWhenUsed="0"/>
-    <w:lsdException w:name="Light List Accent 3" w:uiPriority="61" w:semiHidden="0" w:unhideWhenUsed="0"/>
-    <w:lsdException w:name="Light Grid Accent 3" w:uiPriority="62" w:semiHidden="0" w:unhideWhenUsed="0"/>
-    <w:lsdException w:name="Medium Shading 1 Accent 3" w:uiPriority="63" w:semiHidden="0" w:unhideWhenUsed="0"/>
-    <w:lsdException w:name="Medium Shading 2 Accent 3" w:uiPriority="64" w:semiHidden="0" w:unhideWhenUsed="0"/>
-    <w:lsdException w:name="Medium List 1 Accent 3" w:uiPriority="65" w:semiHidden="0" w:unhideWhenUsed="0"/>
-    <w:lsdException w:name="Medium List 2 Accent 3" w:uiPriority="66" w:semiHidden="0" w:unhideWhenUsed="0"/>
-    <w:lsdException w:name="Medium Grid 1 Accent 3" w:uiPriority="67" w:semiHidden="0" w:unhideWhenUsed="0"/>
-    <w:lsdException w:name="Medium Grid 2 Accent 3" w:uiPriority="68" w:semiHidden="0" w:unhideWhenUsed="0"/>
-    <w:lsdException w:name="Medium Grid 3 Accent 3" w:uiPriority="69" w:semiHidden="0" w:unhideWhenUsed="0"/>
-    <w:lsdException w:name="Dark List Accent 3" w:uiPriority="70" w:semiHidden="0" w:unhideWhenUsed="0"/>
-    <w:lsdException w:name="Colorful Shading Accent 3" w:uiPriority="71" w:semiHidden="0" w:unhideWhenUsed="0"/>
-    <w:lsdException w:name="Colorful List Accent 3" w:uiPriority="72" w:semiHidden="0" w:unhideWhenUsed="0"/>
-    <w:lsdException w:name="Colorful Grid Accent 3" w:uiPriority="73" w:semiHidden="0" w:unhideWhenUsed="0"/>
-    <w:lsdException w:name="Light Shading Accent 4" w:uiPriority="60" w:semiHidden="0" w:unhideWhenUsed="0"/>
-    <w:lsdException w:name="Light List Accent 4" w:uiPriority="61" w:semiHidden="0" w:unhideWhenUsed="0"/>
-    <w:lsdException w:name="Light Grid Accent 4" w:uiPriority="62" w:semiHidden="0" w:unhideWhenUsed="0"/>
-    <w:lsdException w:name="Medium Shading 1 Accent 4" w:uiPriority="63" w:semiHidden="0" w:unhideWhenUsed="0"/>
-    <w:lsdException w:name="Medium Shading 2 Accent 4" w:uiPriority="64" w:semiHidden="0" w:unhideWhenUsed="0"/>
-    <w:lsdException w:name="Medium List 1 Accent 4" w:uiPriority="65" w:semiHidden="0" w:unhideWhenUsed="0"/>
-    <w:lsdException w:name="Medium List 2 Accent 4" w:uiPriority="66" w:semiHidden="0" w:unhideWhenUsed="0"/>
-    <w:lsdException w:name="Medium Grid 1 Accent 4" w:uiPriority="67" w:semiHidden="0" w:unhideWhenUsed="0"/>
-    <w:lsdException w:name="Medium Grid 2 Accent 4" w:uiPriority="68" w:semiHidden="0" w:unhideWhenUsed="0"/>
-    <w:lsdException w:name="Medium Grid 3 Accent 4" w:uiPriority="69" w:semiHidden="0" w:unhideWhenUsed="0"/>
-    <w:lsdException w:name="Dark List Accent 4" w:uiPriority="70" w:semiHidden="0" w:unhideWhenUsed="0"/>
-    <w:lsdException w:name="Colorful Shading Accent 4" w:uiPriority="71" w:semiHidden="0" w:unhideWhenUsed="0"/>
-    <w:lsdException w:name="Colorful List Accent 4" w:uiPriority="72" w:semiHidden="0" w:unhideWhenUsed="0"/>
-    <w:lsdException w:name="Colorful Grid Accent 4" w:uiPriority="73" w:semiHidden="0" w:unhideWhenUsed="0"/>
-    <w:lsdException w:name="Light Shading Accent 5" w:uiPriority="60" w:semiHidden="0" w:unhideWhenUsed="0"/>
-    <w:lsdException w:name="Light List Accent 5" w:uiPriority="61" w:semiHidden="0" w:unhideWhenUsed="0"/>
-    <w:lsdException w:name="Light Grid Accent 5" w:uiPriority="62" w:semiHidden="0" w:unhideWhenUsed="0"/>
-    <w:lsdException w:name="Medium Shading 1 Accent 5" w:uiPriority="63" w:semiHidden="0" w:unhideWhenUsed="0"/>
-    <w:lsdException w:name="Medium Shading 2 Accent 5" w:uiPriority="64" w:semiHidden="0" w:unhideWhenUsed="0"/>
-    <w:lsdException w:name="Medium List 1 Accent 5" w:uiPriority="65" w:semiHidden="0" w:unhideWhenUsed="0"/>
-    <w:lsdException w:name="Medium List 2 Accent 5" w:uiPriority="66" w:semiHidden="0" w:unhideWhenUsed="0"/>
-    <w:lsdException w:name="Medium Grid 1 Accent 5" w:uiPriority="67" w:semiHidden="0" w:unhideWhenUsed="0"/>
-    <w:lsdException w:name="Medium Grid 2 Accent 5" w:uiPriority="68" w:semiHidden="0" w:unhideWhenUsed="0"/>
-    <w:lsdException w:name="Medium Grid 3 Accent 5" w:uiPriority="69" w:semiHidden="0" w:unhideWhenUsed="0"/>
-    <w:lsdException w:name="Dark List Accent 5" w:uiPriority="70" w:semiHidden="0" w:unhideWhenUsed="0"/>
-    <w:lsdException w:name="Colorful Shading Accent 5" w:uiPriority="71" w:semiHidden="0" w:unhideWhenUsed="0"/>
-    <w:lsdException w:name="Colorful List Accent 5" w:uiPriority="72" w:semiHidden="0" w:unhideWhenUsed="0"/>
-    <w:lsdException w:name="Colorful Grid Accent 5" w:uiPriority="73" w:semiHidden="0" w:unhideWhenUsed="0"/>
-    <w:lsdException w:name="Light Shading Accent 6" w:uiPriority="60" w:semiHidden="0" w:unhideWhenUsed="0"/>
-    <w:lsdException w:name="Light List Accent 6" w:uiPriority="61" w:semiHidden="0" w:unhideWhenUsed="0"/>
-    <w:lsdException w:name="Light Grid Accent 6" w:uiPriority="62" w:semiHidden="0" w:unhideWhenUsed="0"/>
-    <w:lsdException w:name="Medium Shading 1 Accent 6" w:uiPriority="63" w:semiHidden="0" w:unhideWhenUsed="0"/>
-    <w:lsdException w:name="Medium Shading 2 Accent 6" w:uiPriority="64" w:semiHidden="0" w:unhideWhenUsed="0"/>
-    <w:lsdException w:name="Medium List 1 Accent 6" w:uiPriority="65" w:semiHidden="0" w:unhideWhenUsed="0"/>
-    <w:lsdException w:name="Medium List 2 Accent 6" w:uiPriority="66" w:semiHidden="0" w:unhideWhenUsed="0"/>
-    <w:lsdException w:name="Medium Grid 1 Accent 6" w:uiPriority="67" w:semiHidden="0" w:unhideWhenUsed="0"/>
-    <w:lsdException w:name="Medium Grid 2 Accent 6" w:uiPriority="68" w:semiHidden="0" w:unhideWhenUsed="0"/>
-    <w:lsdException w:name="Medium Grid 3 Accent 6" w:uiPriority="69" w:semiHidden="0" w:unhideWhenUsed="0"/>
-    <w:lsdException w:name="Dark List Accent 6" w:uiPriority="70" w:semiHidden="0" w:unhideWhenUsed="0"/>
-    <w:lsdException w:name="Colorful Shading Accent 6" w:uiPriority="71" w:semiHidden="0" w:unhideWhenUsed="0"/>
-    <w:lsdException w:name="Colorful List Accent 6" w:uiPriority="72" w:semiHidden="0" w:unhideWhenUsed="0"/>
-    <w:lsdException w:name="Colorful Grid Accent 6" w:uiPriority="73" w:semiHidden="0" w:unhideWhenUsed="0"/>
-    <w:lsdException w:name="Subtle Emphasis" w:uiPriority="19" w:semiHidden="0" w:unhideWhenUsed="0" w:qFormat="1"/>
-    <w:lsdException w:name="Intense Emphasis" w:uiPriority="21" w:semiHidden="0" w:unhideWhenUsed="0" w:qFormat="1"/>
-    <w:lsdException w:name="Subtle Reference" w:uiPriority="31" w:semiHidden="0" w:unhideWhenUsed="0" w:qFormat="1"/>
-    <w:lsdException w:name="Intense Reference" w:uiPriority="32" w:semiHidden="0" w:unhideWhenUsed="0" w:qFormat="1"/>
-    <w:lsdException w:name="Book Title" w:uiPriority="33" w:semiHidden="0" w:unhideWhenUsed="0" w:qFormat="1"/>
+    <w:lsdException w:name="List Paragraph" w:semiHidden="0" w:uiPriority="34" w:unhideWhenUsed="0" w:qFormat="1"/>
+    <w:lsdException w:name="Quote" w:semiHidden="0" w:uiPriority="29" w:unhideWhenUsed="0" w:qFormat="1"/>
+    <w:lsdException w:name="Intense Quote" w:semiHidden="0" w:uiPriority="30" w:unhideWhenUsed="0" w:qFormat="1"/>
+    <w:lsdException w:name="Medium List 2 Accent 1" w:semiHidden="0" w:uiPriority="66" w:unhideWhenUsed="0"/>
+    <w:lsdException w:name="Medium Grid 1 Accent 1" w:semiHidden="0" w:uiPriority="67" w:unhideWhenUsed="0"/>
+    <w:lsdException w:name="Medium Grid 2 Accent 1" w:semiHidden="0" w:uiPriority="68" w:unhideWhenUsed="0"/>
+    <w:lsdException w:name="Medium Grid 3 Accent 1" w:semiHidden="0" w:uiPriority="69" w:unhideWhenUsed="0"/>
+    <w:lsdException w:name="Dark List Accent 1" w:semiHidden="0" w:uiPriority="70" w:unhideWhenUsed="0"/>
+    <w:lsdException w:name="Colorful Shading Accent 1" w:semiHidden="0" w:uiPriority="71" w:unhideWhenUsed="0"/>
+    <w:lsdException w:name="Colorful List Accent 1" w:semiHidden="0" w:uiPriority="72" w:unhideWhenUsed="0"/>
+    <w:lsdException w:name="Colorful Grid Accent 1" w:semiHidden="0" w:uiPriority="73" w:unhideWhenUsed="0"/>
+    <w:lsdException w:name="Light Shading Accent 2" w:semiHidden="0" w:uiPriority="60" w:unhideWhenUsed="0"/>
+    <w:lsdException w:name="Light List Accent 2" w:semiHidden="0" w:uiPriority="61" w:unhideWhenUsed="0"/>
+    <w:lsdException w:name="Light Grid Accent 2" w:semiHidden="0" w:uiPriority="62" w:unhideWhenUsed="0"/>
+    <w:lsdException w:name="Medium Shading 1 Accent 2" w:semiHidden="0" w:uiPriority="63" w:unhideWhenUsed="0"/>
+    <w:lsdException w:name="Medium Shading 2 Accent 2" w:semiHidden="0" w:uiPriority="64" w:unhideWhenUsed="0"/>
+    <w:lsdException w:name="Medium List 1 Accent 2" w:semiHidden="0" w:uiPriority="65" w:unhideWhenUsed="0"/>
+    <w:lsdException w:name="Medium List 2 Accent 2" w:semiHidden="0" w:uiPriority="66" w:unhideWhenUsed="0"/>
+    <w:lsdException w:name="Medium Grid 1 Accent 2" w:semiHidden="0" w:uiPriority="67" w:unhideWhenUsed="0"/>
+    <w:lsdException w:name="Medium Grid 2 Accent 2" w:semiHidden="0" w:uiPriority="68" w:unhideWhenUsed="0"/>
+    <w:lsdException w:name="Medium Grid 3 Accent 2" w:semiHidden="0" w:uiPriority="69" w:unhideWhenUsed="0"/>
+    <w:lsdException w:name="Dark List Accent 2" w:semiHidden="0" w:uiPriority="70" w:unhideWhenUsed="0"/>
+    <w:lsdException w:name="Colorful Shading Accent 2" w:semiHidden="0" w:uiPriority="71" w:unhideWhenUsed="0"/>
+    <w:lsdException w:name="Colorful List Accent 2" w:semiHidden="0" w:uiPriority="72" w:unhideWhenUsed="0"/>
+    <w:lsdException w:name="Colorful Grid Accent 2" w:semiHidden="0" w:uiPriority="73" w:unhideWhenUsed="0"/>
+    <w:lsdException w:name="Light Shading Accent 3" w:semiHidden="0" w:uiPriority="60" w:unhideWhenUsed="0"/>
+    <w:lsdException w:name="Light List Accent 3" w:semiHidden="0" w:uiPriority="61" w:unhideWhenUsed="0"/>
+    <w:lsdException w:name="Light Grid Accent 3" w:semiHidden="0" w:uiPriority="62" w:unhideWhenUsed="0"/>
+    <w:lsdException w:name="Medium Shading 1 Accent 3" w:semiHidden="0" w:uiPriority="63" w:unhideWhenUsed="0"/>
+    <w:lsdException w:name="Medium Shading 2 Accent 3" w:semiHidden="0" w:uiPriority="64" w:unhideWhenUsed="0"/>
+    <w:lsdException w:name="Medium List 1 Accent 3" w:semiHidden="0" w:uiPriority="65" w:unhideWhenUsed="0"/>
+    <w:lsdException w:name="Medium List 2 Accent 3" w:semiHidden="0" w:uiPriority="66" w:unhideWhenUsed="0"/>
+    <w:lsdException w:name="Medium Grid 1 Accent 3" w:semiHidden="0" w:uiPriority="67" w:unhideWhenUsed="0"/>
+    <w:lsdException w:name="Medium Grid 2 Accent 3" w:semiHidden="0" w:uiPriority="68" w:unhideWhenUsed="0"/>
+    <w:lsdException w:name="Medium Grid 3 Accent 3" w:semiHidden="0" w:uiPriority="69" w:unhideWhenUsed="0"/>
+    <w:lsdException w:name="Dark List Accent 3" w:semiHidden="0" w:uiPriority="70" w:unhideWhenUsed="0"/>
+    <w:lsdException w:name="Colorful Shading Accent 3" w:semiHidden="0" w:uiPriority="71" w:unhideWhenUsed="0"/>
+    <w:lsdException w:name="Colorful List Accent 3" w:semiHidden="0" w:uiPriority="72" w:unhideWhenUsed="0"/>
+    <w:lsdException w:name="Colorful Grid Accent 3" w:semiHidden="0" w:uiPriority="73" w:unhideWhenUsed="0"/>
+    <w:lsdException w:name="Light Shading Accent 4" w:semiHidden="0" w:uiPriority="60" w:unhideWhenUsed="0"/>
+    <w:lsdException w:name="Light List Accent 4" w:semiHidden="0" w:uiPriority="61" w:unhideWhenUsed="0"/>
+    <w:lsdException w:name="Light Grid Accent 4" w:semiHidden="0" w:uiPriority="62" w:unhideWhenUsed="0"/>
+    <w:lsdException w:name="Medium Shading 1 Accent 4" w:semiHidden="0" w:uiPriority="63" w:unhideWhenUsed="0"/>
+    <w:lsdException w:name="Medium Shading 2 Accent 4" w:semiHidden="0" w:uiPriority="64" w:unhideWhenUsed="0"/>
+    <w:lsdException w:name="Medium List 1 Accent 4" w:semiHidden="0" w:uiPriority="65" w:unhideWhenUsed="0"/>
+    <w:lsdException w:name="Medium List 2 Accent 4" w:semiHidden="0" w:uiPriority="66" w:unhideWhenUsed="0"/>
+    <w:lsdException w:name="Medium Grid 1 Accent 4" w:semiHidden="0" w:uiPriority="67" w:unhideWhenUsed="0"/>
+    <w:lsdException w:name="Medium Grid 2 Accent 4" w:semiHidden="0" w:uiPriority="68" w:unhideWhenUsed="0"/>
+    <w:lsdException w:name="Medium Grid 3 Accent 4" w:semiHidden="0" w:uiPriority="69" w:unhideWhenUsed="0"/>
+    <w:lsdException w:name="Dark List Accent 4" w:semiHidden="0" w:uiPriority="70" w:unhideWhenUsed="0"/>
+    <w:lsdException w:name="Colorful Shading Accent 4" w:semiHidden="0" w:uiPriority="71" w:unhideWhenUsed="0"/>
+    <w:lsdException w:name="Colorful List Accent 4" w:semiHidden="0" w:uiPriority="72" w:unhideWhenUsed="0"/>
+    <w:lsdException w:name="Colorful Grid Accent 4" w:semiHidden="0" w:uiPriority="73" w:unhideWhenUsed="0"/>
+    <w:lsdException w:name="Light Shading Accent 5" w:semiHidden="0" w:uiPriority="60" w:unhideWhenUsed="0"/>
+    <w:lsdException w:name="Light List Accent 5" w:semiHidden="0" w:uiPriority="61" w:unhideWhenUsed="0"/>
+    <w:lsdException w:name="Light Grid Accent 5" w:semiHidden="0" w:uiPriority="62" w:unhideWhenUsed="0"/>
+    <w:lsdException w:name="Medium Shading 1 Accent 5" w:semiHidden="0" w:uiPriority="63" w:unhideWhenUsed="0"/>
+    <w:lsdException w:name="Medium Shading 2 Accent 5" w:semiHidden="0" w:uiPriority="64" w:unhideWhenUsed="0"/>
+    <w:lsdException w:name="Medium List 1 Accent 5" w:semiHidden="0" w:uiPriority="65" w:unhideWhenUsed="0"/>
+    <w:lsdException w:name="Medium List 2 Accent 5" w:semiHidden="0" w:uiPriority="66" w:unhideWhenUsed="0"/>
+    <w:lsdException w:name="Medium Grid 1 Accent 5" w:semiHidden="0" w:uiPriority="67" w:unhideWhenUsed="0"/>
+    <w:lsdException w:name="Medium Grid 2 Accent 5" w:semiHidden="0" w:uiPriority="68" w:unhideWhenUsed="0"/>
+    <w:lsdException w:name="Medium Grid 3 Accent 5" w:semiHidden="0" w:uiPriority="69" w:unhideWhenUsed="0"/>
+    <w:lsdException w:name="Dark List Accent 5" w:semiHidden="0" w:uiPriority="70" w:unhideWhenUsed="0"/>
+    <w:lsdException w:name="Colorful Shading Accent 5" w:semiHidden="0" w:uiPriority="71" w:unhideWhenUsed="0"/>
+    <w:lsdException w:name="Colorful List Accent 5" w:semiHidden="0" w:uiPriority="72" w:unhideWhenUsed="0"/>
+    <w:lsdException w:name="Colorful Grid Accent 5" w:semiHidden="0" w:uiPriority="73" w:unhideWhenUsed="0"/>
+    <w:lsdException w:name="Light Shading Accent 6" w:semiHidden="0" w:uiPriority="60" w:unhideWhenUsed="0"/>
+    <w:lsdException w:name="Light List Accent 6" w:semiHidden="0" w:uiPriority="61" w:unhideWhenUsed="0"/>
+    <w:lsdException w:name="Light Grid Accent 6" w:semiHidden="0" w:uiPriority="62" w:unhideWhenUsed="0"/>
+    <w:lsdException w:name="Medium Shading 1 Accent 6" w:semiHidden="0" w:uiPriority="63" w:unhideWhenUsed="0"/>
+    <w:lsdException w:name="Medium Shading 2 Accent 6" w:semiHidden="0" w:uiPriority="64" w:unhideWhenUsed="0"/>
+    <w:lsdException w:name="Medium List 1 Accent 6" w:semiHidden="0" w:uiPriority="65" w:unhideWhenUsed="0"/>
+    <w:lsdException w:name="Medium List 2 Accent 6" w:semiHidden="0" w:uiPriority="66" w:unhideWhenUsed="0"/>
+    <w:lsdException w:name="Medium Grid 1 Accent 6" w:semiHidden="0" w:uiPriority="67" w:unhideWhenUsed="0"/>
+    <w:lsdException w:name="Medium Grid 2 Accent 6" w:semiHidden="0" w:uiPriority="68" w:unhideWhenUsed="0"/>
+    <w:lsdException w:name="Medium Grid 3 Accent 6" w:semiHidden="0" w:uiPriority="69" w:unhideWhenUsed="0"/>
+    <w:lsdException w:name="Dark List Accent 6" w:semiHidden="0" w:uiPriority="70" w:unhideWhenUsed="0"/>
+    <w:lsdException w:name="Colorful Shading Accent 6" w:semiHidden="0" w:uiPriority="71" w:unhideWhenUsed="0"/>
+    <w:lsdException w:name="Colorful List Accent 6" w:semiHidden="0" w:uiPriority="72" w:unhideWhenUsed="0"/>
+    <w:lsdException w:name="Colorful Grid Accent 6" w:semiHidden="0" w:uiPriority="73" w:unhideWhenUsed="0"/>
+    <w:lsdException w:name="Subtle Emphasis" w:semiHidden="0" w:uiPriority="19" w:unhideWhenUsed="0" w:qFormat="1"/>
+    <w:lsdException w:name="Intense Emphasis" w:semiHidden="0" w:uiPriority="21" w:unhideWhenUsed="0" w:qFormat="1"/>
+    <w:lsdException w:name="Subtle Reference" w:semiHidden="0" w:uiPriority="31" w:unhideWhenUsed="0" w:qFormat="1"/>
+    <w:lsdException w:name="Intense Reference" w:semiHidden="0" w:uiPriority="32" w:unhideWhenUsed="0" w:qFormat="1"/>
+    <w:lsdException w:name="Book Title" w:semiHidden="0" w:uiPriority="33" w:unhideWhenUsed="0" w:qFormat="1"/>
     <w:lsdException w:name="Bibliography" w:uiPriority="37"/>
     <w:lsdException w:name="TOC Heading" w:uiPriority="39" w:qFormat="1"/>
   </w:latentStyles>
-  <w:style w:type="table" w:styleId="798">
+  <w:style w:type="table" w:styleId="750">
     <w:name w:val="Table Grid"/>
-    <w:basedOn w:val="984"/>
+    <w:basedOn w:val="936"/>
     <w:uiPriority w:val="59"/>
     <w:pPr>
       <w:pBdr/>
@@ -1535,9 +1456,9 @@
       </w:tcPr>
     </w:tblStylePr>
   </w:style>
-  <w:style w:type="table" w:styleId="799">
+  <w:style w:type="table" w:styleId="751">
     <w:name w:val="Table Grid Light"/>
-    <w:basedOn w:val="984"/>
+    <w:basedOn w:val="936"/>
     <w:uiPriority w:val="59"/>
     <w:pPr>
       <w:pBdr/>
@@ -1734,9 +1655,9 @@
       </w:tcPr>
     </w:tblStylePr>
   </w:style>
-  <w:style w:type="table" w:styleId="800">
+  <w:style w:type="table" w:styleId="752">
     <w:name w:val="Plain Table 1"/>
-    <w:basedOn w:val="984"/>
+    <w:basedOn w:val="936"/>
     <w:uiPriority w:val="59"/>
     <w:pPr>
       <w:pBdr/>
@@ -1959,9 +1880,9 @@
       </w:tcPr>
     </w:tblStylePr>
   </w:style>
-  <w:style w:type="table" w:styleId="801">
+  <w:style w:type="table" w:styleId="753">
     <w:name w:val="Plain Table 2"/>
-    <w:basedOn w:val="984"/>
+    <w:basedOn w:val="936"/>
     <w:uiPriority w:val="59"/>
     <w:pPr>
       <w:pBdr/>
@@ -2192,9 +2113,9 @@
       </w:tcPr>
     </w:tblStylePr>
   </w:style>
-  <w:style w:type="table" w:styleId="802">
+  <w:style w:type="table" w:styleId="754">
     <w:name w:val="Plain Table 3"/>
-    <w:basedOn w:val="984"/>
+    <w:basedOn w:val="936"/>
     <w:uiPriority w:val="99"/>
     <w:pPr>
       <w:pBdr/>
@@ -2422,9 +2343,9 @@
       </w:tcPr>
     </w:tblStylePr>
   </w:style>
-  <w:style w:type="table" w:styleId="803">
+  <w:style w:type="table" w:styleId="755">
     <w:name w:val="Plain Table 4"/>
-    <w:basedOn w:val="984"/>
+    <w:basedOn w:val="936"/>
     <w:uiPriority w:val="99"/>
     <w:pPr>
       <w:pBdr/>
@@ -2638,9 +2559,9 @@
       </w:tcPr>
     </w:tblStylePr>
   </w:style>
-  <w:style w:type="table" w:styleId="804">
+  <w:style w:type="table" w:styleId="756">
     <w:name w:val="Plain Table 5"/>
-    <w:basedOn w:val="984"/>
+    <w:basedOn w:val="936"/>
     <w:uiPriority w:val="99"/>
     <w:pPr>
       <w:pBdr/>
@@ -2871,9 +2792,9 @@
       </w:tcPr>
     </w:tblStylePr>
   </w:style>
-  <w:style w:type="table" w:styleId="805">
+  <w:style w:type="table" w:styleId="757">
     <w:name w:val="Grid Table 1 Light"/>
-    <w:basedOn w:val="984"/>
+    <w:basedOn w:val="936"/>
     <w:uiPriority w:val="99"/>
     <w:pPr>
       <w:pBdr/>
@@ -3094,9 +3015,9 @@
       </w:tcPr>
     </w:tblStylePr>
   </w:style>
-  <w:style w:type="table" w:styleId="806">
+  <w:style w:type="table" w:styleId="758">
     <w:name w:val="Grid Table 1 Light - Accent 1"/>
-    <w:basedOn w:val="984"/>
+    <w:basedOn w:val="936"/>
     <w:uiPriority w:val="99"/>
     <w:pPr>
       <w:pBdr/>
@@ -3317,9 +3238,9 @@
       </w:tcPr>
     </w:tblStylePr>
   </w:style>
-  <w:style w:type="table" w:styleId="807">
+  <w:style w:type="table" w:styleId="759">
     <w:name w:val="Grid Table 1 Light - Accent 2"/>
-    <w:basedOn w:val="984"/>
+    <w:basedOn w:val="936"/>
     <w:uiPriority w:val="99"/>
     <w:pPr>
       <w:pBdr/>
@@ -3540,9 +3461,9 @@
       </w:tcPr>
     </w:tblStylePr>
   </w:style>
-  <w:style w:type="table" w:styleId="808">
+  <w:style w:type="table" w:styleId="760">
     <w:name w:val="Grid Table 1 Light - Accent 3"/>
-    <w:basedOn w:val="984"/>
+    <w:basedOn w:val="936"/>
     <w:uiPriority w:val="99"/>
     <w:pPr>
       <w:pBdr/>
@@ -3763,9 +3684,9 @@
       </w:tcPr>
     </w:tblStylePr>
   </w:style>
-  <w:style w:type="table" w:styleId="809">
+  <w:style w:type="table" w:styleId="761">
     <w:name w:val="Grid Table 1 Light - Accent 4"/>
-    <w:basedOn w:val="984"/>
+    <w:basedOn w:val="936"/>
     <w:uiPriority w:val="99"/>
     <w:pPr>
       <w:pBdr/>
@@ -3986,9 +3907,9 @@
       </w:tcPr>
     </w:tblStylePr>
   </w:style>
-  <w:style w:type="table" w:styleId="810">
+  <w:style w:type="table" w:styleId="762">
     <w:name w:val="Grid Table 1 Light - Accent 5"/>
-    <w:basedOn w:val="984"/>
+    <w:basedOn w:val="936"/>
     <w:uiPriority w:val="99"/>
     <w:pPr>
       <w:pBdr/>
@@ -4209,9 +4130,9 @@
       </w:tcPr>
     </w:tblStylePr>
   </w:style>
-  <w:style w:type="table" w:styleId="811">
+  <w:style w:type="table" w:styleId="763">
     <w:name w:val="Grid Table 1 Light - Accent 6"/>
-    <w:basedOn w:val="984"/>
+    <w:basedOn w:val="936"/>
     <w:uiPriority w:val="99"/>
     <w:pPr>
       <w:pBdr/>
@@ -4432,9 +4353,9 @@
       </w:tcPr>
     </w:tblStylePr>
   </w:style>
-  <w:style w:type="table" w:styleId="812">
+  <w:style w:type="table" w:styleId="764">
     <w:name w:val="Grid Table 2"/>
-    <w:basedOn w:val="984"/>
+    <w:basedOn w:val="936"/>
     <w:uiPriority w:val="99"/>
     <w:pPr>
       <w:pBdr/>
@@ -4664,9 +4585,9 @@
       </w:tcPr>
     </w:tblStylePr>
   </w:style>
-  <w:style w:type="table" w:styleId="813">
+  <w:style w:type="table" w:styleId="765">
     <w:name w:val="Grid Table 2 - Accent 1"/>
-    <w:basedOn w:val="984"/>
+    <w:basedOn w:val="936"/>
     <w:uiPriority w:val="99"/>
     <w:pPr>
       <w:pBdr/>
@@ -4896,9 +4817,9 @@
       </w:tcPr>
     </w:tblStylePr>
   </w:style>
-  <w:style w:type="table" w:styleId="814">
+  <w:style w:type="table" w:styleId="766">
     <w:name w:val="Grid Table 2 - Accent 2"/>
-    <w:basedOn w:val="984"/>
+    <w:basedOn w:val="936"/>
     <w:uiPriority w:val="99"/>
     <w:pPr>
       <w:pBdr/>
@@ -5128,9 +5049,9 @@
       </w:tcPr>
     </w:tblStylePr>
   </w:style>
-  <w:style w:type="table" w:styleId="815">
+  <w:style w:type="table" w:styleId="767">
     <w:name w:val="Grid Table 2 - Accent 3"/>
-    <w:basedOn w:val="984"/>
+    <w:basedOn w:val="936"/>
     <w:uiPriority w:val="99"/>
     <w:pPr>
       <w:pBdr/>
@@ -5360,9 +5281,9 @@
       </w:tcPr>
     </w:tblStylePr>
   </w:style>
-  <w:style w:type="table" w:styleId="816">
+  <w:style w:type="table" w:styleId="768">
     <w:name w:val="Grid Table 2 - Accent 4"/>
-    <w:basedOn w:val="984"/>
+    <w:basedOn w:val="936"/>
     <w:uiPriority w:val="99"/>
     <w:pPr>
       <w:pBdr/>
@@ -5592,9 +5513,9 @@
       </w:tcPr>
     </w:tblStylePr>
   </w:style>
-  <w:style w:type="table" w:styleId="817">
+  <w:style w:type="table" w:styleId="769">
     <w:name w:val="Grid Table 2 - Accent 5"/>
-    <w:basedOn w:val="984"/>
+    <w:basedOn w:val="936"/>
     <w:uiPriority w:val="99"/>
     <w:pPr>
       <w:pBdr/>
@@ -5824,9 +5745,9 @@
       </w:tcPr>
     </w:tblStylePr>
   </w:style>
-  <w:style w:type="table" w:styleId="818">
+  <w:style w:type="table" w:styleId="770">
     <w:name w:val="Grid Table 2 - Accent 6"/>
-    <w:basedOn w:val="984"/>
+    <w:basedOn w:val="936"/>
     <w:uiPriority w:val="99"/>
     <w:pPr>
       <w:pBdr/>
@@ -6056,9 +5977,9 @@
       </w:tcPr>
     </w:tblStylePr>
   </w:style>
-  <w:style w:type="table" w:styleId="819">
+  <w:style w:type="table" w:styleId="771">
     <w:name w:val="Grid Table 3"/>
-    <w:basedOn w:val="984"/>
+    <w:basedOn w:val="936"/>
     <w:uiPriority w:val="99"/>
     <w:pPr>
       <w:pBdr/>
@@ -6301,9 +6222,9 @@
       </w:tcPr>
     </w:tblStylePr>
   </w:style>
-  <w:style w:type="table" w:styleId="820">
+  <w:style w:type="table" w:styleId="772">
     <w:name w:val="Grid Table 3 - Accent 1"/>
-    <w:basedOn w:val="984"/>
+    <w:basedOn w:val="936"/>
     <w:uiPriority w:val="99"/>
     <w:pPr>
       <w:pBdr/>
@@ -6546,9 +6467,9 @@
       </w:tcPr>
     </w:tblStylePr>
   </w:style>
-  <w:style w:type="table" w:styleId="821">
+  <w:style w:type="table" w:styleId="773">
     <w:name w:val="Grid Table 3 - Accent 2"/>
-    <w:basedOn w:val="984"/>
+    <w:basedOn w:val="936"/>
     <w:uiPriority w:val="99"/>
     <w:pPr>
       <w:pBdr/>
@@ -6791,9 +6712,9 @@
       </w:tcPr>
     </w:tblStylePr>
   </w:style>
-  <w:style w:type="table" w:styleId="822">
+  <w:style w:type="table" w:styleId="774">
     <w:name w:val="Grid Table 3 - Accent 3"/>
-    <w:basedOn w:val="984"/>
+    <w:basedOn w:val="936"/>
     <w:uiPriority w:val="99"/>
     <w:pPr>
       <w:pBdr/>
@@ -7036,9 +6957,9 @@
       </w:tcPr>
     </w:tblStylePr>
   </w:style>
-  <w:style w:type="table" w:styleId="823">
+  <w:style w:type="table" w:styleId="775">
     <w:name w:val="Grid Table 3 - Accent 4"/>
-    <w:basedOn w:val="984"/>
+    <w:basedOn w:val="936"/>
     <w:uiPriority w:val="99"/>
     <w:pPr>
       <w:pBdr/>
@@ -7281,9 +7202,9 @@
       </w:tcPr>
     </w:tblStylePr>
   </w:style>
-  <w:style w:type="table" w:styleId="824">
+  <w:style w:type="table" w:styleId="776">
     <w:name w:val="Grid Table 3 - Accent 5"/>
-    <w:basedOn w:val="984"/>
+    <w:basedOn w:val="936"/>
     <w:uiPriority w:val="99"/>
     <w:pPr>
       <w:pBdr/>
@@ -7526,9 +7447,9 @@
       </w:tcPr>
     </w:tblStylePr>
   </w:style>
-  <w:style w:type="table" w:styleId="825">
+  <w:style w:type="table" w:styleId="777">
     <w:name w:val="Grid Table 3 - Accent 6"/>
-    <w:basedOn w:val="984"/>
+    <w:basedOn w:val="936"/>
     <w:uiPriority w:val="99"/>
     <w:pPr>
       <w:pBdr/>
@@ -7771,9 +7692,9 @@
       </w:tcPr>
     </w:tblStylePr>
   </w:style>
-  <w:style w:type="table" w:styleId="826">
+  <w:style w:type="table" w:styleId="778">
     <w:name w:val="Grid Table 4"/>
-    <w:basedOn w:val="984"/>
+    <w:basedOn w:val="936"/>
     <w:uiPriority w:val="59"/>
     <w:pPr>
       <w:pBdr/>
@@ -8004,9 +7925,9 @@
       </w:tcPr>
     </w:tblStylePr>
   </w:style>
-  <w:style w:type="table" w:styleId="827">
+  <w:style w:type="table" w:styleId="779">
     <w:name w:val="Grid Table 4 - Accent 1"/>
-    <w:basedOn w:val="984"/>
+    <w:basedOn w:val="936"/>
     <w:uiPriority w:val="59"/>
     <w:pPr>
       <w:pBdr/>
@@ -8237,9 +8158,9 @@
       </w:tcPr>
     </w:tblStylePr>
   </w:style>
-  <w:style w:type="table" w:styleId="828">
+  <w:style w:type="table" w:styleId="780">
     <w:name w:val="Grid Table 4 - Accent 2"/>
-    <w:basedOn w:val="984"/>
+    <w:basedOn w:val="936"/>
     <w:uiPriority w:val="59"/>
     <w:pPr>
       <w:pBdr/>
@@ -8470,9 +8391,9 @@
       </w:tcPr>
     </w:tblStylePr>
   </w:style>
-  <w:style w:type="table" w:styleId="829">
+  <w:style w:type="table" w:styleId="781">
     <w:name w:val="Grid Table 4 - Accent 3"/>
-    <w:basedOn w:val="984"/>
+    <w:basedOn w:val="936"/>
     <w:uiPriority w:val="59"/>
     <w:pPr>
       <w:pBdr/>
@@ -8703,9 +8624,9 @@
       </w:tcPr>
     </w:tblStylePr>
   </w:style>
-  <w:style w:type="table" w:styleId="830">
+  <w:style w:type="table" w:styleId="782">
     <w:name w:val="Grid Table 4 - Accent 4"/>
-    <w:basedOn w:val="984"/>
+    <w:basedOn w:val="936"/>
     <w:uiPriority w:val="59"/>
     <w:pPr>
       <w:pBdr/>
@@ -8936,9 +8857,9 @@
       </w:tcPr>
     </w:tblStylePr>
   </w:style>
-  <w:style w:type="table" w:styleId="831">
+  <w:style w:type="table" w:styleId="783">
     <w:name w:val="Grid Table 4 - Accent 5"/>
-    <w:basedOn w:val="984"/>
+    <w:basedOn w:val="936"/>
     <w:uiPriority w:val="59"/>
     <w:pPr>
       <w:pBdr/>
@@ -9169,9 +9090,9 @@
       </w:tcPr>
     </w:tblStylePr>
   </w:style>
-  <w:style w:type="table" w:styleId="832">
+  <w:style w:type="table" w:styleId="784">
     <w:name w:val="Grid Table 4 - Accent 6"/>
-    <w:basedOn w:val="984"/>
+    <w:basedOn w:val="936"/>
     <w:uiPriority w:val="59"/>
     <w:pPr>
       <w:pBdr/>
@@ -9402,9 +9323,9 @@
       </w:tcPr>
     </w:tblStylePr>
   </w:style>
-  <w:style w:type="table" w:styleId="833">
+  <w:style w:type="table" w:styleId="785">
     <w:name w:val="Grid Table 5 Dark"/>
-    <w:basedOn w:val="984"/>
+    <w:basedOn w:val="936"/>
     <w:uiPriority w:val="99"/>
     <w:pPr>
       <w:pBdr/>
@@ -9630,9 +9551,9 @@
       </w:tcPr>
     </w:tblStylePr>
   </w:style>
-  <w:style w:type="table" w:styleId="834">
+  <w:style w:type="table" w:styleId="786">
     <w:name w:val="Grid Table 5 Dark- Accent 1"/>
-    <w:basedOn w:val="984"/>
+    <w:basedOn w:val="936"/>
     <w:uiPriority w:val="99"/>
     <w:pPr>
       <w:pBdr/>
@@ -9858,9 +9779,9 @@
       </w:tcPr>
     </w:tblStylePr>
   </w:style>
-  <w:style w:type="table" w:styleId="835">
+  <w:style w:type="table" w:styleId="787">
     <w:name w:val="Grid Table 5 Dark - Accent 2"/>
-    <w:basedOn w:val="984"/>
+    <w:basedOn w:val="936"/>
     <w:uiPriority w:val="99"/>
     <w:pPr>
       <w:pBdr/>
@@ -10086,9 +10007,9 @@
       </w:tcPr>
     </w:tblStylePr>
   </w:style>
-  <w:style w:type="table" w:styleId="836">
+  <w:style w:type="table" w:styleId="788">
     <w:name w:val="Grid Table 5 Dark - Accent 3"/>
-    <w:basedOn w:val="984"/>
+    <w:basedOn w:val="936"/>
     <w:uiPriority w:val="99"/>
     <w:pPr>
       <w:pBdr/>
@@ -10314,9 +10235,9 @@
       </w:tcPr>
     </w:tblStylePr>
   </w:style>
-  <w:style w:type="table" w:styleId="837">
+  <w:style w:type="table" w:styleId="789">
     <w:name w:val="Grid Table 5 Dark- Accent 4"/>
-    <w:basedOn w:val="984"/>
+    <w:basedOn w:val="936"/>
     <w:uiPriority w:val="99"/>
     <w:pPr>
       <w:pBdr/>
@@ -10542,9 +10463,9 @@
       </w:tcPr>
     </w:tblStylePr>
   </w:style>
-  <w:style w:type="table" w:styleId="838">
+  <w:style w:type="table" w:styleId="790">
     <w:name w:val="Grid Table 5 Dark - Accent 5"/>
-    <w:basedOn w:val="984"/>
+    <w:basedOn w:val="936"/>
     <w:uiPriority w:val="99"/>
     <w:pPr>
       <w:pBdr/>
@@ -10770,9 +10691,9 @@
       </w:tcPr>
     </w:tblStylePr>
   </w:style>
-  <w:style w:type="table" w:styleId="839">
+  <w:style w:type="table" w:styleId="791">
     <w:name w:val="Grid Table 5 Dark - Accent 6"/>
-    <w:basedOn w:val="984"/>
+    <w:basedOn w:val="936"/>
     <w:uiPriority w:val="99"/>
     <w:pPr>
       <w:pBdr/>
@@ -10998,9 +10919,9 @@
       </w:tcPr>
     </w:tblStylePr>
   </w:style>
-  <w:style w:type="table" w:styleId="840">
+  <w:style w:type="table" w:styleId="792">
     <w:name w:val="Grid Table 6 Colorful"/>
-    <w:basedOn w:val="984"/>
+    <w:basedOn w:val="936"/>
     <w:uiPriority w:val="99"/>
     <w:pPr>
       <w:pBdr/>
@@ -11228,9 +11149,9 @@
       </w:tcPr>
     </w:tblStylePr>
   </w:style>
-  <w:style w:type="table" w:styleId="841">
+  <w:style w:type="table" w:styleId="793">
     <w:name w:val="Grid Table 6 Colorful - Accent 1"/>
-    <w:basedOn w:val="984"/>
+    <w:basedOn w:val="936"/>
     <w:uiPriority w:val="99"/>
     <w:pPr>
       <w:pBdr/>
@@ -11458,9 +11379,9 @@
       </w:tcPr>
     </w:tblStylePr>
   </w:style>
-  <w:style w:type="table" w:styleId="842">
+  <w:style w:type="table" w:styleId="794">
     <w:name w:val="Grid Table 6 Colorful - Accent 2"/>
-    <w:basedOn w:val="984"/>
+    <w:basedOn w:val="936"/>
     <w:uiPriority w:val="99"/>
     <w:pPr>
       <w:pBdr/>
@@ -11688,9 +11609,9 @@
       </w:tcPr>
     </w:tblStylePr>
   </w:style>
-  <w:style w:type="table" w:styleId="843">
+  <w:style w:type="table" w:styleId="795">
     <w:name w:val="Grid Table 6 Colorful - Accent 3"/>
-    <w:basedOn w:val="984"/>
+    <w:basedOn w:val="936"/>
     <w:uiPriority w:val="99"/>
     <w:pPr>
       <w:pBdr/>
@@ -11918,9 +11839,9 @@
       </w:tcPr>
     </w:tblStylePr>
   </w:style>
-  <w:style w:type="table" w:styleId="844">
+  <w:style w:type="table" w:styleId="796">
     <w:name w:val="Grid Table 6 Colorful - Accent 4"/>
-    <w:basedOn w:val="984"/>
+    <w:basedOn w:val="936"/>
     <w:uiPriority w:val="99"/>
     <w:pPr>
       <w:pBdr/>
@@ -12148,9 +12069,9 @@
       </w:tcPr>
     </w:tblStylePr>
   </w:style>
-  <w:style w:type="table" w:styleId="845">
+  <w:style w:type="table" w:styleId="797">
     <w:name w:val="Grid Table 6 Colorful - Accent 5"/>
-    <w:basedOn w:val="984"/>
+    <w:basedOn w:val="936"/>
     <w:uiPriority w:val="99"/>
     <w:pPr>
       <w:pBdr/>
@@ -12378,9 +12299,9 @@
       </w:tcPr>
     </w:tblStylePr>
   </w:style>
-  <w:style w:type="table" w:styleId="846">
+  <w:style w:type="table" w:styleId="798">
     <w:name w:val="Grid Table 6 Colorful - Accent 6"/>
-    <w:basedOn w:val="984"/>
+    <w:basedOn w:val="936"/>
     <w:uiPriority w:val="99"/>
     <w:pPr>
       <w:pBdr/>
@@ -12608,9 +12529,9 @@
       </w:tcPr>
     </w:tblStylePr>
   </w:style>
-  <w:style w:type="table" w:styleId="847">
+  <w:style w:type="table" w:styleId="799">
     <w:name w:val="Grid Table 7 Colorful"/>
-    <w:basedOn w:val="984"/>
+    <w:basedOn w:val="936"/>
     <w:uiPriority w:val="99"/>
     <w:pPr>
       <w:pBdr/>
@@ -12862,9 +12783,9 @@
       </w:tcPr>
     </w:tblStylePr>
   </w:style>
-  <w:style w:type="table" w:styleId="848">
+  <w:style w:type="table" w:styleId="800">
     <w:name w:val="Grid Table 7 Colorful - Accent 1"/>
-    <w:basedOn w:val="984"/>
+    <w:basedOn w:val="936"/>
     <w:uiPriority w:val="99"/>
     <w:pPr>
       <w:pBdr/>
@@ -13116,9 +13037,9 @@
       </w:tcPr>
     </w:tblStylePr>
   </w:style>
-  <w:style w:type="table" w:styleId="849">
+  <w:style w:type="table" w:styleId="801">
     <w:name w:val="Grid Table 7 Colorful - Accent 2"/>
-    <w:basedOn w:val="984"/>
+    <w:basedOn w:val="936"/>
     <w:uiPriority w:val="99"/>
     <w:pPr>
       <w:pBdr/>
@@ -13370,9 +13291,9 @@
       </w:tcPr>
     </w:tblStylePr>
   </w:style>
-  <w:style w:type="table" w:styleId="850">
+  <w:style w:type="table" w:styleId="802">
     <w:name w:val="Grid Table 7 Colorful - Accent 3"/>
-    <w:basedOn w:val="984"/>
+    <w:basedOn w:val="936"/>
     <w:uiPriority w:val="99"/>
     <w:pPr>
       <w:pBdr/>
@@ -13624,9 +13545,9 @@
       </w:tcPr>
     </w:tblStylePr>
   </w:style>
-  <w:style w:type="table" w:styleId="851">
+  <w:style w:type="table" w:styleId="803">
     <w:name w:val="Grid Table 7 Colorful - Accent 4"/>
-    <w:basedOn w:val="984"/>
+    <w:basedOn w:val="936"/>
     <w:uiPriority w:val="99"/>
     <w:pPr>
       <w:pBdr/>
@@ -13878,9 +13799,9 @@
       </w:tcPr>
     </w:tblStylePr>
   </w:style>
-  <w:style w:type="table" w:styleId="852">
+  <w:style w:type="table" w:styleId="804">
     <w:name w:val="Grid Table 7 Colorful - Accent 5"/>
-    <w:basedOn w:val="984"/>
+    <w:basedOn w:val="936"/>
     <w:uiPriority w:val="99"/>
     <w:pPr>
       <w:pBdr/>
@@ -14132,9 +14053,9 @@
       </w:tcPr>
     </w:tblStylePr>
   </w:style>
-  <w:style w:type="table" w:styleId="853">
+  <w:style w:type="table" w:styleId="805">
     <w:name w:val="Grid Table 7 Colorful - Accent 6"/>
-    <w:basedOn w:val="984"/>
+    <w:basedOn w:val="936"/>
     <w:uiPriority w:val="99"/>
     <w:pPr>
       <w:pBdr/>
@@ -14386,9 +14307,9 @@
       </w:tcPr>
     </w:tblStylePr>
   </w:style>
-  <w:style w:type="table" w:styleId="854">
+  <w:style w:type="table" w:styleId="806">
     <w:name w:val="List Table 1 Light"/>
-    <w:basedOn w:val="984"/>
+    <w:basedOn w:val="936"/>
     <w:uiPriority w:val="99"/>
     <w:pPr>
       <w:pBdr/>
@@ -14602,9 +14523,9 @@
       </w:tcPr>
     </w:tblStylePr>
   </w:style>
-  <w:style w:type="table" w:styleId="855">
+  <w:style w:type="table" w:styleId="807">
     <w:name w:val="List Table 1 Light - Accent 1"/>
-    <w:basedOn w:val="984"/>
+    <w:basedOn w:val="936"/>
     <w:uiPriority w:val="99"/>
     <w:pPr>
       <w:pBdr/>
@@ -14818,9 +14739,9 @@
       </w:tcPr>
     </w:tblStylePr>
   </w:style>
-  <w:style w:type="table" w:styleId="856">
+  <w:style w:type="table" w:styleId="808">
     <w:name w:val="List Table 1 Light - Accent 2"/>
-    <w:basedOn w:val="984"/>
+    <w:basedOn w:val="936"/>
     <w:uiPriority w:val="99"/>
     <w:pPr>
       <w:pBdr/>
@@ -15034,9 +14955,9 @@
       </w:tcPr>
     </w:tblStylePr>
   </w:style>
-  <w:style w:type="table" w:styleId="857">
+  <w:style w:type="table" w:styleId="809">
     <w:name w:val="List Table 1 Light - Accent 3"/>
-    <w:basedOn w:val="984"/>
+    <w:basedOn w:val="936"/>
     <w:uiPriority w:val="99"/>
     <w:pPr>
       <w:pBdr/>
@@ -15250,9 +15171,9 @@
       </w:tcPr>
     </w:tblStylePr>
   </w:style>
-  <w:style w:type="table" w:styleId="858">
+  <w:style w:type="table" w:styleId="810">
     <w:name w:val="List Table 1 Light - Accent 4"/>
-    <w:basedOn w:val="984"/>
+    <w:basedOn w:val="936"/>
     <w:uiPriority w:val="99"/>
     <w:pPr>
       <w:pBdr/>
@@ -15466,9 +15387,9 @@
       </w:tcPr>
     </w:tblStylePr>
   </w:style>
-  <w:style w:type="table" w:styleId="859">
+  <w:style w:type="table" w:styleId="811">
     <w:name w:val="List Table 1 Light - Accent 5"/>
-    <w:basedOn w:val="984"/>
+    <w:basedOn w:val="936"/>
     <w:uiPriority w:val="99"/>
     <w:pPr>
       <w:pBdr/>
@@ -15682,9 +15603,9 @@
       </w:tcPr>
     </w:tblStylePr>
   </w:style>
-  <w:style w:type="table" w:styleId="860">
+  <w:style w:type="table" w:styleId="812">
     <w:name w:val="List Table 1 Light - Accent 6"/>
-    <w:basedOn w:val="984"/>
+    <w:basedOn w:val="936"/>
     <w:uiPriority w:val="99"/>
     <w:pPr>
       <w:pBdr/>
@@ -15898,9 +15819,9 @@
       </w:tcPr>
     </w:tblStylePr>
   </w:style>
-  <w:style w:type="table" w:styleId="861">
+  <w:style w:type="table" w:styleId="813">
     <w:name w:val="List Table 2"/>
-    <w:basedOn w:val="984"/>
+    <w:basedOn w:val="936"/>
     <w:uiPriority w:val="99"/>
     <w:pPr>
       <w:pBdr/>
@@ -16136,9 +16057,9 @@
       </w:tcPr>
     </w:tblStylePr>
   </w:style>
-  <w:style w:type="table" w:styleId="862">
+  <w:style w:type="table" w:styleId="814">
     <w:name w:val="List Table 2 - Accent 1"/>
-    <w:basedOn w:val="984"/>
+    <w:basedOn w:val="936"/>
     <w:uiPriority w:val="99"/>
     <w:pPr>
       <w:pBdr/>
@@ -16374,9 +16295,9 @@
       </w:tcPr>
     </w:tblStylePr>
   </w:style>
-  <w:style w:type="table" w:styleId="863">
+  <w:style w:type="table" w:styleId="815">
     <w:name w:val="List Table 2 - Accent 2"/>
-    <w:basedOn w:val="984"/>
+    <w:basedOn w:val="936"/>
     <w:uiPriority w:val="99"/>
     <w:pPr>
       <w:pBdr/>
@@ -16612,9 +16533,9 @@
       </w:tcPr>
     </w:tblStylePr>
   </w:style>
-  <w:style w:type="table" w:styleId="864">
+  <w:style w:type="table" w:styleId="816">
     <w:name w:val="List Table 2 - Accent 3"/>
-    <w:basedOn w:val="984"/>
+    <w:basedOn w:val="936"/>
     <w:uiPriority w:val="99"/>
     <w:pPr>
       <w:pBdr/>
@@ -16850,9 +16771,9 @@
       </w:tcPr>
     </w:tblStylePr>
   </w:style>
-  <w:style w:type="table" w:styleId="865">
+  <w:style w:type="table" w:styleId="817">
     <w:name w:val="List Table 2 - Accent 4"/>
-    <w:basedOn w:val="984"/>
+    <w:basedOn w:val="936"/>
     <w:uiPriority w:val="99"/>
     <w:pPr>
       <w:pBdr/>
@@ -17088,9 +17009,9 @@
       </w:tcPr>
     </w:tblStylePr>
   </w:style>
-  <w:style w:type="table" w:styleId="866">
+  <w:style w:type="table" w:styleId="818">
     <w:name w:val="List Table 2 - Accent 5"/>
-    <w:basedOn w:val="984"/>
+    <w:basedOn w:val="936"/>
     <w:uiPriority w:val="99"/>
     <w:pPr>
       <w:pBdr/>
@@ -17326,9 +17247,9 @@
       </w:tcPr>
     </w:tblStylePr>
   </w:style>
-  <w:style w:type="table" w:styleId="867">
+  <w:style w:type="table" w:styleId="819">
     <w:name w:val="List Table 2 - Accent 6"/>
-    <w:basedOn w:val="984"/>
+    <w:basedOn w:val="936"/>
     <w:uiPriority w:val="99"/>
     <w:pPr>
       <w:pBdr/>
@@ -17564,9 +17485,9 @@
       </w:tcPr>
     </w:tblStylePr>
   </w:style>
-  <w:style w:type="table" w:styleId="868">
+  <w:style w:type="table" w:styleId="820">
     <w:name w:val="List Table 3"/>
-    <w:basedOn w:val="984"/>
+    <w:basedOn w:val="936"/>
     <w:uiPriority w:val="99"/>
     <w:pPr>
       <w:pBdr/>
@@ -17792,9 +17713,9 @@
       </w:tcPr>
     </w:tblStylePr>
   </w:style>
-  <w:style w:type="table" w:styleId="869">
+  <w:style w:type="table" w:styleId="821">
     <w:name w:val="List Table 3 - Accent 1"/>
-    <w:basedOn w:val="984"/>
+    <w:basedOn w:val="936"/>
     <w:uiPriority w:val="99"/>
     <w:pPr>
       <w:pBdr/>
@@ -18020,9 +17941,9 @@
       </w:tcPr>
     </w:tblStylePr>
   </w:style>
-  <w:style w:type="table" w:styleId="870">
+  <w:style w:type="table" w:styleId="822">
     <w:name w:val="List Table 3 - Accent 2"/>
-    <w:basedOn w:val="984"/>
+    <w:basedOn w:val="936"/>
     <w:uiPriority w:val="99"/>
     <w:pPr>
       <w:pBdr/>
@@ -18248,9 +18169,9 @@
       </w:tcPr>
     </w:tblStylePr>
   </w:style>
-  <w:style w:type="table" w:styleId="871">
+  <w:style w:type="table" w:styleId="823">
     <w:name w:val="List Table 3 - Accent 3"/>
-    <w:basedOn w:val="984"/>
+    <w:basedOn w:val="936"/>
     <w:uiPriority w:val="99"/>
     <w:pPr>
       <w:pBdr/>
@@ -18476,9 +18397,9 @@
       </w:tcPr>
     </w:tblStylePr>
   </w:style>
-  <w:style w:type="table" w:styleId="872">
+  <w:style w:type="table" w:styleId="824">
     <w:name w:val="List Table 3 - Accent 4"/>
-    <w:basedOn w:val="984"/>
+    <w:basedOn w:val="936"/>
     <w:uiPriority w:val="99"/>
     <w:pPr>
       <w:pBdr/>
@@ -18704,9 +18625,9 @@
       </w:tcPr>
     </w:tblStylePr>
   </w:style>
-  <w:style w:type="table" w:styleId="873">
+  <w:style w:type="table" w:styleId="825">
     <w:name w:val="List Table 3 - Accent 5"/>
-    <w:basedOn w:val="984"/>
+    <w:basedOn w:val="936"/>
     <w:uiPriority w:val="99"/>
     <w:pPr>
       <w:pBdr/>
@@ -18932,9 +18853,9 @@
       </w:tcPr>
     </w:tblStylePr>
   </w:style>
-  <w:style w:type="table" w:styleId="874">
+  <w:style w:type="table" w:styleId="826">
     <w:name w:val="List Table 3 - Accent 6"/>
-    <w:basedOn w:val="984"/>
+    <w:basedOn w:val="936"/>
     <w:uiPriority w:val="99"/>
     <w:pPr>
       <w:pBdr/>
@@ -19160,9 +19081,9 @@
       </w:tcPr>
     </w:tblStylePr>
   </w:style>
-  <w:style w:type="table" w:styleId="875">
+  <w:style w:type="table" w:styleId="827">
     <w:name w:val="List Table 4"/>
-    <w:basedOn w:val="984"/>
+    <w:basedOn w:val="936"/>
     <w:uiPriority w:val="99"/>
     <w:pPr>
       <w:pBdr/>
@@ -19385,9 +19306,9 @@
       </w:tcPr>
     </w:tblStylePr>
   </w:style>
-  <w:style w:type="table" w:styleId="876">
+  <w:style w:type="table" w:styleId="828">
     <w:name w:val="List Table 4 - Accent 1"/>
-    <w:basedOn w:val="984"/>
+    <w:basedOn w:val="936"/>
     <w:uiPriority w:val="99"/>
     <w:pPr>
       <w:pBdr/>
@@ -19610,9 +19531,9 @@
       </w:tcPr>
     </w:tblStylePr>
   </w:style>
-  <w:style w:type="table" w:styleId="877">
+  <w:style w:type="table" w:styleId="829">
     <w:name w:val="List Table 4 - Accent 2"/>
-    <w:basedOn w:val="984"/>
+    <w:basedOn w:val="936"/>
     <w:uiPriority w:val="99"/>
     <w:pPr>
       <w:pBdr/>
@@ -19835,9 +19756,9 @@
       </w:tcPr>
     </w:tblStylePr>
   </w:style>
-  <w:style w:type="table" w:styleId="878">
+  <w:style w:type="table" w:styleId="830">
     <w:name w:val="List Table 4 - Accent 3"/>
-    <w:basedOn w:val="984"/>
+    <w:basedOn w:val="936"/>
     <w:uiPriority w:val="99"/>
     <w:pPr>
       <w:pBdr/>
@@ -20060,9 +19981,9 @@
       </w:tcPr>
     </w:tblStylePr>
   </w:style>
-  <w:style w:type="table" w:styleId="879">
+  <w:style w:type="table" w:styleId="831">
     <w:name w:val="List Table 4 - Accent 4"/>
-    <w:basedOn w:val="984"/>
+    <w:basedOn w:val="936"/>
     <w:uiPriority w:val="99"/>
     <w:pPr>
       <w:pBdr/>
@@ -20285,9 +20206,9 @@
       </w:tcPr>
     </w:tblStylePr>
   </w:style>
-  <w:style w:type="table" w:styleId="880">
+  <w:style w:type="table" w:styleId="832">
     <w:name w:val="List Table 4 - Accent 5"/>
-    <w:basedOn w:val="984"/>
+    <w:basedOn w:val="936"/>
     <w:uiPriority w:val="99"/>
     <w:pPr>
       <w:pBdr/>
@@ -20510,9 +20431,9 @@
       </w:tcPr>
     </w:tblStylePr>
   </w:style>
-  <w:style w:type="table" w:styleId="881">
+  <w:style w:type="table" w:styleId="833">
     <w:name w:val="List Table 4 - Accent 6"/>
-    <w:basedOn w:val="984"/>
+    <w:basedOn w:val="936"/>
     <w:uiPriority w:val="99"/>
     <w:pPr>
       <w:pBdr/>
@@ -20735,9 +20656,9 @@
       </w:tcPr>
     </w:tblStylePr>
   </w:style>
-  <w:style w:type="table" w:styleId="882">
+  <w:style w:type="table" w:styleId="834">
     <w:name w:val="List Table 5 Dark"/>
-    <w:basedOn w:val="984"/>
+    <w:basedOn w:val="936"/>
     <w:uiPriority w:val="99"/>
     <w:pPr>
       <w:pBdr/>
@@ -20977,9 +20898,9 @@
       </w:tcPr>
     </w:tblStylePr>
   </w:style>
-  <w:style w:type="table" w:styleId="883">
+  <w:style w:type="table" w:styleId="835">
     <w:name w:val="List Table 5 Dark - Accent 1"/>
-    <w:basedOn w:val="984"/>
+    <w:basedOn w:val="936"/>
     <w:uiPriority w:val="99"/>
     <w:pPr>
       <w:pBdr/>
@@ -21219,9 +21140,9 @@
       </w:tcPr>
     </w:tblStylePr>
   </w:style>
-  <w:style w:type="table" w:styleId="884">
+  <w:style w:type="table" w:styleId="836">
     <w:name w:val="List Table 5 Dark - Accent 2"/>
-    <w:basedOn w:val="984"/>
+    <w:basedOn w:val="936"/>
     <w:uiPriority w:val="99"/>
     <w:pPr>
       <w:pBdr/>
@@ -21461,9 +21382,9 @@
       </w:tcPr>
     </w:tblStylePr>
   </w:style>
-  <w:style w:type="table" w:styleId="885">
+  <w:style w:type="table" w:styleId="837">
     <w:name w:val="List Table 5 Dark - Accent 3"/>
-    <w:basedOn w:val="984"/>
+    <w:basedOn w:val="936"/>
     <w:uiPriority w:val="99"/>
     <w:pPr>
       <w:pBdr/>
@@ -21703,9 +21624,9 @@
       </w:tcPr>
     </w:tblStylePr>
   </w:style>
-  <w:style w:type="table" w:styleId="886">
+  <w:style w:type="table" w:styleId="838">
     <w:name w:val="List Table 5 Dark - Accent 4"/>
-    <w:basedOn w:val="984"/>
+    <w:basedOn w:val="936"/>
     <w:uiPriority w:val="99"/>
     <w:pPr>
       <w:pBdr/>
@@ -21945,9 +21866,9 @@
       </w:tcPr>
     </w:tblStylePr>
   </w:style>
-  <w:style w:type="table" w:styleId="887">
+  <w:style w:type="table" w:styleId="839">
     <w:name w:val="List Table 5 Dark - Accent 5"/>
-    <w:basedOn w:val="984"/>
+    <w:basedOn w:val="936"/>
     <w:uiPriority w:val="99"/>
     <w:pPr>
       <w:pBdr/>
@@ -22187,9 +22108,9 @@
       </w:tcPr>
     </w:tblStylePr>
   </w:style>
-  <w:style w:type="table" w:styleId="888">
+  <w:style w:type="table" w:styleId="840">
     <w:name w:val="List Table 5 Dark - Accent 6"/>
-    <w:basedOn w:val="984"/>
+    <w:basedOn w:val="936"/>
     <w:uiPriority w:val="99"/>
     <w:pPr>
       <w:pBdr/>
@@ -22429,9 +22350,9 @@
       </w:tcPr>
     </w:tblStylePr>
   </w:style>
-  <w:style w:type="table" w:styleId="889">
+  <w:style w:type="table" w:styleId="841">
     <w:name w:val="List Table 6 Colorful"/>
-    <w:basedOn w:val="984"/>
+    <w:basedOn w:val="936"/>
     <w:uiPriority w:val="99"/>
     <w:pPr>
       <w:pBdr/>
@@ -22652,9 +22573,9 @@
       </w:tcPr>
     </w:tblStylePr>
   </w:style>
-  <w:style w:type="table" w:styleId="890">
+  <w:style w:type="table" w:styleId="842">
     <w:name w:val="List Table 6 Colorful - Accent 1"/>
-    <w:basedOn w:val="984"/>
+    <w:basedOn w:val="936"/>
     <w:uiPriority w:val="99"/>
     <w:pPr>
       <w:pBdr/>
@@ -22875,9 +22796,9 @@
       </w:tcPr>
     </w:tblStylePr>
   </w:style>
-  <w:style w:type="table" w:styleId="891">
+  <w:style w:type="table" w:styleId="843">
     <w:name w:val="List Table 6 Colorful - Accent 2"/>
-    <w:basedOn w:val="984"/>
+    <w:basedOn w:val="936"/>
     <w:uiPriority w:val="99"/>
     <w:pPr>
       <w:pBdr/>
@@ -23098,9 +23019,9 @@
       </w:tcPr>
     </w:tblStylePr>
   </w:style>
-  <w:style w:type="table" w:styleId="892">
+  <w:style w:type="table" w:styleId="844">
     <w:name w:val="List Table 6 Colorful - Accent 3"/>
-    <w:basedOn w:val="984"/>
+    <w:basedOn w:val="936"/>
     <w:uiPriority w:val="99"/>
     <w:pPr>
       <w:pBdr/>
@@ -23321,9 +23242,9 @@
       </w:tcPr>
     </w:tblStylePr>
   </w:style>
-  <w:style w:type="table" w:styleId="893">
+  <w:style w:type="table" w:styleId="845">
     <w:name w:val="List Table 6 Colorful - Accent 4"/>
-    <w:basedOn w:val="984"/>
+    <w:basedOn w:val="936"/>
     <w:uiPriority w:val="99"/>
     <w:pPr>
       <w:pBdr/>
@@ -23544,9 +23465,9 @@
       </w:tcPr>
     </w:tblStylePr>
   </w:style>
-  <w:style w:type="table" w:styleId="894">
+  <w:style w:type="table" w:styleId="846">
     <w:name w:val="List Table 6 Colorful - Accent 5"/>
-    <w:basedOn w:val="984"/>
+    <w:basedOn w:val="936"/>
     <w:uiPriority w:val="99"/>
     <w:pPr>
       <w:pBdr/>
@@ -23767,9 +23688,9 @@
       </w:tcPr>
     </w:tblStylePr>
   </w:style>
-  <w:style w:type="table" w:styleId="895">
+  <w:style w:type="table" w:styleId="847">
     <w:name w:val="List Table 6 Colorful - Accent 6"/>
-    <w:basedOn w:val="984"/>
+    <w:basedOn w:val="936"/>
     <w:uiPriority w:val="99"/>
     <w:pPr>
       <w:pBdr/>
@@ -23990,9 +23911,9 @@
       </w:tcPr>
     </w:tblStylePr>
   </w:style>
-  <w:style w:type="table" w:styleId="896">
+  <w:style w:type="table" w:styleId="848">
     <w:name w:val="List Table 7 Colorful"/>
-    <w:basedOn w:val="984"/>
+    <w:basedOn w:val="936"/>
     <w:uiPriority w:val="99"/>
     <w:pPr>
       <w:pBdr/>
@@ -24246,9 +24167,9 @@
       </w:tcPr>
     </w:tblStylePr>
   </w:style>
-  <w:style w:type="table" w:styleId="897">
+  <w:style w:type="table" w:styleId="849">
     <w:name w:val="List Table 7 Colorful - Accent 1"/>
-    <w:basedOn w:val="984"/>
+    <w:basedOn w:val="936"/>
     <w:uiPriority w:val="99"/>
     <w:pPr>
       <w:pBdr/>
@@ -24502,9 +24423,9 @@
       </w:tcPr>
     </w:tblStylePr>
   </w:style>
-  <w:style w:type="table" w:styleId="898">
+  <w:style w:type="table" w:styleId="850">
     <w:name w:val="List Table 7 Colorful - Accent 2"/>
-    <w:basedOn w:val="984"/>
+    <w:basedOn w:val="936"/>
     <w:uiPriority w:val="99"/>
     <w:pPr>
       <w:pBdr/>
@@ -24758,9 +24679,9 @@
       </w:tcPr>
     </w:tblStylePr>
   </w:style>
-  <w:style w:type="table" w:styleId="899">
+  <w:style w:type="table" w:styleId="851">
     <w:name w:val="List Table 7 Colorful - Accent 3"/>
-    <w:basedOn w:val="984"/>
+    <w:basedOn w:val="936"/>
     <w:uiPriority w:val="99"/>
     <w:pPr>
       <w:pBdr/>
@@ -25014,9 +24935,9 @@
       </w:tcPr>
     </w:tblStylePr>
   </w:style>
-  <w:style w:type="table" w:styleId="900">
+  <w:style w:type="table" w:styleId="852">
     <w:name w:val="List Table 7 Colorful - Accent 4"/>
-    <w:basedOn w:val="984"/>
+    <w:basedOn w:val="936"/>
     <w:uiPriority w:val="99"/>
     <w:pPr>
       <w:pBdr/>
@@ -25270,9 +25191,9 @@
       </w:tcPr>
     </w:tblStylePr>
   </w:style>
-  <w:style w:type="table" w:styleId="901">
+  <w:style w:type="table" w:styleId="853">
     <w:name w:val="List Table 7 Colorful - Accent 5"/>
-    <w:basedOn w:val="984"/>
+    <w:basedOn w:val="936"/>
     <w:uiPriority w:val="99"/>
     <w:pPr>
       <w:pBdr/>
@@ -25526,9 +25447,9 @@
       </w:tcPr>
     </w:tblStylePr>
   </w:style>
-  <w:style w:type="table" w:styleId="902">
+  <w:style w:type="table" w:styleId="854">
     <w:name w:val="List Table 7 Colorful - Accent 6"/>
-    <w:basedOn w:val="984"/>
+    <w:basedOn w:val="936"/>
     <w:uiPriority w:val="99"/>
     <w:pPr>
       <w:pBdr/>
@@ -25782,9 +25703,9 @@
       </w:tcPr>
     </w:tblStylePr>
   </w:style>
-  <w:style w:type="table" w:styleId="903">
+  <w:style w:type="table" w:styleId="855">
     <w:name w:val="Lined - Accent"/>
-    <w:basedOn w:val="984"/>
+    <w:basedOn w:val="936"/>
     <w:uiPriority w:val="99"/>
     <w:pPr>
       <w:pBdr/>
@@ -26019,9 +25940,9 @@
       </w:tcPr>
     </w:tblStylePr>
   </w:style>
-  <w:style w:type="table" w:styleId="904">
+  <w:style w:type="table" w:styleId="856">
     <w:name w:val="Lined - Accent 1"/>
-    <w:basedOn w:val="984"/>
+    <w:basedOn w:val="936"/>
     <w:uiPriority w:val="99"/>
     <w:pPr>
       <w:pBdr/>
@@ -26256,9 +26177,9 @@
       </w:tcPr>
     </w:tblStylePr>
   </w:style>
-  <w:style w:type="table" w:styleId="905">
+  <w:style w:type="table" w:styleId="857">
     <w:name w:val="Lined - Accent 2"/>
-    <w:basedOn w:val="984"/>
+    <w:basedOn w:val="936"/>
     <w:uiPriority w:val="99"/>
     <w:pPr>
       <w:pBdr/>
@@ -26493,9 +26414,9 @@
       </w:tcPr>
     </w:tblStylePr>
   </w:style>
-  <w:style w:type="table" w:styleId="906">
+  <w:style w:type="table" w:styleId="858">
     <w:name w:val="Lined - Accent 3"/>
-    <w:basedOn w:val="984"/>
+    <w:basedOn w:val="936"/>
     <w:uiPriority w:val="99"/>
     <w:pPr>
       <w:pBdr/>
@@ -26730,9 +26651,9 @@
       </w:tcPr>
     </w:tblStylePr>
   </w:style>
-  <w:style w:type="table" w:styleId="907">
+  <w:style w:type="table" w:styleId="859">
     <w:name w:val="Lined - Accent 4"/>
-    <w:basedOn w:val="984"/>
+    <w:basedOn w:val="936"/>
     <w:uiPriority w:val="99"/>
     <w:pPr>
       <w:pBdr/>
@@ -26967,9 +26888,9 @@
       </w:tcPr>
     </w:tblStylePr>
   </w:style>
-  <w:style w:type="table" w:styleId="908">
+  <w:style w:type="table" w:styleId="860">
     <w:name w:val="Lined - Accent 5"/>
-    <w:basedOn w:val="984"/>
+    <w:basedOn w:val="936"/>
     <w:uiPriority w:val="99"/>
     <w:pPr>
       <w:pBdr/>
@@ -27204,9 +27125,9 @@
       </w:tcPr>
     </w:tblStylePr>
   </w:style>
-  <w:style w:type="table" w:styleId="909">
+  <w:style w:type="table" w:styleId="861">
     <w:name w:val="Lined - Accent 6"/>
-    <w:basedOn w:val="984"/>
+    <w:basedOn w:val="936"/>
     <w:uiPriority w:val="99"/>
     <w:pPr>
       <w:pBdr/>
@@ -27441,9 +27362,9 @@
       </w:tcPr>
     </w:tblStylePr>
   </w:style>
-  <w:style w:type="table" w:styleId="910">
+  <w:style w:type="table" w:styleId="862">
     <w:name w:val="Bordered &amp; Lined - Accent"/>
-    <w:basedOn w:val="984"/>
+    <w:basedOn w:val="936"/>
     <w:uiPriority w:val="99"/>
     <w:pPr>
       <w:pBdr/>
@@ -27685,9 +27606,9 @@
       </w:tcPr>
     </w:tblStylePr>
   </w:style>
-  <w:style w:type="table" w:styleId="911">
+  <w:style w:type="table" w:styleId="863">
     <w:name w:val="Bordered &amp; Lined - Accent 1"/>
-    <w:basedOn w:val="984"/>
+    <w:basedOn w:val="936"/>
     <w:uiPriority w:val="99"/>
     <w:pPr>
       <w:pBdr/>
@@ -27929,9 +27850,9 @@
       </w:tcPr>
     </w:tblStylePr>
   </w:style>
-  <w:style w:type="table" w:styleId="912">
+  <w:style w:type="table" w:styleId="864">
     <w:name w:val="Bordered &amp; Lined - Accent 2"/>
-    <w:basedOn w:val="984"/>
+    <w:basedOn w:val="936"/>
     <w:uiPriority w:val="99"/>
     <w:pPr>
       <w:pBdr/>
@@ -28173,9 +28094,9 @@
       </w:tcPr>
     </w:tblStylePr>
   </w:style>
-  <w:style w:type="table" w:styleId="913">
+  <w:style w:type="table" w:styleId="865">
     <w:name w:val="Bordered &amp; Lined - Accent 3"/>
-    <w:basedOn w:val="984"/>
+    <w:basedOn w:val="936"/>
     <w:uiPriority w:val="99"/>
     <w:pPr>
       <w:pBdr/>
@@ -28417,9 +28338,9 @@
       </w:tcPr>
     </w:tblStylePr>
   </w:style>
-  <w:style w:type="table" w:styleId="914">
+  <w:style w:type="table" w:styleId="866">
     <w:name w:val="Bordered &amp; Lined - Accent 4"/>
-    <w:basedOn w:val="984"/>
+    <w:basedOn w:val="936"/>
     <w:uiPriority w:val="99"/>
     <w:pPr>
       <w:pBdr/>
@@ -28661,9 +28582,9 @@
       </w:tcPr>
     </w:tblStylePr>
   </w:style>
-  <w:style w:type="table" w:styleId="915">
+  <w:style w:type="table" w:styleId="867">
     <w:name w:val="Bordered &amp; Lined - Accent 5"/>
-    <w:basedOn w:val="984"/>
+    <w:basedOn w:val="936"/>
     <w:uiPriority w:val="99"/>
     <w:pPr>
       <w:pBdr/>
@@ -28905,9 +28826,9 @@
       </w:tcPr>
     </w:tblStylePr>
   </w:style>
-  <w:style w:type="table" w:styleId="916">
+  <w:style w:type="table" w:styleId="868">
     <w:name w:val="Bordered &amp; Lined - Accent 6"/>
-    <w:basedOn w:val="984"/>
+    <w:basedOn w:val="936"/>
     <w:uiPriority w:val="99"/>
     <w:pPr>
       <w:pBdr/>
@@ -29149,9 +29070,9 @@
       </w:tcPr>
     </w:tblStylePr>
   </w:style>
-  <w:style w:type="table" w:styleId="917">
+  <w:style w:type="table" w:styleId="869">
     <w:name w:val="Bordered"/>
-    <w:basedOn w:val="984"/>
+    <w:basedOn w:val="936"/>
     <w:uiPriority w:val="99"/>
     <w:pPr>
       <w:pBdr/>
@@ -29380,9 +29301,9 @@
       </w:tcPr>
     </w:tblStylePr>
   </w:style>
-  <w:style w:type="table" w:styleId="918">
+  <w:style w:type="table" w:styleId="870">
     <w:name w:val="Bordered - Accent 1"/>
-    <w:basedOn w:val="984"/>
+    <w:basedOn w:val="936"/>
     <w:uiPriority w:val="99"/>
     <w:pPr>
       <w:pBdr/>
@@ -29611,9 +29532,9 @@
       </w:tcPr>
     </w:tblStylePr>
   </w:style>
-  <w:style w:type="table" w:styleId="919">
+  <w:style w:type="table" w:styleId="871">
     <w:name w:val="Bordered - Accent 2"/>
-    <w:basedOn w:val="984"/>
+    <w:basedOn w:val="936"/>
     <w:uiPriority w:val="99"/>
     <w:pPr>
       <w:pBdr/>
@@ -29842,9 +29763,9 @@
       </w:tcPr>
     </w:tblStylePr>
   </w:style>
-  <w:style w:type="table" w:styleId="920">
+  <w:style w:type="table" w:styleId="872">
     <w:name w:val="Bordered - Accent 3"/>
-    <w:basedOn w:val="984"/>
+    <w:basedOn w:val="936"/>
     <w:uiPriority w:val="99"/>
     <w:pPr>
       <w:pBdr/>
@@ -30073,9 +29994,9 @@
       </w:tcPr>
     </w:tblStylePr>
   </w:style>
-  <w:style w:type="table" w:styleId="921">
+  <w:style w:type="table" w:styleId="873">
     <w:name w:val="Bordered - Accent 4"/>
-    <w:basedOn w:val="984"/>
+    <w:basedOn w:val="936"/>
     <w:uiPriority w:val="99"/>
     <w:pPr>
       <w:pBdr/>
@@ -30304,9 +30225,9 @@
       </w:tcPr>
     </w:tblStylePr>
   </w:style>
-  <w:style w:type="table" w:styleId="922">
+  <w:style w:type="table" w:styleId="874">
     <w:name w:val="Bordered - Accent 5"/>
-    <w:basedOn w:val="984"/>
+    <w:basedOn w:val="936"/>
     <w:uiPriority w:val="99"/>
     <w:pPr>
       <w:pBdr/>
@@ -30535,9 +30456,9 @@
       </w:tcPr>
     </w:tblStylePr>
   </w:style>
-  <w:style w:type="table" w:styleId="923">
+  <w:style w:type="table" w:styleId="875">
     <w:name w:val="Bordered - Accent 6"/>
-    <w:basedOn w:val="984"/>
+    <w:basedOn w:val="936"/>
     <w:uiPriority w:val="99"/>
     <w:pPr>
       <w:pBdr/>
@@ -30766,11 +30687,11 @@
       </w:tcPr>
     </w:tblStylePr>
   </w:style>
-  <w:style w:type="paragraph" w:styleId="924">
+  <w:style w:type="paragraph" w:styleId="876">
     <w:name w:val="Heading 1"/>
-    <w:basedOn w:val="983"/>
-    <w:next w:val="983"/>
-    <w:link w:val="934"/>
+    <w:basedOn w:val="935"/>
+    <w:next w:val="935"/>
+    <w:link w:val="886"/>
     <w:uiPriority w:val="9"/>
     <w:qFormat/>
     <w:pPr>
@@ -30778,7 +30699,7 @@
       <w:keepLines w:val="true"/>
       <w:suppressLineNumbers w:val="false"/>
       <w:pBdr/>
-      <w:spacing w:before="0" w:after="0" w:line="480" w:lineRule="auto"/>
+      <w:spacing w:after="0" w:before="0" w:line="480" w:lineRule="auto"/>
       <w:ind w:firstLine="0"/>
       <w:jc w:val="center"/>
       <w:outlineLvl w:val="0"/>
@@ -30790,11 +30711,11 @@
       <w:szCs w:val="24"/>
     </w:rPr>
   </w:style>
-  <w:style w:type="paragraph" w:styleId="925">
+  <w:style w:type="paragraph" w:styleId="877">
     <w:name w:val="Heading 2"/>
-    <w:basedOn w:val="983"/>
-    <w:next w:val="983"/>
-    <w:link w:val="935"/>
+    <w:basedOn w:val="935"/>
+    <w:next w:val="935"/>
+    <w:link w:val="887"/>
     <w:uiPriority w:val="9"/>
     <w:unhideWhenUsed/>
     <w:qFormat/>
@@ -30803,7 +30724,7 @@
       <w:keepLines w:val="true"/>
       <w:suppressLineNumbers w:val="false"/>
       <w:pBdr/>
-      <w:spacing w:before="0" w:beforeAutospacing="0" w:after="0" w:afterAutospacing="0"/>
+      <w:spacing w:after="0" w:afterAutospacing="0" w:before="0" w:beforeAutospacing="0"/>
       <w:ind w:firstLine="0"/>
       <w:outlineLvl w:val="1"/>
     </w:pPr>
@@ -30814,11 +30735,11 @@
       <w:szCs w:val="24"/>
     </w:rPr>
   </w:style>
-  <w:style w:type="paragraph" w:styleId="926">
+  <w:style w:type="paragraph" w:styleId="878">
     <w:name w:val="Heading 3"/>
-    <w:basedOn w:val="983"/>
-    <w:next w:val="983"/>
-    <w:link w:val="936"/>
+    <w:basedOn w:val="935"/>
+    <w:next w:val="935"/>
+    <w:link w:val="888"/>
     <w:uiPriority w:val="9"/>
     <w:unhideWhenUsed/>
     <w:qFormat/>
@@ -30826,7 +30747,7 @@
       <w:keepNext w:val="true"/>
       <w:keepLines w:val="true"/>
       <w:pBdr/>
-      <w:spacing w:before="160" w:after="80"/>
+      <w:spacing w:after="80" w:before="160"/>
       <w:ind/>
       <w:outlineLvl w:val="2"/>
     </w:pPr>
@@ -30837,11 +30758,11 @@
       <w:szCs w:val="28"/>
     </w:rPr>
   </w:style>
-  <w:style w:type="paragraph" w:styleId="927">
+  <w:style w:type="paragraph" w:styleId="879">
     <w:name w:val="Heading 4"/>
-    <w:basedOn w:val="983"/>
-    <w:next w:val="983"/>
-    <w:link w:val="937"/>
+    <w:basedOn w:val="935"/>
+    <w:next w:val="935"/>
+    <w:link w:val="889"/>
     <w:uiPriority w:val="9"/>
     <w:unhideWhenUsed/>
     <w:qFormat/>
@@ -30849,7 +30770,7 @@
       <w:keepNext w:val="true"/>
       <w:keepLines w:val="true"/>
       <w:pBdr/>
-      <w:spacing w:before="80" w:after="40"/>
+      <w:spacing w:after="40" w:before="80"/>
       <w:ind/>
       <w:outlineLvl w:val="3"/>
     </w:pPr>
@@ -30860,11 +30781,11 @@
       <w:color w:val="0f4761" w:themeColor="accent1" w:themeShade="BF"/>
     </w:rPr>
   </w:style>
-  <w:style w:type="paragraph" w:styleId="928">
+  <w:style w:type="paragraph" w:styleId="880">
     <w:name w:val="Heading 5"/>
-    <w:basedOn w:val="983"/>
-    <w:next w:val="983"/>
-    <w:link w:val="938"/>
+    <w:basedOn w:val="935"/>
+    <w:next w:val="935"/>
+    <w:link w:val="890"/>
     <w:uiPriority w:val="9"/>
     <w:unhideWhenUsed/>
     <w:qFormat/>
@@ -30872,7 +30793,7 @@
       <w:keepNext w:val="true"/>
       <w:keepLines w:val="true"/>
       <w:pBdr/>
-      <w:spacing w:before="80" w:after="40"/>
+      <w:spacing w:after="40" w:before="80"/>
       <w:ind/>
       <w:outlineLvl w:val="4"/>
     </w:pPr>
@@ -30881,11 +30802,11 @@
       <w:color w:val="0f4761" w:themeColor="accent1" w:themeShade="BF"/>
     </w:rPr>
   </w:style>
-  <w:style w:type="paragraph" w:styleId="929">
+  <w:style w:type="paragraph" w:styleId="881">
     <w:name w:val="Heading 6"/>
-    <w:basedOn w:val="983"/>
-    <w:next w:val="983"/>
-    <w:link w:val="939"/>
+    <w:basedOn w:val="935"/>
+    <w:next w:val="935"/>
+    <w:link w:val="891"/>
     <w:uiPriority w:val="9"/>
     <w:unhideWhenUsed/>
     <w:qFormat/>
@@ -30897,7 +30818,7 @@
       <w:tabs>
         <w:tab w:val="left" w:leader="none" w:pos="1562"/>
       </w:tabs>
-      <w:spacing w:before="0" w:beforeAutospacing="0" w:after="0"/>
+      <w:spacing w:after="0" w:before="0" w:beforeAutospacing="0"/>
       <w:ind w:firstLine="0"/>
       <w:jc w:val="center"/>
       <w:outlineLvl w:val="5"/>
@@ -30909,11 +30830,11 @@
       <w:color w:val="auto"/>
     </w:rPr>
   </w:style>
-  <w:style w:type="paragraph" w:styleId="930">
+  <w:style w:type="paragraph" w:styleId="882">
     <w:name w:val="Heading 7"/>
-    <w:basedOn w:val="983"/>
-    <w:next w:val="983"/>
-    <w:link w:val="940"/>
+    <w:basedOn w:val="935"/>
+    <w:next w:val="935"/>
+    <w:link w:val="892"/>
     <w:uiPriority w:val="9"/>
     <w:unhideWhenUsed/>
     <w:qFormat/>
@@ -30921,7 +30842,7 @@
       <w:keepNext w:val="true"/>
       <w:keepLines w:val="true"/>
       <w:pBdr/>
-      <w:spacing w:before="40" w:after="0"/>
+      <w:spacing w:after="0" w:before="40"/>
       <w:ind/>
       <w:outlineLvl w:val="6"/>
     </w:pPr>
@@ -30930,11 +30851,11 @@
       <w:color w:val="595959" w:themeColor="text1" w:themeTint="A6"/>
     </w:rPr>
   </w:style>
-  <w:style w:type="paragraph" w:styleId="931">
+  <w:style w:type="paragraph" w:styleId="883">
     <w:name w:val="Heading 8"/>
-    <w:basedOn w:val="983"/>
-    <w:next w:val="983"/>
-    <w:link w:val="941"/>
+    <w:basedOn w:val="935"/>
+    <w:next w:val="935"/>
+    <w:link w:val="893"/>
     <w:uiPriority w:val="9"/>
     <w:unhideWhenUsed/>
     <w:qFormat/>
@@ -30953,11 +30874,11 @@
       <w:color w:val="272727" w:themeColor="text1" w:themeTint="D8"/>
     </w:rPr>
   </w:style>
-  <w:style w:type="paragraph" w:styleId="932">
+  <w:style w:type="paragraph" w:styleId="884">
     <w:name w:val="Heading 9"/>
-    <w:basedOn w:val="983"/>
-    <w:next w:val="983"/>
-    <w:link w:val="942"/>
+    <w:basedOn w:val="935"/>
+    <w:next w:val="935"/>
+    <w:link w:val="894"/>
     <w:uiPriority w:val="9"/>
     <w:unhideWhenUsed/>
     <w:qFormat/>
@@ -30977,7 +30898,7 @@
       <w:color w:val="auto"/>
     </w:rPr>
   </w:style>
-  <w:style w:type="character" w:styleId="933" w:default="1">
+  <w:style w:type="character" w:styleId="885" w:default="1">
     <w:name w:val="Default Paragraph Font"/>
     <w:uiPriority w:val="1"/>
     <w:semiHidden/>
@@ -30988,9 +30909,9 @@
       <w:ind/>
     </w:pPr>
   </w:style>
-  <w:style w:type="character" w:styleId="934">
+  <w:style w:type="character" w:styleId="886">
     <w:name w:val="Heading 1 Char"/>
-    <w:link w:val="924"/>
+    <w:link w:val="876"/>
     <w:uiPriority w:val="9"/>
     <w:pPr>
       <w:pBdr/>
@@ -31004,9 +30925,9 @@
       <w:szCs w:val="24"/>
     </w:rPr>
   </w:style>
-  <w:style w:type="character" w:styleId="935">
+  <w:style w:type="character" w:styleId="887">
     <w:name w:val="Heading 2 Char"/>
-    <w:link w:val="925"/>
+    <w:link w:val="877"/>
     <w:uiPriority w:val="9"/>
     <w:pPr>
       <w:pBdr/>
@@ -31020,10 +30941,10 @@
       <w:szCs w:val="24"/>
     </w:rPr>
   </w:style>
-  <w:style w:type="character" w:styleId="936">
+  <w:style w:type="character" w:styleId="888">
     <w:name w:val="Heading 3 Char"/>
-    <w:basedOn w:val="933"/>
-    <w:link w:val="926"/>
+    <w:basedOn w:val="885"/>
+    <w:link w:val="878"/>
     <w:uiPriority w:val="9"/>
     <w:pPr>
       <w:pBdr/>
@@ -31037,10 +30958,10 @@
       <w:szCs w:val="28"/>
     </w:rPr>
   </w:style>
-  <w:style w:type="character" w:styleId="937">
+  <w:style w:type="character" w:styleId="889">
     <w:name w:val="Heading 4 Char"/>
-    <w:basedOn w:val="933"/>
-    <w:link w:val="927"/>
+    <w:basedOn w:val="885"/>
+    <w:link w:val="879"/>
     <w:uiPriority w:val="9"/>
     <w:pPr>
       <w:pBdr/>
@@ -31054,10 +30975,10 @@
       <w:color w:val="0f4761" w:themeColor="accent1" w:themeShade="BF"/>
     </w:rPr>
   </w:style>
-  <w:style w:type="character" w:styleId="938">
+  <w:style w:type="character" w:styleId="890">
     <w:name w:val="Heading 5 Char"/>
-    <w:basedOn w:val="933"/>
-    <w:link w:val="928"/>
+    <w:basedOn w:val="885"/>
+    <w:link w:val="880"/>
     <w:uiPriority w:val="9"/>
     <w:pPr>
       <w:pBdr/>
@@ -31069,9 +30990,9 @@
       <w:color w:val="0f4761" w:themeColor="accent1" w:themeShade="BF"/>
     </w:rPr>
   </w:style>
-  <w:style w:type="character" w:styleId="939">
+  <w:style w:type="character" w:styleId="891">
     <w:name w:val="Heading 6 Char"/>
-    <w:link w:val="929"/>
+    <w:link w:val="881"/>
     <w:uiPriority w:val="9"/>
     <w:pPr>
       <w:pBdr/>
@@ -31084,10 +31005,10 @@
       <w:iCs w:val="0"/>
     </w:rPr>
   </w:style>
-  <w:style w:type="character" w:styleId="940">
+  <w:style w:type="character" w:styleId="892">
     <w:name w:val="Heading 7 Char"/>
-    <w:basedOn w:val="933"/>
-    <w:link w:val="930"/>
+    <w:basedOn w:val="885"/>
+    <w:link w:val="882"/>
     <w:uiPriority w:val="9"/>
     <w:pPr>
       <w:pBdr/>
@@ -31099,10 +31020,10 @@
       <w:color w:val="595959" w:themeColor="text1" w:themeTint="A6"/>
     </w:rPr>
   </w:style>
-  <w:style w:type="character" w:styleId="941">
+  <w:style w:type="character" w:styleId="893">
     <w:name w:val="Heading 8 Char"/>
-    <w:basedOn w:val="933"/>
-    <w:link w:val="931"/>
+    <w:basedOn w:val="885"/>
+    <w:link w:val="883"/>
     <w:uiPriority w:val="9"/>
     <w:pPr>
       <w:pBdr/>
@@ -31116,9 +31037,9 @@
       <w:color w:val="272727" w:themeColor="text1" w:themeTint="D8"/>
     </w:rPr>
   </w:style>
-  <w:style w:type="character" w:styleId="942">
+  <w:style w:type="character" w:styleId="894">
     <w:name w:val="Heading 9 Char"/>
-    <w:link w:val="932"/>
+    <w:link w:val="884"/>
     <w:uiPriority w:val="9"/>
     <w:pPr>
       <w:pBdr/>
@@ -31132,18 +31053,18 @@
       <w:color w:val="auto"/>
     </w:rPr>
   </w:style>
-  <w:style w:type="paragraph" w:styleId="943">
+  <w:style w:type="paragraph" w:styleId="895">
     <w:name w:val="Title"/>
-    <w:basedOn w:val="983"/>
-    <w:next w:val="983"/>
-    <w:link w:val="944"/>
+    <w:basedOn w:val="935"/>
+    <w:next w:val="935"/>
+    <w:link w:val="896"/>
     <w:uiPriority w:val="10"/>
     <w:qFormat/>
     <w:pPr>
       <w:suppressLineNumbers w:val="false"/>
       <w:pBdr/>
-      <w:spacing w:before="0" w:beforeAutospacing="0" w:after="0" w:afterAutospacing="0" w:line="480" w:lineRule="auto"/>
-      <w:ind w:left="0" w:firstLine="0"/>
+      <w:spacing w:after="0" w:afterAutospacing="0" w:before="0" w:beforeAutospacing="0" w:line="480" w:lineRule="auto"/>
+      <w:ind w:firstLine="0" w:left="0"/>
       <w:contextualSpacing w:val="true"/>
       <w:jc w:val="center"/>
     </w:pPr>
@@ -31157,9 +31078,9 @@
       <w:szCs w:val="24"/>
     </w:rPr>
   </w:style>
-  <w:style w:type="character" w:styleId="944">
+  <w:style w:type="character" w:styleId="896">
     <w:name w:val="Title Char"/>
-    <w:link w:val="943"/>
+    <w:link w:val="895"/>
     <w:uiPriority w:val="10"/>
     <w:pPr>
       <w:pBdr/>
@@ -31167,11 +31088,11 @@
       <w:ind/>
     </w:pPr>
   </w:style>
-  <w:style w:type="paragraph" w:styleId="945">
+  <w:style w:type="paragraph" w:styleId="897">
     <w:name w:val="Subtitle"/>
-    <w:basedOn w:val="983"/>
-    <w:next w:val="983"/>
-    <w:link w:val="946"/>
+    <w:basedOn w:val="935"/>
+    <w:next w:val="935"/>
+    <w:link w:val="898"/>
     <w:uiPriority w:val="11"/>
     <w:qFormat/>
     <w:pPr>
@@ -31181,7 +31102,7 @@
       <w:suppressLineNumbers w:val="false"/>
       <w:pBdr/>
       <w:spacing/>
-      <w:ind w:left="0" w:firstLine="0"/>
+      <w:ind w:firstLine="0" w:left="0"/>
       <w:jc w:val="center"/>
     </w:pPr>
     <w:rPr>
@@ -31194,9 +31115,9 @@
       <w:szCs w:val="24"/>
     </w:rPr>
   </w:style>
-  <w:style w:type="character" w:styleId="946">
+  <w:style w:type="character" w:styleId="898">
     <w:name w:val="Subtitle Char"/>
-    <w:link w:val="945"/>
+    <w:link w:val="897"/>
     <w:uiPriority w:val="11"/>
     <w:pPr>
       <w:pBdr/>
@@ -31207,11 +31128,11 @@
       <w:spacing w:val="0"/>
     </w:rPr>
   </w:style>
-  <w:style w:type="paragraph" w:styleId="947">
+  <w:style w:type="paragraph" w:styleId="899">
     <w:name w:val="Quote"/>
-    <w:basedOn w:val="983"/>
-    <w:next w:val="983"/>
-    <w:link w:val="948"/>
+    <w:basedOn w:val="935"/>
+    <w:next w:val="935"/>
+    <w:link w:val="900"/>
     <w:uiPriority w:val="29"/>
     <w:qFormat/>
     <w:pPr>
@@ -31226,10 +31147,10 @@
       <w:color w:val="404040" w:themeColor="text1" w:themeTint="BF"/>
     </w:rPr>
   </w:style>
-  <w:style w:type="character" w:styleId="948">
+  <w:style w:type="character" w:styleId="900">
     <w:name w:val="Quote Char"/>
-    <w:basedOn w:val="933"/>
-    <w:link w:val="947"/>
+    <w:basedOn w:val="885"/>
+    <w:link w:val="899"/>
     <w:uiPriority w:val="29"/>
     <w:pPr>
       <w:pBdr/>
@@ -31242,9 +31163,9 @@
       <w:color w:val="404040" w:themeColor="text1" w:themeTint="BF"/>
     </w:rPr>
   </w:style>
-  <w:style w:type="character" w:styleId="949">
+  <w:style w:type="character" w:styleId="901">
     <w:name w:val="Intense Emphasis"/>
-    <w:basedOn w:val="933"/>
+    <w:basedOn w:val="885"/>
     <w:uiPriority w:val="21"/>
     <w:qFormat/>
     <w:pPr>
@@ -31258,11 +31179,11 @@
       <w:color w:val="0f4761" w:themeColor="accent1" w:themeShade="BF"/>
     </w:rPr>
   </w:style>
-  <w:style w:type="paragraph" w:styleId="950">
+  <w:style w:type="paragraph" w:styleId="902">
     <w:name w:val="Intense Quote"/>
-    <w:basedOn w:val="983"/>
-    <w:next w:val="983"/>
-    <w:link w:val="951"/>
+    <w:basedOn w:val="935"/>
+    <w:next w:val="935"/>
+    <w:link w:val="903"/>
     <w:uiPriority w:val="30"/>
     <w:qFormat/>
     <w:pPr>
@@ -31270,8 +31191,8 @@
         <w:top w:val="single" w:color="0f4761" w:themeColor="accent1" w:themeShade="BF" w:sz="4" w:space="10"/>
         <w:bottom w:val="single" w:color="0f4761" w:themeColor="accent1" w:themeShade="BF" w:sz="4" w:space="10"/>
       </w:pBdr>
-      <w:spacing w:before="360" w:after="360"/>
-      <w:ind w:left="864" w:right="864"/>
+      <w:spacing w:after="360" w:before="360"/>
+      <w:ind w:right="864" w:left="864"/>
       <w:jc w:val="center"/>
     </w:pPr>
     <w:rPr>
@@ -31280,10 +31201,10 @@
       <w:color w:val="0f4761" w:themeColor="accent1" w:themeShade="BF"/>
     </w:rPr>
   </w:style>
-  <w:style w:type="character" w:styleId="951">
+  <w:style w:type="character" w:styleId="903">
     <w:name w:val="Intense Quote Char"/>
-    <w:basedOn w:val="933"/>
-    <w:link w:val="950"/>
+    <w:basedOn w:val="885"/>
+    <w:link w:val="902"/>
     <w:uiPriority w:val="30"/>
     <w:pPr>
       <w:pBdr/>
@@ -31296,9 +31217,9 @@
       <w:color w:val="0f4761" w:themeColor="accent1" w:themeShade="BF"/>
     </w:rPr>
   </w:style>
-  <w:style w:type="character" w:styleId="952">
+  <w:style w:type="character" w:styleId="904">
     <w:name w:val="Intense Reference"/>
-    <w:basedOn w:val="933"/>
+    <w:basedOn w:val="885"/>
     <w:uiPriority w:val="32"/>
     <w:qFormat/>
     <w:pPr>
@@ -31314,9 +31235,9 @@
       <w:spacing w:val="5"/>
     </w:rPr>
   </w:style>
-  <w:style w:type="character" w:styleId="953">
+  <w:style w:type="character" w:styleId="905">
     <w:name w:val="Subtle Emphasis"/>
-    <w:basedOn w:val="933"/>
+    <w:basedOn w:val="885"/>
     <w:uiPriority w:val="19"/>
     <w:qFormat/>
     <w:pPr>
@@ -31330,9 +31251,9 @@
       <w:color w:val="404040" w:themeColor="text1" w:themeTint="BF"/>
     </w:rPr>
   </w:style>
-  <w:style w:type="character" w:styleId="954">
+  <w:style w:type="character" w:styleId="906">
     <w:name w:val="Emphasis"/>
-    <w:basedOn w:val="933"/>
+    <w:basedOn w:val="885"/>
     <w:uiPriority w:val="20"/>
     <w:qFormat/>
     <w:pPr>
@@ -31345,9 +31266,9 @@
       <w:iCs/>
     </w:rPr>
   </w:style>
-  <w:style w:type="character" w:styleId="955">
+  <w:style w:type="character" w:styleId="907">
     <w:name w:val="Strong"/>
-    <w:basedOn w:val="933"/>
+    <w:basedOn w:val="885"/>
     <w:uiPriority w:val="22"/>
     <w:qFormat/>
     <w:pPr>
@@ -31360,9 +31281,9 @@
       <w:bCs/>
     </w:rPr>
   </w:style>
-  <w:style w:type="character" w:styleId="956">
+  <w:style w:type="character" w:styleId="908">
     <w:name w:val="Subtle Reference"/>
-    <w:basedOn w:val="933"/>
+    <w:basedOn w:val="885"/>
     <w:uiPriority w:val="31"/>
     <w:qFormat/>
     <w:pPr>
@@ -31375,9 +31296,9 @@
       <w:color w:val="5a5a5a" w:themeColor="text1" w:themeTint="A5"/>
     </w:rPr>
   </w:style>
-  <w:style w:type="character" w:styleId="957">
+  <w:style w:type="character" w:styleId="909">
     <w:name w:val="Book Title"/>
-    <w:basedOn w:val="933"/>
+    <w:basedOn w:val="885"/>
     <w:uiPriority w:val="33"/>
     <w:qFormat/>
     <w:pPr>
@@ -31393,10 +31314,10 @@
       <w:spacing w:val="5"/>
     </w:rPr>
   </w:style>
-  <w:style w:type="paragraph" w:styleId="958">
+  <w:style w:type="paragraph" w:styleId="910">
     <w:name w:val="Header"/>
-    <w:basedOn w:val="983"/>
-    <w:link w:val="959"/>
+    <w:basedOn w:val="935"/>
+    <w:link w:val="911"/>
     <w:uiPriority w:val="99"/>
     <w:unhideWhenUsed/>
     <w:pPr>
@@ -31411,9 +31332,9 @@
       <w:jc w:val="right"/>
     </w:pPr>
   </w:style>
-  <w:style w:type="character" w:styleId="959">
+  <w:style w:type="character" w:styleId="911">
     <w:name w:val="Header Char"/>
-    <w:link w:val="958"/>
+    <w:link w:val="910"/>
     <w:uiPriority w:val="99"/>
     <w:pPr>
       <w:pBdr/>
@@ -31421,10 +31342,10 @@
       <w:ind/>
     </w:pPr>
   </w:style>
-  <w:style w:type="paragraph" w:styleId="960">
+  <w:style w:type="paragraph" w:styleId="912">
     <w:name w:val="Footer"/>
-    <w:basedOn w:val="983"/>
-    <w:link w:val="961"/>
+    <w:basedOn w:val="935"/>
+    <w:link w:val="913"/>
     <w:uiPriority w:val="99"/>
     <w:unhideWhenUsed/>
     <w:pPr>
@@ -31437,10 +31358,10 @@
       <w:ind/>
     </w:pPr>
   </w:style>
-  <w:style w:type="character" w:styleId="961">
+  <w:style w:type="character" w:styleId="913">
     <w:name w:val="Footer Char"/>
-    <w:basedOn w:val="933"/>
-    <w:link w:val="960"/>
+    <w:basedOn w:val="885"/>
+    <w:link w:val="912"/>
     <w:uiPriority w:val="99"/>
     <w:pPr>
       <w:pBdr/>
@@ -31448,10 +31369,10 @@
       <w:ind/>
     </w:pPr>
   </w:style>
-  <w:style w:type="paragraph" w:styleId="962">
+  <w:style w:type="paragraph" w:styleId="914">
     <w:name w:val="Caption"/>
-    <w:basedOn w:val="983"/>
-    <w:next w:val="983"/>
+    <w:basedOn w:val="935"/>
+    <w:next w:val="935"/>
     <w:uiPriority w:val="35"/>
     <w:unhideWhenUsed/>
     <w:qFormat/>
@@ -31468,10 +31389,10 @@
       <w:szCs w:val="18"/>
     </w:rPr>
   </w:style>
-  <w:style w:type="paragraph" w:styleId="963">
+  <w:style w:type="paragraph" w:styleId="915">
     <w:name w:val="footnote text"/>
-    <w:basedOn w:val="983"/>
-    <w:link w:val="964"/>
+    <w:basedOn w:val="935"/>
+    <w:link w:val="916"/>
     <w:uiPriority w:val="99"/>
     <w:semiHidden/>
     <w:unhideWhenUsed/>
@@ -31485,10 +31406,10 @@
       <w:szCs w:val="20"/>
     </w:rPr>
   </w:style>
-  <w:style w:type="character" w:styleId="964">
+  <w:style w:type="character" w:styleId="916">
     <w:name w:val="Footnote Text Char"/>
-    <w:basedOn w:val="933"/>
-    <w:link w:val="963"/>
+    <w:basedOn w:val="885"/>
+    <w:link w:val="915"/>
     <w:uiPriority w:val="99"/>
     <w:semiHidden/>
     <w:pPr>
@@ -31501,9 +31422,9 @@
       <w:szCs w:val="20"/>
     </w:rPr>
   </w:style>
-  <w:style w:type="character" w:styleId="965">
+  <w:style w:type="character" w:styleId="917">
     <w:name w:val="footnote reference"/>
-    <w:basedOn w:val="933"/>
+    <w:basedOn w:val="885"/>
     <w:uiPriority w:val="99"/>
     <w:semiHidden/>
     <w:unhideWhenUsed/>
@@ -31516,10 +31437,10 @@
       <w:vertAlign w:val="superscript"/>
     </w:rPr>
   </w:style>
-  <w:style w:type="paragraph" w:styleId="966">
+  <w:style w:type="paragraph" w:styleId="918">
     <w:name w:val="endnote text"/>
-    <w:basedOn w:val="983"/>
-    <w:link w:val="967"/>
+    <w:basedOn w:val="935"/>
+    <w:link w:val="919"/>
     <w:uiPriority w:val="99"/>
     <w:semiHidden/>
     <w:unhideWhenUsed/>
@@ -31533,10 +31454,10 @@
       <w:szCs w:val="20"/>
     </w:rPr>
   </w:style>
-  <w:style w:type="character" w:styleId="967">
+  <w:style w:type="character" w:styleId="919">
     <w:name w:val="Endnote Text Char"/>
-    <w:basedOn w:val="933"/>
-    <w:link w:val="966"/>
+    <w:basedOn w:val="885"/>
+    <w:link w:val="918"/>
     <w:uiPriority w:val="99"/>
     <w:semiHidden/>
     <w:pPr>
@@ -31549,9 +31470,9 @@
       <w:szCs w:val="20"/>
     </w:rPr>
   </w:style>
-  <w:style w:type="character" w:styleId="968">
+  <w:style w:type="character" w:styleId="920">
     <w:name w:val="endnote reference"/>
-    <w:basedOn w:val="933"/>
+    <w:basedOn w:val="885"/>
     <w:uiPriority w:val="99"/>
     <w:semiHidden/>
     <w:unhideWhenUsed/>
@@ -31564,9 +31485,9 @@
       <w:vertAlign w:val="superscript"/>
     </w:rPr>
   </w:style>
-  <w:style w:type="character" w:styleId="969">
+  <w:style w:type="character" w:styleId="921">
     <w:name w:val="Hyperlink"/>
-    <w:basedOn w:val="933"/>
+    <w:basedOn w:val="885"/>
     <w:uiPriority w:val="99"/>
     <w:unhideWhenUsed/>
     <w:pPr>
@@ -31579,9 +31500,9 @@
       <w:u w:val="single"/>
     </w:rPr>
   </w:style>
-  <w:style w:type="character" w:styleId="970">
+  <w:style w:type="character" w:styleId="922">
     <w:name w:val="FollowedHyperlink"/>
-    <w:basedOn w:val="933"/>
+    <w:basedOn w:val="885"/>
     <w:uiPriority w:val="99"/>
     <w:semiHidden/>
     <w:unhideWhenUsed/>
@@ -31595,10 +31516,10 @@
       <w:u w:val="single"/>
     </w:rPr>
   </w:style>
-  <w:style w:type="paragraph" w:styleId="971">
+  <w:style w:type="paragraph" w:styleId="923">
     <w:name w:val="toc 1"/>
-    <w:basedOn w:val="983"/>
-    <w:next w:val="983"/>
+    <w:basedOn w:val="935"/>
+    <w:next w:val="935"/>
     <w:uiPriority w:val="39"/>
     <w:unhideWhenUsed/>
     <w:pPr>
@@ -31607,10 +31528,10 @@
       <w:ind/>
     </w:pPr>
   </w:style>
-  <w:style w:type="paragraph" w:styleId="972">
+  <w:style w:type="paragraph" w:styleId="924">
     <w:name w:val="toc 2"/>
-    <w:basedOn w:val="983"/>
-    <w:next w:val="983"/>
+    <w:basedOn w:val="935"/>
+    <w:next w:val="935"/>
     <w:uiPriority w:val="39"/>
     <w:unhideWhenUsed/>
     <w:pPr>
@@ -31619,10 +31540,10 @@
       <w:ind w:left="220"/>
     </w:pPr>
   </w:style>
-  <w:style w:type="paragraph" w:styleId="973">
+  <w:style w:type="paragraph" w:styleId="925">
     <w:name w:val="toc 3"/>
-    <w:basedOn w:val="983"/>
-    <w:next w:val="983"/>
+    <w:basedOn w:val="935"/>
+    <w:next w:val="935"/>
     <w:uiPriority w:val="39"/>
     <w:unhideWhenUsed/>
     <w:pPr>
@@ -31631,10 +31552,10 @@
       <w:ind w:left="440"/>
     </w:pPr>
   </w:style>
-  <w:style w:type="paragraph" w:styleId="974">
+  <w:style w:type="paragraph" w:styleId="926">
     <w:name w:val="toc 4"/>
-    <w:basedOn w:val="983"/>
-    <w:next w:val="983"/>
+    <w:basedOn w:val="935"/>
+    <w:next w:val="935"/>
     <w:uiPriority w:val="39"/>
     <w:unhideWhenUsed/>
     <w:pPr>
@@ -31643,10 +31564,10 @@
       <w:ind w:left="660"/>
     </w:pPr>
   </w:style>
-  <w:style w:type="paragraph" w:styleId="975">
+  <w:style w:type="paragraph" w:styleId="927">
     <w:name w:val="toc 5"/>
-    <w:basedOn w:val="983"/>
-    <w:next w:val="983"/>
+    <w:basedOn w:val="935"/>
+    <w:next w:val="935"/>
     <w:uiPriority w:val="39"/>
     <w:unhideWhenUsed/>
     <w:pPr>
@@ -31655,10 +31576,10 @@
       <w:ind w:left="880"/>
     </w:pPr>
   </w:style>
-  <w:style w:type="paragraph" w:styleId="976">
+  <w:style w:type="paragraph" w:styleId="928">
     <w:name w:val="toc 6"/>
-    <w:basedOn w:val="983"/>
-    <w:next w:val="983"/>
+    <w:basedOn w:val="935"/>
+    <w:next w:val="935"/>
     <w:uiPriority w:val="39"/>
     <w:unhideWhenUsed/>
     <w:pPr>
@@ -31667,10 +31588,10 @@
       <w:ind w:left="1100"/>
     </w:pPr>
   </w:style>
-  <w:style w:type="paragraph" w:styleId="977">
+  <w:style w:type="paragraph" w:styleId="929">
     <w:name w:val="toc 7"/>
-    <w:basedOn w:val="983"/>
-    <w:next w:val="983"/>
+    <w:basedOn w:val="935"/>
+    <w:next w:val="935"/>
     <w:uiPriority w:val="39"/>
     <w:unhideWhenUsed/>
     <w:pPr>
@@ -31679,10 +31600,10 @@
       <w:ind w:left="1320"/>
     </w:pPr>
   </w:style>
-  <w:style w:type="paragraph" w:styleId="978">
+  <w:style w:type="paragraph" w:styleId="930">
     <w:name w:val="toc 8"/>
-    <w:basedOn w:val="983"/>
-    <w:next w:val="983"/>
+    <w:basedOn w:val="935"/>
+    <w:next w:val="935"/>
     <w:uiPriority w:val="39"/>
     <w:unhideWhenUsed/>
     <w:pPr>
@@ -31691,10 +31612,10 @@
       <w:ind w:left="1540"/>
     </w:pPr>
   </w:style>
-  <w:style w:type="paragraph" w:styleId="979">
+  <w:style w:type="paragraph" w:styleId="931">
     <w:name w:val="toc 9"/>
-    <w:basedOn w:val="983"/>
-    <w:next w:val="983"/>
+    <w:basedOn w:val="935"/>
+    <w:next w:val="935"/>
     <w:uiPriority w:val="39"/>
     <w:unhideWhenUsed/>
     <w:pPr>
@@ -31703,9 +31624,9 @@
       <w:ind w:left="1760"/>
     </w:pPr>
   </w:style>
-  <w:style w:type="character" w:styleId="980">
+  <w:style w:type="character" w:styleId="932">
     <w:name w:val="Placeholder Text"/>
-    <w:basedOn w:val="933"/>
+    <w:basedOn w:val="885"/>
     <w:uiPriority w:val="99"/>
     <w:semiHidden/>
     <w:pPr>
@@ -31717,7 +31638,7 @@
       <w:color w:val="666666"/>
     </w:rPr>
   </w:style>
-  <w:style w:type="paragraph" w:styleId="981">
+  <w:style w:type="paragraph" w:styleId="933">
     <w:name w:val="TOC Heading"/>
     <w:uiPriority w:val="39"/>
     <w:unhideWhenUsed/>
@@ -31727,10 +31648,10 @@
       <w:ind/>
     </w:pPr>
   </w:style>
-  <w:style w:type="paragraph" w:styleId="982">
+  <w:style w:type="paragraph" w:styleId="934">
     <w:name w:val="table of figures"/>
-    <w:basedOn w:val="983"/>
-    <w:next w:val="983"/>
+    <w:basedOn w:val="935"/>
+    <w:next w:val="935"/>
     <w:uiPriority w:val="99"/>
     <w:unhideWhenUsed/>
     <w:pPr>
@@ -31739,7 +31660,7 @@
       <w:ind/>
     </w:pPr>
   </w:style>
-  <w:style w:type="paragraph" w:styleId="983" w:default="1">
+  <w:style w:type="paragraph" w:styleId="935" w:default="1">
     <w:name w:val="Normal"/>
     <w:qFormat/>
     <w:pPr>
@@ -31747,7 +31668,7 @@
       <w:suppressLineNumbers w:val="false"/>
       <w:pBdr/>
       <w:spacing w:after="0" w:afterAutospacing="0" w:line="480" w:lineRule="auto"/>
-      <w:ind w:left="0" w:firstLine="720"/>
+      <w:ind w:firstLine="720" w:left="0"/>
     </w:pPr>
     <w:rPr>
       <w:rFonts w:ascii="Times New Roman" w:hAnsi="Times New Roman" w:eastAsia="Times New Roman" w:cs="Times New Roman"/>
@@ -31755,7 +31676,7 @@
       <w:szCs w:val="24"/>
     </w:rPr>
   </w:style>
-  <w:style w:type="table" w:styleId="984" w:default="1">
+  <w:style w:type="table" w:styleId="936" w:default="1">
     <w:name w:val="Normal Table"/>
     <w:uiPriority w:val="99"/>
     <w:semiHidden/>
@@ -31948,7 +31869,7 @@
       </w:tcPr>
     </w:tblStylePr>
   </w:style>
-  <w:style w:type="numbering" w:styleId="985" w:default="1">
+  <w:style w:type="numbering" w:styleId="937" w:default="1">
     <w:name w:val="No List"/>
     <w:uiPriority w:val="99"/>
     <w:semiHidden/>
@@ -31959,9 +31880,9 @@
       <w:ind/>
     </w:pPr>
   </w:style>
-  <w:style w:type="paragraph" w:styleId="986">
+  <w:style w:type="paragraph" w:styleId="938">
     <w:name w:val="No Spacing"/>
-    <w:basedOn w:val="983"/>
+    <w:basedOn w:val="935"/>
     <w:uiPriority w:val="1"/>
     <w:qFormat/>
     <w:pPr>
@@ -31970,9 +31891,9 @@
       <w:ind/>
     </w:pPr>
   </w:style>
-  <w:style w:type="paragraph" w:styleId="987">
+  <w:style w:type="paragraph" w:styleId="939">
     <w:name w:val="List Paragraph"/>
-    <w:basedOn w:val="983"/>
+    <w:basedOn w:val="935"/>
     <w:uiPriority w:val="34"/>
     <w:qFormat/>
     <w:pPr>
@@ -31982,7 +31903,7 @@
       <w:contextualSpacing w:val="true"/>
     </w:pPr>
   </w:style>
-  <w:style w:type="character" w:styleId="988" w:customStyle="1">
+  <w:style w:type="character" w:styleId="940" w:customStyle="1">
     <w:name w:val="Contact Header Text_character"/>
     <w:pPr>
       <w:pBdr/>
@@ -31990,7 +31911,7 @@
       <w:ind/>
     </w:pPr>
   </w:style>
-  <w:style w:type="character" w:styleId="989" w:customStyle="1">
+  <w:style w:type="character" w:styleId="941" w:customStyle="1">
     <w:name w:val="Word Count Header_character"/>
     <w:pPr>
       <w:pBdr/>
@@ -31998,7 +31919,7 @@
       <w:ind/>
     </w:pPr>
   </w:style>
-  <w:style w:type="character" w:styleId="990" w:customStyle="1">
+  <w:style w:type="character" w:styleId="942" w:customStyle="1">
     <w:name w:val="Header, Contact_character"/>
     <w:pPr>
       <w:pBdr/>
@@ -32006,7 +31927,7 @@
       <w:ind/>
     </w:pPr>
   </w:style>
-  <w:style w:type="character" w:styleId="991" w:customStyle="1">
+  <w:style w:type="character" w:styleId="943" w:customStyle="1">
     <w:name w:val="Header, Word Count_character"/>
     <w:pPr>
       <w:pBdr/>
@@ -32014,7 +31935,7 @@
       <w:ind/>
     </w:pPr>
   </w:style>
-  <w:style w:type="character" w:styleId="992" w:customStyle="1">
+  <w:style w:type="character" w:styleId="944" w:customStyle="1">
     <w:name w:val="Header, Page_character"/>
     <w:pPr>
       <w:pBdr/>
@@ -32022,7 +31943,7 @@
       <w:ind/>
     </w:pPr>
   </w:style>
-  <w:style w:type="character" w:styleId="993" w:customStyle="1">
+  <w:style w:type="character" w:styleId="945" w:customStyle="1">
     <w:name w:val="mByline_character"/>
     <w:pPr>
       <w:pBdr/>
@@ -32039,7 +31960,7 @@
       <w:szCs w:val="24"/>
     </w:rPr>
   </w:style>
-  <w:style w:type="character" w:styleId="994" w:customStyle="1">
+  <w:style w:type="character" w:styleId="946" w:customStyle="1">
     <w:name w:val="mHeader_character"/>
     <w:pPr>
       <w:pBdr/>
@@ -32047,7 +31968,7 @@
       <w:ind/>
     </w:pPr>
   </w:style>
-  <w:style w:type="character" w:styleId="995" w:customStyle="1">
+  <w:style w:type="character" w:styleId="947" w:customStyle="1">
     <w:name w:val="mHeader, Word Count_character"/>
     <w:pPr>
       <w:pBdr/>
@@ -32055,7 +31976,7 @@
       <w:ind/>
     </w:pPr>
   </w:style>
-  <w:style w:type="character" w:styleId="996" w:customStyle="1">
+  <w:style w:type="character" w:styleId="948" w:customStyle="1">
     <w:name w:val="mHeader, Contact_character"/>
     <w:pPr>
       <w:pBdr/>
@@ -32063,7 +31984,7 @@
       <w:ind/>
     </w:pPr>
   </w:style>
-  <w:style w:type="character" w:styleId="997" w:customStyle="1">
+  <w:style w:type="character" w:styleId="949" w:customStyle="1">
     <w:name w:val="mTitle, Chapter_character"/>
     <w:pPr>
       <w:pBdr/>
@@ -32071,7 +31992,7 @@
       <w:ind/>
     </w:pPr>
   </w:style>
-  <w:style w:type="character" w:styleId="998" w:customStyle="1">
+  <w:style w:type="character" w:styleId="950" w:customStyle="1">
     <w:name w:val="mTitle, Part_character"/>
     <w:pPr>
       <w:pBdr/>
@@ -32079,7 +32000,7 @@
       <w:ind/>
     </w:pPr>
   </w:style>
-  <w:style w:type="character" w:styleId="999" w:customStyle="1">
+  <w:style w:type="character" w:styleId="951" w:customStyle="1">
     <w:name w:val="mTitle, PartX_character"/>
     <w:pPr>
       <w:pBdr/>
@@ -32087,16 +32008,16 @@
       <w:ind/>
     </w:pPr>
   </w:style>
-  <w:style w:type="character" w:styleId="1000" w:customStyle="1">
+  <w:style w:type="character" w:styleId="952" w:customStyle="1">
     <w:name w:val="mTitleBlock_character"/>
-    <w:link w:val="1012"/>
+    <w:link w:val="964"/>
     <w:pPr>
       <w:pBdr/>
       <w:spacing/>
       <w:ind/>
     </w:pPr>
   </w:style>
-  <w:style w:type="character" w:styleId="1001" w:customStyle="1">
+  <w:style w:type="character" w:styleId="953" w:customStyle="1">
     <w:name w:val="mHeader, Page_character"/>
     <w:pPr>
       <w:pBdr/>
@@ -32110,7 +32031,7 @@
       <w:szCs w:val="24"/>
     </w:rPr>
   </w:style>
-  <w:style w:type="character" w:styleId="1002" w:customStyle="1">
+  <w:style w:type="character" w:styleId="954" w:customStyle="1">
     <w:name w:val="mHeader, ContactBlock_character"/>
     <w:pPr>
       <w:pBdr/>
@@ -32118,7 +32039,7 @@
       <w:ind/>
     </w:pPr>
   </w:style>
-  <w:style w:type="character" w:styleId="1003" w:customStyle="1">
+  <w:style w:type="character" w:styleId="955" w:customStyle="1">
     <w:name w:val="mTitleBlock, Part_character"/>
     <w:pPr>
       <w:pBdr/>
@@ -32126,7 +32047,7 @@
       <w:ind/>
     </w:pPr>
   </w:style>
-  <w:style w:type="character" w:styleId="1004" w:customStyle="1">
+  <w:style w:type="character" w:styleId="956" w:customStyle="1">
     <w:name w:val="mTitleBlock, Chapter_character"/>
     <w:pPr>
       <w:pBdr/>
@@ -32134,7 +32055,7 @@
       <w:ind/>
     </w:pPr>
   </w:style>
-  <w:style w:type="character" w:styleId="1005" w:customStyle="1">
+  <w:style w:type="character" w:styleId="957" w:customStyle="1">
     <w:name w:val="mTitleBlock, Scene_character"/>
     <w:pPr>
       <w:pBdr/>
@@ -32142,25 +32063,23 @@
       <w:ind/>
     </w:pPr>
   </w:style>
-  <w:style w:type="character" w:styleId="1006" w:customStyle="1">
+  <w:style w:type="character" w:styleId="958" w:customStyle="1">
     <w:name w:val="mDinkus_character"/>
-    <w:link w:val="1013"/>
     <w:pPr>
       <w:pBdr/>
       <w:spacing/>
       <w:ind/>
     </w:pPr>
   </w:style>
-  <w:style w:type="character" w:styleId="1007" w:customStyle="1">
+  <w:style w:type="character" w:styleId="959" w:customStyle="1">
     <w:name w:val="mTheEnd_character"/>
-    <w:link w:val="1014"/>
     <w:pPr>
       <w:pBdr/>
       <w:spacing/>
       <w:ind/>
     </w:pPr>
   </w:style>
-  <w:style w:type="character" w:styleId="1008" w:customStyle="1">
+  <w:style w:type="character" w:styleId="960" w:customStyle="1">
     <w:name w:val="mFooter, Word Count (novel)_character"/>
     <w:pPr>
       <w:pBdr/>
@@ -32168,29 +32087,29 @@
       <w:ind/>
     </w:pPr>
   </w:style>
-  <w:style w:type="character" w:styleId="1009" w:customStyle="1">
+  <w:style w:type="character" w:styleId="961" w:customStyle="1">
     <w:name w:val="mContactBlock_character"/>
-    <w:link w:val="1010"/>
+    <w:link w:val="962"/>
     <w:pPr>
       <w:pBdr/>
       <w:spacing/>
       <w:ind/>
     </w:pPr>
   </w:style>
-  <w:style w:type="paragraph" w:styleId="1010" w:customStyle="1">
+  <w:style w:type="paragraph" w:styleId="962" w:customStyle="1">
     <w:name w:val="mContactBlock"/>
-    <w:basedOn w:val="983"/>
-    <w:link w:val="1009"/>
+    <w:basedOn w:val="935"/>
+    <w:link w:val="961"/>
     <w:qFormat/>
     <w:pPr>
       <w:suppressLineNumbers w:val="false"/>
       <w:pBdr/>
-      <w:spacing w:before="0" w:after="0" w:line="240" w:lineRule="auto"/>
+      <w:spacing w:after="0" w:before="0" w:line="276" w:lineRule="auto"/>
       <w:ind w:firstLine="0"/>
       <w:contextualSpacing w:val="true"/>
     </w:pPr>
   </w:style>
-  <w:style w:type="character" w:styleId="1011" w:customStyle="1">
+  <w:style w:type="character" w:styleId="963" w:customStyle="1">
     <w:name w:val="mWordCount_story_character"/>
     <w:pPr>
       <w:pBdr/>
@@ -32198,68 +32117,35 @@
       <w:ind/>
     </w:pPr>
   </w:style>
-  <w:style w:type="paragraph" w:styleId="1012" w:customStyle="1">
+  <w:style w:type="paragraph" w:styleId="964" w:customStyle="1">
     <w:name w:val="mTitleBlock"/>
-    <w:basedOn w:val="983"/>
-    <w:next w:val="983"/>
-    <w:link w:val="1000"/>
+    <w:basedOn w:val="935"/>
+    <w:next w:val="935"/>
+    <w:link w:val="952"/>
     <w:qFormat/>
     <w:pPr>
       <w:suppressLineNumbers w:val="false"/>
       <w:pBdr>
         <w:top w:val="none" w:color="000000" w:sz="4" w:space="0"/>
       </w:pBdr>
-      <w:spacing w:before="4320" w:beforeAutospacing="0" w:after="288" w:line="480" w:lineRule="auto"/>
+      <w:spacing w:after="288" w:before="4320" w:beforeAutospacing="0" w:line="480" w:lineRule="auto"/>
       <w:ind w:firstLine="0"/>
       <w:jc w:val="center"/>
     </w:pPr>
   </w:style>
-  <w:style w:type="paragraph" w:styleId="1013" w:customStyle="1">
-    <w:name w:val="mDinkus"/>
-    <w:basedOn w:val="983"/>
-    <w:next w:val="983"/>
-    <w:link w:val="1006"/>
-    <w:qFormat/>
-    <w:pPr>
-      <w:suppressLineNumbers w:val="false"/>
-      <w:pBdr/>
-      <w:tabs>
-        <w:tab w:val="left" w:leader="none" w:pos="1187"/>
-      </w:tabs>
-      <w:spacing/>
-      <w:ind w:firstLine="0"/>
-      <w:jc w:val="center"/>
-      <w:outlineLvl w:val="5"/>
-    </w:pPr>
-  </w:style>
-  <w:style w:type="paragraph" w:styleId="1014" w:customStyle="1">
-    <w:name w:val="mTheEnd"/>
-    <w:basedOn w:val="983"/>
-    <w:link w:val="1007"/>
-    <w:qFormat/>
-    <w:pPr>
-      <w:suppressLineNumbers w:val="false"/>
-      <w:pBdr/>
-      <w:spacing/>
-      <w:ind w:firstLine="0"/>
-      <w:contextualSpacing w:val="false"/>
-      <w:jc w:val="center"/>
-      <w:outlineLvl w:val="5"/>
-    </w:pPr>
-  </w:style>
-  <w:style w:type="character" w:styleId="1015" w:customStyle="1">
+  <w:style w:type="character" w:styleId="965" w:customStyle="1">
     <w:name w:val="mPageHeader_character"/>
-    <w:link w:val="1016"/>
+    <w:link w:val="966"/>
     <w:pPr>
       <w:pBdr/>
       <w:spacing/>
       <w:ind/>
     </w:pPr>
   </w:style>
-  <w:style w:type="paragraph" w:styleId="1016" w:customStyle="1">
+  <w:style w:type="paragraph" w:styleId="966" w:customStyle="1">
     <w:name w:val="mPageHeader"/>
-    <w:basedOn w:val="983"/>
-    <w:link w:val="1015"/>
+    <w:basedOn w:val="935"/>
+    <w:link w:val="965"/>
     <w:qFormat/>
     <w:pPr>
       <w:suppressLineNumbers w:val="false"/>
@@ -32269,19 +32155,99 @@
       <w:jc w:val="right"/>
     </w:pPr>
   </w:style>
-  <w:style w:type="character" w:styleId="1017" w:customStyle="1">
+  <w:style w:type="character" w:styleId="967" w:customStyle="1">
     <w:name w:val="mWordCount_novel_character"/>
-    <w:link w:val="1018"/>
     <w:pPr>
       <w:pBdr/>
       <w:spacing/>
       <w:ind/>
     </w:pPr>
   </w:style>
-  <w:style w:type="paragraph" w:styleId="1018" w:customStyle="1">
-    <w:name w:val="mWordCount_novel"/>
-    <w:basedOn w:val="960"/>
-    <w:link w:val="1017"/>
+  <w:style w:type="character" w:styleId="968" w:customStyle="1">
+    <w:name w:val="mTitleBlock_part_character"/>
+    <w:link w:val="969"/>
+    <w:pPr>
+      <w:pBdr/>
+      <w:spacing/>
+      <w:ind/>
+    </w:pPr>
+  </w:style>
+  <w:style w:type="paragraph" w:styleId="969" w:customStyle="1">
+    <w:name w:val="mTitleBlock_part"/>
+    <w:basedOn w:val="964"/>
+    <w:next w:val="935"/>
+    <w:link w:val="968"/>
+    <w:qFormat/>
+    <w:pPr>
+      <w:suppressLineNumbers w:val="false"/>
+      <w:pBdr/>
+      <w:spacing w:after="576" w:afterAutospacing="0"/>
+      <w:ind/>
+      <w:outlineLvl w:val="0"/>
+    </w:pPr>
+  </w:style>
+  <w:style w:type="character" w:styleId="970" w:customStyle="1">
+    <w:name w:val="mTitleBlock_chapter_character"/>
+    <w:link w:val="971"/>
+    <w:pPr>
+      <w:pBdr/>
+      <w:spacing/>
+      <w:ind/>
+    </w:pPr>
+  </w:style>
+  <w:style w:type="paragraph" w:styleId="971" w:customStyle="1">
+    <w:name w:val="mTitleBlock_chapter"/>
+    <w:basedOn w:val="969"/>
+    <w:next w:val="935"/>
+    <w:link w:val="970"/>
+    <w:qFormat/>
+    <w:pPr>
+      <w:suppressLineNumbers w:val="false"/>
+      <w:pBdr>
+        <w:top w:val="none" w:color="000000" w:sz="4" w:space="0"/>
+      </w:pBdr>
+      <w:spacing w:after="288" w:afterAutospacing="0" w:before="4320" w:beforeAutospacing="0"/>
+      <w:ind/>
+      <w:outlineLvl w:val="1"/>
+    </w:pPr>
+  </w:style>
+  <w:style w:type="character" w:styleId="972" w:customStyle="1">
+    <w:name w:val="mProse_character"/>
+    <w:link w:val="973"/>
+    <w:pPr>
+      <w:pBdr/>
+      <w:spacing/>
+      <w:ind/>
+    </w:pPr>
+  </w:style>
+  <w:style w:type="paragraph" w:styleId="973" w:customStyle="1">
+    <w:name w:val="mProse"/>
+    <w:basedOn w:val="935"/>
+    <w:link w:val="972"/>
+    <w:qFormat/>
+    <w:pPr>
+      <w:suppressLineNumbers w:val="false"/>
+      <w:pBdr>
+        <w:top w:val="none" w:color="000000" w:sz="4" w:space="0"/>
+      </w:pBdr>
+      <w:spacing/>
+      <w:ind/>
+    </w:pPr>
+  </w:style>
+  <w:style w:type="character" w:styleId="974" w:customStyle="1">
+    <w:name w:val="mDinkusTheEnd_character"/>
+    <w:link w:val="975"/>
+    <w:pPr>
+      <w:pBdr/>
+      <w:spacing/>
+      <w:ind/>
+    </w:pPr>
+  </w:style>
+  <w:style w:type="paragraph" w:styleId="975" w:customStyle="1">
+    <w:name w:val="mDinkusTheEnd"/>
+    <w:basedOn w:val="973"/>
+    <w:next w:val="973"/>
+    <w:link w:val="974"/>
     <w:qFormat/>
     <w:pPr>
       <w:suppressLineNumbers w:val="false"/>
@@ -32291,58 +32257,26 @@
       <w:jc w:val="center"/>
     </w:pPr>
   </w:style>
-  <w:style w:type="character" w:styleId="1019" w:customStyle="true">
-    <w:uiPriority w:val="1"/>
-    <w:name w:val="mTitleBlock_part_character"/>
-    <w:link w:val="1020"/>
-    <w:rsid w:val="6396715D"/>
-    <w:rPr>
-      <w:rFonts w:ascii="Times New Roman" w:hAnsi="Times New Roman" w:eastAsia="Times New Roman" w:cs="Times New Roman"/>
-      <w:sz w:val="24"/>
-      <w:szCs w:val="24"/>
-    </w:rPr>
-  </w:style>
-  <w:style w:type="paragraph" w:styleId="1020" w:customStyle="true">
-    <w:uiPriority w:val="1"/>
-    <w:name w:val="mTitleBlock_part"/>
-    <w:basedOn w:val="1012"/>
-    <w:next w:val="983"/>
-    <w:link w:val="1019"/>
-    <w:qFormat/>
-    <w:rsid w:val="6396715D"/>
-    <w:rPr>
-      <w:rFonts w:ascii="Times New Roman" w:hAnsi="Times New Roman" w:eastAsia="Times New Roman" w:cs="Times New Roman" w:asciiTheme="minorAscii" w:hAnsiTheme="minorAscii" w:eastAsiaTheme="minorAscii" w:cstheme="minorBidi"/>
-      <w:sz w:val="24"/>
-      <w:szCs w:val="24"/>
-    </w:rPr>
+  <w:style w:type="character" w:styleId="976" w:customStyle="1">
+    <w:name w:val="mCount_long_character"/>
+    <w:link w:val="977"/>
     <w:pPr>
-      <w:widowControl w:val="0"/>
-      <w:spacing w:before="4320" w:afterAutospacing="off"/>
-      <w:ind w:left="0"/>
-      <w:outlineLvl w:val="0"/>
+      <w:pBdr/>
+      <w:spacing/>
+      <w:ind/>
     </w:pPr>
   </w:style>
-  <w:style w:type="character" w:styleId="1021" w:customStyle="true">
-    <w:uiPriority w:val="1"/>
-    <w:name w:val="mTitleBlock_chapter_character"/>
-    <w:link w:val="1022"/>
-    <w:rsid w:val="6396715D"/>
-    <w:rPr>
-      <w:rFonts w:ascii="Times New Roman" w:hAnsi="Times New Roman" w:eastAsia="Times New Roman" w:cs="Times New Roman"/>
-      <w:sz w:val="24"/>
-      <w:szCs w:val="24"/>
-    </w:rPr>
-  </w:style>
-  <w:style w:type="paragraph" w:styleId="1022" w:customStyle="true">
-    <w:uiPriority w:val="1"/>
-    <w:name w:val="mTitleBlock_chapter"/>
-    <w:basedOn w:val="1020"/>
-    <w:next w:val="983"/>
-    <w:link w:val="1021"/>
+  <w:style w:type="paragraph" w:styleId="977" w:customStyle="1">
+    <w:name w:val="mCount_long"/>
+    <w:basedOn w:val="973"/>
+    <w:link w:val="976"/>
     <w:qFormat/>
-    <w:rsid w:val="6396715D"/>
     <w:pPr>
-      <w:outlineLvl w:val="1"/>
+      <w:suppressLineNumbers w:val="false"/>
+      <w:pBdr/>
+      <w:spacing w:line="276" w:lineRule="auto"/>
+      <w:ind w:firstLine="0"/>
+      <w:jc w:val="center"/>
     </w:pPr>
   </w:style>
 </w:styles>
